--- a/AI活用講義/講義資料/第02回/第02回_①AI最新情報_2026年3月まとめ.docx
+++ b/AI活用講義/講義資料/第02回/第02回_①AI最新情報_2026年3月まとめ.docx
@@ -7,41 +7,42 @@
     <w:p/>
     <w:tbl>
       <w:tblPr>
+        <w:tblStyle w:val="TableGrid"/>
         <w:tblW w:type="auto" w:w="0"/>
         <w:jc w:val="center"/>
         <w:tblLook w:firstColumn="1" w:firstRow="1" w:lastColumn="0" w:lastRow="0" w:noHBand="0" w:noVBand="1" w:val="04A0"/>
+        <w:tblBorders>
+          <w:top w:val="single" w:sz="4" w:space="0" w:color="1A1A2E"/>
+          <w:left w:val="single" w:sz="4" w:space="0" w:color="1A1A2E"/>
+          <w:bottom w:val="single" w:sz="4" w:space="0" w:color="1A1A2E"/>
+          <w:right w:val="single" w:sz="4" w:space="0" w:color="1A1A2E"/>
+          <w:insideH w:val="single" w:sz="4" w:space="0" w:color="1A1A2E"/>
+          <w:insideV w:val="single" w:sz="4" w:space="0" w:color="1A1A2E"/>
+        </w:tblBorders>
       </w:tblPr>
       <w:tblGrid>
-        <w:gridCol w:w="9072"/>
+        <w:gridCol w:w="9075"/>
       </w:tblGrid>
       <w:tr>
         <w:tc>
           <w:tcPr>
-            <w:tcW w:type="dxa" w:w="9072"/>
-            <w:shd w:fill="1A1A2E"/>
+            <w:tcW w:type="dxa" w:w="9075"/>
+            <w:shd w:val="clear" w:color="auto" w:fill="1A1A2E"/>
           </w:tcPr>
           <w:p>
             <w:pPr>
+              <w:spacing w:after="40" w:before="40"/>
               <w:jc w:val="center"/>
             </w:pPr>
+            <w:r/>
             <w:r>
               <w:rPr>
                 <w:rFonts w:ascii="Meiryo" w:hAnsi="Meiryo" w:eastAsia="Meiryo"/>
                 <w:b/>
-                <w:i w:val="0"/>
                 <w:color w:val="FFFFFF"/>
-                <w:sz w:val="24"/>
+                <w:sz w:val="22"/>
               </w:rPr>
               <w:t>SANADA KOMEI AI ACADEMY</w:t>
-            </w:r>
-            <w:r>
-              <w:rPr>
-                <w:rFonts w:ascii="Meiryo" w:hAnsi="Meiryo" w:eastAsia="Meiryo"/>
-                <w:b w:val="0"/>
-                <w:i w:val="0"/>
-                <w:color w:val="BBBBDD"/>
-                <w:sz w:val="20"/>
-              </w:rPr>
               <w:br/>
               <w:t>真田孔明のAI活用講座</w:t>
             </w:r>
@@ -50,7 +51,6 @@
       </w:tr>
     </w:tbl>
     <w:p/>
-    <w:p/>
     <w:p>
       <w:pPr>
         <w:jc w:val="center"/>
@@ -58,12 +58,10 @@
       <w:r>
         <w:rPr>
           <w:rFonts w:ascii="Meiryo" w:hAnsi="Meiryo" w:eastAsia="Meiryo"/>
-          <w:b/>
-          <w:i w:val="0"/>
           <w:color w:val="534AB7"/>
-          <w:sz w:val="28"/>
+          <w:sz w:val="26"/>
         </w:rPr>
-        <w:t>第2回講義資料  前半パート</w:t>
+        <w:t>第2回講義資料　前半パート</w:t>
       </w:r>
     </w:p>
     <w:p/>
@@ -75,9 +73,8 @@
         <w:rPr>
           <w:rFonts w:ascii="Meiryo" w:hAnsi="Meiryo" w:eastAsia="Meiryo"/>
           <w:b/>
-          <w:i w:val="0"/>
           <w:color w:val="1A1A2E"/>
-          <w:sz w:val="64"/>
+          <w:sz w:val="60"/>
         </w:rPr>
         <w:t>2026年3月</w:t>
         <w:br/>
@@ -92,9 +89,7 @@
       <w:r>
         <w:rPr>
           <w:rFonts w:ascii="Meiryo" w:hAnsi="Meiryo" w:eastAsia="Meiryo"/>
-          <w:b w:val="0"/>
-          <w:i w:val="0"/>
-          <w:color w:val="6A6A6A"/>
+          <w:color w:val="534AB7"/>
           <w:sz w:val="26"/>
         </w:rPr>
         <w:t>〜 個人・ビジネスオーナーが今すぐ使える最新AI動向 〜</w:t>
@@ -104,28 +99,38 @@
     <w:p/>
     <w:tbl>
       <w:tblPr>
+        <w:tblStyle w:val="TableGrid"/>
         <w:tblW w:type="auto" w:w="0"/>
         <w:jc w:val="center"/>
         <w:tblLook w:firstColumn="1" w:firstRow="1" w:lastColumn="0" w:lastRow="0" w:noHBand="0" w:noVBand="1" w:val="04A0"/>
+        <w:tblBorders>
+          <w:top w:val="single" w:sz="4" w:space="0" w:color="534AB7"/>
+          <w:left w:val="single" w:sz="4" w:space="0" w:color="534AB7"/>
+          <w:bottom w:val="single" w:sz="4" w:space="0" w:color="534AB7"/>
+          <w:right w:val="single" w:sz="4" w:space="0" w:color="534AB7"/>
+          <w:insideH w:val="single" w:sz="4" w:space="0" w:color="534AB7"/>
+          <w:insideV w:val="single" w:sz="4" w:space="0" w:color="534AB7"/>
+        </w:tblBorders>
       </w:tblPr>
       <w:tblGrid>
-        <w:gridCol w:w="9072"/>
+        <w:gridCol w:w="9075"/>
       </w:tblGrid>
       <w:tr>
         <w:tc>
           <w:tcPr>
-            <w:tcW w:type="dxa" w:w="9072"/>
-            <w:shd w:fill="534AB7"/>
+            <w:tcW w:type="dxa" w:w="9075"/>
+            <w:shd w:val="clear" w:color="auto" w:fill="534AB7"/>
           </w:tcPr>
           <w:p>
             <w:pPr>
+              <w:spacing w:after="40" w:before="40"/>
               <w:jc w:val="center"/>
             </w:pPr>
+            <w:r/>
             <w:r>
               <w:rPr>
                 <w:rFonts w:ascii="Meiryo" w:hAnsi="Meiryo" w:eastAsia="Meiryo"/>
                 <w:b w:val="0"/>
-                <w:i w:val="0"/>
                 <w:color w:val="FFFFFF"/>
                 <w:sz w:val="20"/>
               </w:rPr>
@@ -143,7 +148,6 @@
       <w:r>
         <w:rPr>
           <w:rFonts w:ascii="Meiryo" w:hAnsi="Meiryo" w:eastAsia="Meiryo"/>
-          <w:b w:val="0"/>
           <w:i/>
           <w:color w:val="959595"/>
           <w:sz w:val="18"/>
@@ -157,26 +161,28 @@
       </w:r>
     </w:p>
     <w:p>
-      <w:pPr>
-        <w:pStyle w:val="Heading1"/>
-        <w:pBdr>
-          <w:left w:val="single" w:sz="24" w:space="8" w:color="534AB7"/>
-        </w:pBdr>
-      </w:pPr>
       <w:r>
-        <w:t>第1章：3月の重要トピックTOP10</w:t>
+        <w:rPr>
+          <w:rFonts w:ascii="Meiryo" w:hAnsi="Meiryo" w:eastAsia="Meiryo"/>
+          <w:b/>
+          <w:color w:val="1A1A2E"/>
+          <w:sz w:val="32"/>
+        </w:rPr>
+        <w:t>■ 第1章：3月の重要トピックTOP10</w:t>
       </w:r>
     </w:p>
     <w:p>
       <w:pPr>
-        <w:spacing w:after="120"/>
+        <w:pBdr>
+          <w:bottom w:val="single" w:sz="6" w:space="1" w:color="1A1A2E"/>
+        </w:pBdr>
       </w:pPr>
+    </w:p>
+    <w:p/>
+    <w:p>
       <w:r>
         <w:rPr>
           <w:rFonts w:ascii="Meiryo" w:hAnsi="Meiryo" w:eastAsia="Meiryo"/>
-          <w:b w:val="0"/>
-          <w:i w:val="0"/>
-          <w:color w:val="2C2C2C"/>
           <w:sz w:val="21"/>
         </w:rPr>
         <w:t>2026年3月に起きたAI業界の重要ニュースを、ビジネスインパクト順にランキングしました。</w:t>
@@ -184,37 +190,38 @@
     </w:p>
     <w:tbl>
       <w:tblPr>
+        <w:tblStyle w:val="TableGrid"/>
         <w:tblW w:type="auto" w:w="0"/>
         <w:jc w:val="center"/>
-        <w:tblLayout w:type="autofit"/>
         <w:tblLook w:firstColumn="1" w:firstRow="1" w:lastColumn="0" w:lastRow="0" w:noHBand="0" w:noVBand="1" w:val="04A0"/>
         <w:tblBorders>
           <w:top w:val="single" w:sz="4" w:space="0" w:color="1A1A2E"/>
           <w:left w:val="single" w:sz="4" w:space="0" w:color="1A1A2E"/>
           <w:bottom w:val="single" w:sz="4" w:space="0" w:color="1A1A2E"/>
           <w:right w:val="single" w:sz="4" w:space="0" w:color="1A1A2E"/>
-          <w:insideH w:val="single" w:sz="2" w:space="0" w:color="E8E8E8"/>
-          <w:insideV w:val="single" w:sz="2" w:space="0" w:color="E8E8E8"/>
+          <w:insideH w:val="single" w:sz="4" w:space="0" w:color="1A1A2E"/>
+          <w:insideV w:val="single" w:sz="4" w:space="0" w:color="1A1A2E"/>
         </w:tblBorders>
       </w:tblPr>
       <w:tblGrid>
-        <w:gridCol w:w="1814"/>
-        <w:gridCol w:w="1814"/>
-        <w:gridCol w:w="1814"/>
-        <w:gridCol w:w="1814"/>
-        <w:gridCol w:w="1814"/>
+        <w:gridCol w:w="1815"/>
+        <w:gridCol w:w="1815"/>
+        <w:gridCol w:w="1815"/>
+        <w:gridCol w:w="1815"/>
+        <w:gridCol w:w="1815"/>
       </w:tblGrid>
       <w:tr>
         <w:tc>
           <w:tcPr>
-            <w:tcW w:type="dxa" w:w="1814"/>
-            <w:shd w:fill="1A1A2E"/>
-            <w:vAlign w:val="center"/>
+            <w:tcW w:type="dxa" w:w="1815"/>
+            <w:shd w:val="clear" w:color="auto" w:fill="1A1A2E"/>
           </w:tcPr>
           <w:p>
             <w:pPr>
+              <w:spacing w:after="40" w:before="40"/>
               <w:jc w:val="center"/>
             </w:pPr>
+            <w:r/>
             <w:r>
               <w:rPr>
                 <w:rFonts w:ascii="Meiryo" w:hAnsi="Meiryo" w:eastAsia="Meiryo"/>
@@ -228,14 +235,15 @@
         </w:tc>
         <w:tc>
           <w:tcPr>
-            <w:tcW w:type="dxa" w:w="1814"/>
-            <w:shd w:fill="1A1A2E"/>
-            <w:vAlign w:val="center"/>
+            <w:tcW w:type="dxa" w:w="1815"/>
+            <w:shd w:val="clear" w:color="auto" w:fill="1A1A2E"/>
           </w:tcPr>
           <w:p>
             <w:pPr>
+              <w:spacing w:after="40" w:before="40"/>
               <w:jc w:val="center"/>
             </w:pPr>
+            <w:r/>
             <w:r>
               <w:rPr>
                 <w:rFonts w:ascii="Meiryo" w:hAnsi="Meiryo" w:eastAsia="Meiryo"/>
@@ -249,14 +257,15 @@
         </w:tc>
         <w:tc>
           <w:tcPr>
-            <w:tcW w:type="dxa" w:w="1814"/>
-            <w:shd w:fill="1A1A2E"/>
-            <w:vAlign w:val="center"/>
+            <w:tcW w:type="dxa" w:w="1815"/>
+            <w:shd w:val="clear" w:color="auto" w:fill="1A1A2E"/>
           </w:tcPr>
           <w:p>
             <w:pPr>
+              <w:spacing w:after="40" w:before="40"/>
               <w:jc w:val="center"/>
             </w:pPr>
+            <w:r/>
             <w:r>
               <w:rPr>
                 <w:rFonts w:ascii="Meiryo" w:hAnsi="Meiryo" w:eastAsia="Meiryo"/>
@@ -270,14 +279,15 @@
         </w:tc>
         <w:tc>
           <w:tcPr>
-            <w:tcW w:type="dxa" w:w="1814"/>
-            <w:shd w:fill="1A1A2E"/>
-            <w:vAlign w:val="center"/>
+            <w:tcW w:type="dxa" w:w="1815"/>
+            <w:shd w:val="clear" w:color="auto" w:fill="1A1A2E"/>
           </w:tcPr>
           <w:p>
             <w:pPr>
+              <w:spacing w:after="40" w:before="40"/>
               <w:jc w:val="center"/>
             </w:pPr>
+            <w:r/>
             <w:r>
               <w:rPr>
                 <w:rFonts w:ascii="Meiryo" w:hAnsi="Meiryo" w:eastAsia="Meiryo"/>
@@ -291,14 +301,15 @@
         </w:tc>
         <w:tc>
           <w:tcPr>
-            <w:tcW w:type="dxa" w:w="1814"/>
-            <w:shd w:fill="1A1A2E"/>
-            <w:vAlign w:val="center"/>
+            <w:tcW w:type="dxa" w:w="1815"/>
+            <w:shd w:val="clear" w:color="auto" w:fill="1A1A2E"/>
           </w:tcPr>
           <w:p>
             <w:pPr>
+              <w:spacing w:after="40" w:before="40"/>
               <w:jc w:val="center"/>
             </w:pPr>
+            <w:r/>
             <w:r>
               <w:rPr>
                 <w:rFonts w:ascii="Meiryo" w:hAnsi="Meiryo" w:eastAsia="Meiryo"/>
@@ -314,19 +325,18 @@
       <w:tr>
         <w:tc>
           <w:tcPr>
-            <w:tcW w:type="dxa" w:w="1814"/>
-            <w:shd w:fill="F5F5F5"/>
-            <w:vAlign w:val="center"/>
+            <w:tcW w:type="dxa" w:w="1815"/>
+            <w:shd w:val="clear" w:color="auto" w:fill="F5F5F5"/>
           </w:tcPr>
           <w:p>
             <w:pPr>
-              <w:jc w:val="left"/>
+              <w:spacing w:after="40" w:before="40"/>
             </w:pPr>
+            <w:r/>
             <w:r>
               <w:rPr>
                 <w:rFonts w:ascii="Meiryo" w:hAnsi="Meiryo" w:eastAsia="Meiryo"/>
                 <w:b w:val="0"/>
-                <w:color w:val="2C2C2C"/>
                 <w:sz w:val="18"/>
               </w:rPr>
               <w:t>1</w:t>
@@ -335,19 +345,18 @@
         </w:tc>
         <w:tc>
           <w:tcPr>
-            <w:tcW w:type="dxa" w:w="1814"/>
-            <w:shd w:fill="F5F5F5"/>
-            <w:vAlign w:val="center"/>
+            <w:tcW w:type="dxa" w:w="1815"/>
+            <w:shd w:val="clear" w:color="auto" w:fill="F5F5F5"/>
           </w:tcPr>
           <w:p>
             <w:pPr>
-              <w:jc w:val="left"/>
+              <w:spacing w:after="40" w:before="40"/>
             </w:pPr>
+            <w:r/>
             <w:r>
               <w:rPr>
                 <w:rFonts w:ascii="Meiryo" w:hAnsi="Meiryo" w:eastAsia="Meiryo"/>
                 <w:b w:val="0"/>
-                <w:color w:val="2C2C2C"/>
                 <w:sz w:val="18"/>
               </w:rPr>
               <w:t>★★★★★</w:t>
@@ -356,19 +365,18 @@
         </w:tc>
         <w:tc>
           <w:tcPr>
-            <w:tcW w:type="dxa" w:w="1814"/>
-            <w:shd w:fill="F5F5F5"/>
-            <w:vAlign w:val="center"/>
+            <w:tcW w:type="dxa" w:w="1815"/>
+            <w:shd w:val="clear" w:color="auto" w:fill="F5F5F5"/>
           </w:tcPr>
           <w:p>
             <w:pPr>
-              <w:jc w:val="left"/>
+              <w:spacing w:after="40" w:before="40"/>
             </w:pPr>
+            <w:r/>
             <w:r>
               <w:rPr>
                 <w:rFonts w:ascii="Meiryo" w:hAnsi="Meiryo" w:eastAsia="Meiryo"/>
                 <w:b w:val="0"/>
-                <w:color w:val="2C2C2C"/>
                 <w:sz w:val="18"/>
               </w:rPr>
               <w:t>NVIDIA「Vera Rubin」</w:t>
@@ -379,51 +387,49 @@
         </w:tc>
         <w:tc>
           <w:tcPr>
-            <w:tcW w:type="dxa" w:w="1814"/>
-            <w:shd w:fill="F5F5F5"/>
-            <w:vAlign w:val="center"/>
+            <w:tcW w:type="dxa" w:w="1815"/>
+            <w:shd w:val="clear" w:color="auto" w:fill="F5F5F5"/>
           </w:tcPr>
           <w:p>
             <w:pPr>
-              <w:jc w:val="left"/>
+              <w:spacing w:after="40" w:before="40"/>
             </w:pPr>
+            <w:r/>
             <w:r>
               <w:rPr>
                 <w:rFonts w:ascii="Meiryo" w:hAnsi="Meiryo" w:eastAsia="Meiryo"/>
                 <w:b w:val="0"/>
-                <w:color w:val="2C2C2C"/>
                 <w:sz w:val="18"/>
               </w:rPr>
               <w:t>GTC 2026で次世代AIプラットフォーム発表。</w:t>
               <w:br/>
               <w:t>推論コスト最大1/10、学習GPU数1/4に削減。</w:t>
               <w:br/>
-              <w:t>Groq 3 LPU統合で推論特化型アーキテクチャへ転換</w:t>
+              <w:t>Groq 3 LPU統合で推論特化型へ転換</w:t>
             </w:r>
           </w:p>
         </w:tc>
         <w:tc>
           <w:tcPr>
-            <w:tcW w:type="dxa" w:w="1814"/>
-            <w:shd w:fill="F5F5F5"/>
-            <w:vAlign w:val="center"/>
+            <w:tcW w:type="dxa" w:w="1815"/>
+            <w:shd w:val="clear" w:color="auto" w:fill="F5F5F5"/>
           </w:tcPr>
           <w:p>
             <w:pPr>
-              <w:jc w:val="left"/>
+              <w:spacing w:after="40" w:before="40"/>
             </w:pPr>
+            <w:r/>
             <w:r>
               <w:rPr>
                 <w:rFonts w:ascii="Meiryo" w:hAnsi="Meiryo" w:eastAsia="Meiryo"/>
                 <w:b w:val="0"/>
-                <w:color w:val="2C2C2C"/>
                 <w:sz w:val="18"/>
               </w:rPr>
               <w:t>AI商用化コストの劇的低減。</w:t>
               <w:br/>
-              <w:t>エージェント型AIの普及を後押し。</w:t>
+              <w:t>エージェント型AIの普及加速。</w:t>
               <w:br/>
-              <w:t>2027年までにAI HW需要1兆ドル規模</w:t>
+              <w:t>2027年AI HW需要1兆ドル規模</w:t>
             </w:r>
           </w:p>
         </w:tc>
@@ -431,19 +437,18 @@
       <w:tr>
         <w:tc>
           <w:tcPr>
-            <w:tcW w:type="dxa" w:w="1814"/>
-            <w:shd w:fill="FFFFFF"/>
-            <w:vAlign w:val="center"/>
+            <w:tcW w:type="dxa" w:w="1815"/>
+            <w:shd w:val="clear" w:color="auto" w:fill="FFFFFF"/>
           </w:tcPr>
           <w:p>
             <w:pPr>
-              <w:jc w:val="left"/>
+              <w:spacing w:after="40" w:before="40"/>
             </w:pPr>
+            <w:r/>
             <w:r>
               <w:rPr>
                 <w:rFonts w:ascii="Meiryo" w:hAnsi="Meiryo" w:eastAsia="Meiryo"/>
                 <w:b w:val="0"/>
-                <w:color w:val="2C2C2C"/>
                 <w:sz w:val="18"/>
               </w:rPr>
               <w:t>2</w:t>
@@ -452,19 +457,18 @@
         </w:tc>
         <w:tc>
           <w:tcPr>
-            <w:tcW w:type="dxa" w:w="1814"/>
-            <w:shd w:fill="FFFFFF"/>
-            <w:vAlign w:val="center"/>
+            <w:tcW w:type="dxa" w:w="1815"/>
+            <w:shd w:val="clear" w:color="auto" w:fill="FFFFFF"/>
           </w:tcPr>
           <w:p>
             <w:pPr>
-              <w:jc w:val="left"/>
+              <w:spacing w:after="40" w:before="40"/>
             </w:pPr>
+            <w:r/>
             <w:r>
               <w:rPr>
                 <w:rFonts w:ascii="Meiryo" w:hAnsi="Meiryo" w:eastAsia="Meiryo"/>
                 <w:b w:val="0"/>
-                <w:color w:val="2C2C2C"/>
                 <w:sz w:val="18"/>
               </w:rPr>
               <w:t>★★★★★</w:t>
@@ -473,19 +477,18 @@
         </w:tc>
         <w:tc>
           <w:tcPr>
-            <w:tcW w:type="dxa" w:w="1814"/>
-            <w:shd w:fill="FFFFFF"/>
-            <w:vAlign w:val="center"/>
+            <w:tcW w:type="dxa" w:w="1815"/>
+            <w:shd w:val="clear" w:color="auto" w:fill="FFFFFF"/>
           </w:tcPr>
           <w:p>
             <w:pPr>
-              <w:jc w:val="left"/>
+              <w:spacing w:after="40" w:before="40"/>
             </w:pPr>
+            <w:r/>
             <w:r>
               <w:rPr>
                 <w:rFonts w:ascii="Meiryo" w:hAnsi="Meiryo" w:eastAsia="Meiryo"/>
                 <w:b w:val="0"/>
-                <w:color w:val="2C2C2C"/>
                 <w:sz w:val="18"/>
               </w:rPr>
               <w:t>EU AI Act</w:t>
@@ -496,47 +499,45 @@
         </w:tc>
         <w:tc>
           <w:tcPr>
-            <w:tcW w:type="dxa" w:w="1814"/>
-            <w:shd w:fill="FFFFFF"/>
-            <w:vAlign w:val="center"/>
+            <w:tcW w:type="dxa" w:w="1815"/>
+            <w:shd w:val="clear" w:color="auto" w:fill="FFFFFF"/>
           </w:tcPr>
           <w:p>
             <w:pPr>
-              <w:jc w:val="left"/>
+              <w:spacing w:after="40" w:before="40"/>
             </w:pPr>
+            <w:r/>
             <w:r>
               <w:rPr>
                 <w:rFonts w:ascii="Meiryo" w:hAnsi="Meiryo" w:eastAsia="Meiryo"/>
                 <w:b w:val="0"/>
-                <w:color w:val="2C2C2C"/>
                 <w:sz w:val="18"/>
               </w:rPr>
               <w:t>世界初の包括的AI規制が3月に本格施行。</w:t>
               <w:br/>
-              <w:t>リスクベースの4段階分類。</w:t>
+              <w:t>リスクベース4段階分類。</w:t>
               <w:br/>
-              <w:t>違反時最大3500万ユーロ or 売上7%の罰金</w:t>
+              <w:t>域外適用あり（日本企業も対象）</w:t>
             </w:r>
           </w:p>
         </w:tc>
         <w:tc>
           <w:tcPr>
-            <w:tcW w:type="dxa" w:w="1814"/>
-            <w:shd w:fill="FFFFFF"/>
-            <w:vAlign w:val="center"/>
+            <w:tcW w:type="dxa" w:w="1815"/>
+            <w:shd w:val="clear" w:color="auto" w:fill="FFFFFF"/>
           </w:tcPr>
           <w:p>
             <w:pPr>
-              <w:jc w:val="left"/>
+              <w:spacing w:after="40" w:before="40"/>
             </w:pPr>
+            <w:r/>
             <w:r>
               <w:rPr>
                 <w:rFonts w:ascii="Meiryo" w:hAnsi="Meiryo" w:eastAsia="Meiryo"/>
                 <w:b w:val="0"/>
-                <w:color w:val="2C2C2C"/>
                 <w:sz w:val="18"/>
               </w:rPr>
-              <w:t>EU域外企業にも適用（域外適用）。</w:t>
+              <w:t>違反時最大3500万ユーロ or 売上7%罰金。</w:t>
               <w:br/>
               <w:t>高リスクAI利用企業は適合性評価必須。</w:t>
               <w:br/>
@@ -548,19 +549,18 @@
       <w:tr>
         <w:tc>
           <w:tcPr>
-            <w:tcW w:type="dxa" w:w="1814"/>
-            <w:shd w:fill="F5F5F5"/>
-            <w:vAlign w:val="center"/>
+            <w:tcW w:type="dxa" w:w="1815"/>
+            <w:shd w:val="clear" w:color="auto" w:fill="F5F5F5"/>
           </w:tcPr>
           <w:p>
             <w:pPr>
-              <w:jc w:val="left"/>
+              <w:spacing w:after="40" w:before="40"/>
             </w:pPr>
+            <w:r/>
             <w:r>
               <w:rPr>
                 <w:rFonts w:ascii="Meiryo" w:hAnsi="Meiryo" w:eastAsia="Meiryo"/>
                 <w:b w:val="0"/>
-                <w:color w:val="2C2C2C"/>
                 <w:sz w:val="18"/>
               </w:rPr>
               <w:t>3</w:t>
@@ -569,19 +569,18 @@
         </w:tc>
         <w:tc>
           <w:tcPr>
-            <w:tcW w:type="dxa" w:w="1814"/>
-            <w:shd w:fill="F5F5F5"/>
-            <w:vAlign w:val="center"/>
+            <w:tcW w:type="dxa" w:w="1815"/>
+            <w:shd w:val="clear" w:color="auto" w:fill="F5F5F5"/>
           </w:tcPr>
           <w:p>
             <w:pPr>
-              <w:jc w:val="left"/>
+              <w:spacing w:after="40" w:before="40"/>
             </w:pPr>
+            <w:r/>
             <w:r>
               <w:rPr>
                 <w:rFonts w:ascii="Meiryo" w:hAnsi="Meiryo" w:eastAsia="Meiryo"/>
                 <w:b w:val="0"/>
-                <w:color w:val="2C2C2C"/>
                 <w:sz w:val="18"/>
               </w:rPr>
               <w:t>★★★★★</w:t>
@@ -590,19 +589,18 @@
         </w:tc>
         <w:tc>
           <w:tcPr>
-            <w:tcW w:type="dxa" w:w="1814"/>
-            <w:shd w:fill="F5F5F5"/>
-            <w:vAlign w:val="center"/>
+            <w:tcW w:type="dxa" w:w="1815"/>
+            <w:shd w:val="clear" w:color="auto" w:fill="F5F5F5"/>
           </w:tcPr>
           <w:p>
             <w:pPr>
-              <w:jc w:val="left"/>
+              <w:spacing w:after="40" w:before="40"/>
             </w:pPr>
+            <w:r/>
             <w:r>
               <w:rPr>
                 <w:rFonts w:ascii="Meiryo" w:hAnsi="Meiryo" w:eastAsia="Meiryo"/>
                 <w:b w:val="0"/>
-                <w:color w:val="2C2C2C"/>
                 <w:sz w:val="18"/>
               </w:rPr>
               <w:t>Claude Opus 4.6</w:t>
@@ -613,19 +611,18 @@
         </w:tc>
         <w:tc>
           <w:tcPr>
-            <w:tcW w:type="dxa" w:w="1814"/>
-            <w:shd w:fill="F5F5F5"/>
-            <w:vAlign w:val="center"/>
+            <w:tcW w:type="dxa" w:w="1815"/>
+            <w:shd w:val="clear" w:color="auto" w:fill="F5F5F5"/>
           </w:tcPr>
           <w:p>
             <w:pPr>
-              <w:jc w:val="left"/>
+              <w:spacing w:after="40" w:before="40"/>
             </w:pPr>
+            <w:r/>
             <w:r>
               <w:rPr>
                 <w:rFonts w:ascii="Meiryo" w:hAnsi="Meiryo" w:eastAsia="Meiryo"/>
                 <w:b w:val="0"/>
-                <w:color w:val="2C2C2C"/>
                 <w:sz w:val="18"/>
               </w:rPr>
               <w:t>100万トークンコンテキスト対応。</w:t>
@@ -638,19 +635,18 @@
         </w:tc>
         <w:tc>
           <w:tcPr>
-            <w:tcW w:type="dxa" w:w="1814"/>
-            <w:shd w:fill="F5F5F5"/>
-            <w:vAlign w:val="center"/>
+            <w:tcW w:type="dxa" w:w="1815"/>
+            <w:shd w:val="clear" w:color="auto" w:fill="F5F5F5"/>
           </w:tcPr>
           <w:p>
             <w:pPr>
-              <w:jc w:val="left"/>
+              <w:spacing w:after="40" w:before="40"/>
             </w:pPr>
+            <w:r/>
             <w:r>
               <w:rPr>
                 <w:rFonts w:ascii="Meiryo" w:hAnsi="Meiryo" w:eastAsia="Meiryo"/>
                 <w:b w:val="0"/>
-                <w:color w:val="2C2C2C"/>
                 <w:sz w:val="18"/>
               </w:rPr>
               <w:t>大規模文書分析が一度に可能。</w:t>
@@ -665,19 +661,18 @@
       <w:tr>
         <w:tc>
           <w:tcPr>
-            <w:tcW w:type="dxa" w:w="1814"/>
-            <w:shd w:fill="FFFFFF"/>
-            <w:vAlign w:val="center"/>
+            <w:tcW w:type="dxa" w:w="1815"/>
+            <w:shd w:val="clear" w:color="auto" w:fill="FFFFFF"/>
           </w:tcPr>
           <w:p>
             <w:pPr>
-              <w:jc w:val="left"/>
+              <w:spacing w:after="40" w:before="40"/>
             </w:pPr>
+            <w:r/>
             <w:r>
               <w:rPr>
                 <w:rFonts w:ascii="Meiryo" w:hAnsi="Meiryo" w:eastAsia="Meiryo"/>
                 <w:b w:val="0"/>
-                <w:color w:val="2C2C2C"/>
                 <w:sz w:val="18"/>
               </w:rPr>
               <w:t>4</w:t>
@@ -686,19 +681,18 @@
         </w:tc>
         <w:tc>
           <w:tcPr>
-            <w:tcW w:type="dxa" w:w="1814"/>
-            <w:shd w:fill="FFFFFF"/>
-            <w:vAlign w:val="center"/>
+            <w:tcW w:type="dxa" w:w="1815"/>
+            <w:shd w:val="clear" w:color="auto" w:fill="FFFFFF"/>
           </w:tcPr>
           <w:p>
             <w:pPr>
-              <w:jc w:val="left"/>
+              <w:spacing w:after="40" w:before="40"/>
             </w:pPr>
+            <w:r/>
             <w:r>
               <w:rPr>
                 <w:rFonts w:ascii="Meiryo" w:hAnsi="Meiryo" w:eastAsia="Meiryo"/>
                 <w:b w:val="0"/>
-                <w:color w:val="2C2C2C"/>
                 <w:sz w:val="18"/>
               </w:rPr>
               <w:t>★★★★☆</w:t>
@@ -707,19 +701,18 @@
         </w:tc>
         <w:tc>
           <w:tcPr>
-            <w:tcW w:type="dxa" w:w="1814"/>
-            <w:shd w:fill="FFFFFF"/>
-            <w:vAlign w:val="center"/>
+            <w:tcW w:type="dxa" w:w="1815"/>
+            <w:shd w:val="clear" w:color="auto" w:fill="FFFFFF"/>
           </w:tcPr>
           <w:p>
             <w:pPr>
-              <w:jc w:val="left"/>
+              <w:spacing w:after="40" w:before="40"/>
             </w:pPr>
+            <w:r/>
             <w:r>
               <w:rPr>
                 <w:rFonts w:ascii="Meiryo" w:hAnsi="Meiryo" w:eastAsia="Meiryo"/>
                 <w:b w:val="0"/>
-                <w:color w:val="2C2C2C"/>
                 <w:sz w:val="18"/>
               </w:rPr>
               <w:t>Gemini 3</w:t>
@@ -730,19 +723,18 @@
         </w:tc>
         <w:tc>
           <w:tcPr>
-            <w:tcW w:type="dxa" w:w="1814"/>
-            <w:shd w:fill="FFFFFF"/>
-            <w:vAlign w:val="center"/>
+            <w:tcW w:type="dxa" w:w="1815"/>
+            <w:shd w:val="clear" w:color="auto" w:fill="FFFFFF"/>
           </w:tcPr>
           <w:p>
             <w:pPr>
-              <w:jc w:val="left"/>
+              <w:spacing w:after="40" w:before="40"/>
             </w:pPr>
+            <w:r/>
             <w:r>
               <w:rPr>
                 <w:rFonts w:ascii="Meiryo" w:hAnsi="Meiryo" w:eastAsia="Meiryo"/>
                 <w:b w:val="0"/>
-                <w:color w:val="2C2C2C"/>
                 <w:sz w:val="18"/>
               </w:rPr>
               <w:t>AI InboxでGmail自動管理。</w:t>
@@ -755,26 +747,25 @@
         </w:tc>
         <w:tc>
           <w:tcPr>
-            <w:tcW w:type="dxa" w:w="1814"/>
-            <w:shd w:fill="FFFFFF"/>
-            <w:vAlign w:val="center"/>
+            <w:tcW w:type="dxa" w:w="1815"/>
+            <w:shd w:val="clear" w:color="auto" w:fill="FFFFFF"/>
           </w:tcPr>
           <w:p>
             <w:pPr>
-              <w:jc w:val="left"/>
+              <w:spacing w:after="40" w:before="40"/>
             </w:pPr>
+            <w:r/>
             <w:r>
               <w:rPr>
                 <w:rFonts w:ascii="Meiryo" w:hAnsi="Meiryo" w:eastAsia="Meiryo"/>
                 <w:b w:val="0"/>
-                <w:color w:val="2C2C2C"/>
                 <w:sz w:val="18"/>
               </w:rPr>
               <w:t>メール処理時間の大幅削減。</w:t>
               <w:br/>
-              <w:t>ブラウザ内でリサーチ・要約・下書き。</w:t>
+              <w:t>ブラウザ内でリサーチ・要約。</w:t>
               <w:br/>
-              <w:t>Google Workspaceユーザーは即活用可</w:t>
+              <w:t>GWSユーザーは即活用可</w:t>
             </w:r>
           </w:p>
         </w:tc>
@@ -782,19 +773,18 @@
       <w:tr>
         <w:tc>
           <w:tcPr>
-            <w:tcW w:type="dxa" w:w="1814"/>
-            <w:shd w:fill="F5F5F5"/>
-            <w:vAlign w:val="center"/>
+            <w:tcW w:type="dxa" w:w="1815"/>
+            <w:shd w:val="clear" w:color="auto" w:fill="F5F5F5"/>
           </w:tcPr>
           <w:p>
             <w:pPr>
-              <w:jc w:val="left"/>
+              <w:spacing w:after="40" w:before="40"/>
             </w:pPr>
+            <w:r/>
             <w:r>
               <w:rPr>
                 <w:rFonts w:ascii="Meiryo" w:hAnsi="Meiryo" w:eastAsia="Meiryo"/>
                 <w:b w:val="0"/>
-                <w:color w:val="2C2C2C"/>
                 <w:sz w:val="18"/>
               </w:rPr>
               <w:t>5</w:t>
@@ -803,19 +793,18 @@
         </w:tc>
         <w:tc>
           <w:tcPr>
-            <w:tcW w:type="dxa" w:w="1814"/>
-            <w:shd w:fill="F5F5F5"/>
-            <w:vAlign w:val="center"/>
+            <w:tcW w:type="dxa" w:w="1815"/>
+            <w:shd w:val="clear" w:color="auto" w:fill="F5F5F5"/>
           </w:tcPr>
           <w:p>
             <w:pPr>
-              <w:jc w:val="left"/>
+              <w:spacing w:after="40" w:before="40"/>
             </w:pPr>
+            <w:r/>
             <w:r>
               <w:rPr>
                 <w:rFonts w:ascii="Meiryo" w:hAnsi="Meiryo" w:eastAsia="Meiryo"/>
                 <w:b w:val="0"/>
-                <w:color w:val="2C2C2C"/>
                 <w:sz w:val="18"/>
               </w:rPr>
               <w:t>★★★★☆</w:t>
@@ -824,42 +813,40 @@
         </w:tc>
         <w:tc>
           <w:tcPr>
-            <w:tcW w:type="dxa" w:w="1814"/>
-            <w:shd w:fill="F5F5F5"/>
-            <w:vAlign w:val="center"/>
+            <w:tcW w:type="dxa" w:w="1815"/>
+            <w:shd w:val="clear" w:color="auto" w:fill="F5F5F5"/>
           </w:tcPr>
           <w:p>
             <w:pPr>
-              <w:jc w:val="left"/>
+              <w:spacing w:after="40" w:before="40"/>
             </w:pPr>
+            <w:r/>
             <w:r>
               <w:rPr>
                 <w:rFonts w:ascii="Meiryo" w:hAnsi="Meiryo" w:eastAsia="Meiryo"/>
                 <w:b w:val="0"/>
-                <w:color w:val="2C2C2C"/>
                 <w:sz w:val="18"/>
               </w:rPr>
-              <w:t>ChatGPT GPT-5.3/5.4</w:t>
+              <w:t>ChatGPT</w:t>
               <w:br/>
-              <w:t>モデル統合</w:t>
+              <w:t>GPT-5.3/5.4統合</w:t>
             </w:r>
           </w:p>
         </w:tc>
         <w:tc>
           <w:tcPr>
-            <w:tcW w:type="dxa" w:w="1814"/>
-            <w:shd w:fill="F5F5F5"/>
-            <w:vAlign w:val="center"/>
+            <w:tcW w:type="dxa" w:w="1815"/>
+            <w:shd w:val="clear" w:color="auto" w:fill="F5F5F5"/>
           </w:tcPr>
           <w:p>
             <w:pPr>
-              <w:jc w:val="left"/>
+              <w:spacing w:after="40" w:before="40"/>
             </w:pPr>
+            <w:r/>
             <w:r>
               <w:rPr>
                 <w:rFonts w:ascii="Meiryo" w:hAnsi="Meiryo" w:eastAsia="Meiryo"/>
                 <w:b w:val="0"/>
-                <w:color w:val="2C2C2C"/>
                 <w:sz w:val="18"/>
               </w:rPr>
               <w:t>GPT-5.1系廃止→5.3/5.4に統合。</w:t>
@@ -872,22 +859,21 @@
         </w:tc>
         <w:tc>
           <w:tcPr>
-            <w:tcW w:type="dxa" w:w="1814"/>
-            <w:shd w:fill="F5F5F5"/>
-            <w:vAlign w:val="center"/>
+            <w:tcW w:type="dxa" w:w="1815"/>
+            <w:shd w:val="clear" w:color="auto" w:fill="F5F5F5"/>
           </w:tcPr>
           <w:p>
             <w:pPr>
-              <w:jc w:val="left"/>
+              <w:spacing w:after="40" w:before="40"/>
             </w:pPr>
+            <w:r/>
             <w:r>
               <w:rPr>
                 <w:rFonts w:ascii="Meiryo" w:hAnsi="Meiryo" w:eastAsia="Meiryo"/>
                 <w:b w:val="0"/>
-                <w:color w:val="2C2C2C"/>
                 <w:sz w:val="18"/>
               </w:rPr>
-              <w:t>無料ユーザーも最新モデル利用可能。</w:t>
+              <w:t>無料でも最新モデル利用可能。</w:t>
               <w:br/>
               <w:t>ハルシネーション低減・日本語向上。</w:t>
               <w:br/>
@@ -899,19 +885,18 @@
       <w:tr>
         <w:tc>
           <w:tcPr>
-            <w:tcW w:type="dxa" w:w="1814"/>
-            <w:shd w:fill="FFFFFF"/>
-            <w:vAlign w:val="center"/>
+            <w:tcW w:type="dxa" w:w="1815"/>
+            <w:shd w:val="clear" w:color="auto" w:fill="FFFFFF"/>
           </w:tcPr>
           <w:p>
             <w:pPr>
-              <w:jc w:val="left"/>
+              <w:spacing w:after="40" w:before="40"/>
             </w:pPr>
+            <w:r/>
             <w:r>
               <w:rPr>
                 <w:rFonts w:ascii="Meiryo" w:hAnsi="Meiryo" w:eastAsia="Meiryo"/>
                 <w:b w:val="0"/>
-                <w:color w:val="2C2C2C"/>
                 <w:sz w:val="18"/>
               </w:rPr>
               <w:t>6</w:t>
@@ -920,19 +905,18 @@
         </w:tc>
         <w:tc>
           <w:tcPr>
-            <w:tcW w:type="dxa" w:w="1814"/>
-            <w:shd w:fill="FFFFFF"/>
-            <w:vAlign w:val="center"/>
+            <w:tcW w:type="dxa" w:w="1815"/>
+            <w:shd w:val="clear" w:color="auto" w:fill="FFFFFF"/>
           </w:tcPr>
           <w:p>
             <w:pPr>
-              <w:jc w:val="left"/>
+              <w:spacing w:after="40" w:before="40"/>
             </w:pPr>
+            <w:r/>
             <w:r>
               <w:rPr>
                 <w:rFonts w:ascii="Meiryo" w:hAnsi="Meiryo" w:eastAsia="Meiryo"/>
                 <w:b w:val="0"/>
-                <w:color w:val="2C2C2C"/>
                 <w:sz w:val="18"/>
               </w:rPr>
               <w:t>★★★★☆</w:t>
@@ -941,22 +925,21 @@
         </w:tc>
         <w:tc>
           <w:tcPr>
-            <w:tcW w:type="dxa" w:w="1814"/>
-            <w:shd w:fill="FFFFFF"/>
-            <w:vAlign w:val="center"/>
+            <w:tcW w:type="dxa" w:w="1815"/>
+            <w:shd w:val="clear" w:color="auto" w:fill="FFFFFF"/>
           </w:tcPr>
           <w:p>
             <w:pPr>
-              <w:jc w:val="left"/>
+              <w:spacing w:after="40" w:before="40"/>
             </w:pPr>
+            <w:r/>
             <w:r>
               <w:rPr>
                 <w:rFonts w:ascii="Meiryo" w:hAnsi="Meiryo" w:eastAsia="Meiryo"/>
                 <w:b w:val="0"/>
-                <w:color w:val="2C2C2C"/>
                 <w:sz w:val="18"/>
               </w:rPr>
-              <w:t>Sora 2 vs Runway Gen-4</w:t>
+              <w:t>Sora 2 vs Runway</w:t>
               <w:br/>
               <w:t>動画生成AI三つ巴</w:t>
             </w:r>
@@ -964,19 +947,18 @@
         </w:tc>
         <w:tc>
           <w:tcPr>
-            <w:tcW w:type="dxa" w:w="1814"/>
-            <w:shd w:fill="FFFFFF"/>
-            <w:vAlign w:val="center"/>
+            <w:tcW w:type="dxa" w:w="1815"/>
+            <w:shd w:val="clear" w:color="auto" w:fill="FFFFFF"/>
           </w:tcPr>
           <w:p>
             <w:pPr>
-              <w:jc w:val="left"/>
+              <w:spacing w:after="40" w:before="40"/>
             </w:pPr>
+            <w:r/>
             <w:r>
               <w:rPr>
                 <w:rFonts w:ascii="Meiryo" w:hAnsi="Meiryo" w:eastAsia="Meiryo"/>
                 <w:b w:val="0"/>
-                <w:color w:val="2C2C2C"/>
                 <w:sz w:val="18"/>
               </w:rPr>
               <w:t>Sora 2は最長25秒+音声同期。</w:t>
@@ -989,22 +971,21 @@
         </w:tc>
         <w:tc>
           <w:tcPr>
-            <w:tcW w:type="dxa" w:w="1814"/>
-            <w:shd w:fill="FFFFFF"/>
-            <w:vAlign w:val="center"/>
+            <w:tcW w:type="dxa" w:w="1815"/>
+            <w:shd w:val="clear" w:color="auto" w:fill="FFFFFF"/>
           </w:tcPr>
           <w:p>
             <w:pPr>
-              <w:jc w:val="left"/>
+              <w:spacing w:after="40" w:before="40"/>
             </w:pPr>
+            <w:r/>
             <w:r>
               <w:rPr>
                 <w:rFonts w:ascii="Meiryo" w:hAnsi="Meiryo" w:eastAsia="Meiryo"/>
                 <w:b w:val="0"/>
-                <w:color w:val="2C2C2C"/>
                 <w:sz w:val="18"/>
               </w:rPr>
-              <w:t>プロモーション動画の自作が現実的に。</w:t>
+              <w:t>プロモーション動画の自作が現実的。</w:t>
               <w:br/>
               <w:t>SNS短尺動画制作コスト激減。</w:t>
               <w:br/>
@@ -1016,19 +997,18 @@
       <w:tr>
         <w:tc>
           <w:tcPr>
-            <w:tcW w:type="dxa" w:w="1814"/>
-            <w:shd w:fill="F5F5F5"/>
-            <w:vAlign w:val="center"/>
+            <w:tcW w:type="dxa" w:w="1815"/>
+            <w:shd w:val="clear" w:color="auto" w:fill="F5F5F5"/>
           </w:tcPr>
           <w:p>
             <w:pPr>
-              <w:jc w:val="left"/>
+              <w:spacing w:after="40" w:before="40"/>
             </w:pPr>
+            <w:r/>
             <w:r>
               <w:rPr>
                 <w:rFonts w:ascii="Meiryo" w:hAnsi="Meiryo" w:eastAsia="Meiryo"/>
                 <w:b w:val="0"/>
-                <w:color w:val="2C2C2C"/>
                 <w:sz w:val="18"/>
               </w:rPr>
               <w:t>7</w:t>
@@ -1037,19 +1017,18 @@
         </w:tc>
         <w:tc>
           <w:tcPr>
-            <w:tcW w:type="dxa" w:w="1814"/>
-            <w:shd w:fill="F5F5F5"/>
-            <w:vAlign w:val="center"/>
+            <w:tcW w:type="dxa" w:w="1815"/>
+            <w:shd w:val="clear" w:color="auto" w:fill="F5F5F5"/>
           </w:tcPr>
           <w:p>
             <w:pPr>
-              <w:jc w:val="left"/>
+              <w:spacing w:after="40" w:before="40"/>
             </w:pPr>
+            <w:r/>
             <w:r>
               <w:rPr>
                 <w:rFonts w:ascii="Meiryo" w:hAnsi="Meiryo" w:eastAsia="Meiryo"/>
                 <w:b w:val="0"/>
-                <w:color w:val="2C2C2C"/>
                 <w:sz w:val="18"/>
               </w:rPr>
               <w:t>★★★★☆</w:t>
@@ -1058,19 +1037,18 @@
         </w:tc>
         <w:tc>
           <w:tcPr>
-            <w:tcW w:type="dxa" w:w="1814"/>
-            <w:shd w:fill="F5F5F5"/>
-            <w:vAlign w:val="center"/>
+            <w:tcW w:type="dxa" w:w="1815"/>
+            <w:shd w:val="clear" w:color="auto" w:fill="F5F5F5"/>
           </w:tcPr>
           <w:p>
             <w:pPr>
-              <w:jc w:val="left"/>
+              <w:spacing w:after="40" w:before="40"/>
             </w:pPr>
+            <w:r/>
             <w:r>
               <w:rPr>
                 <w:rFonts w:ascii="Meiryo" w:hAnsi="Meiryo" w:eastAsia="Meiryo"/>
                 <w:b w:val="0"/>
-                <w:color w:val="2C2C2C"/>
                 <w:sz w:val="18"/>
               </w:rPr>
               <w:t>日本「AI推進法」</w:t>
@@ -1081,19 +1059,18 @@
         </w:tc>
         <w:tc>
           <w:tcPr>
-            <w:tcW w:type="dxa" w:w="1814"/>
-            <w:shd w:fill="F5F5F5"/>
-            <w:vAlign w:val="center"/>
+            <w:tcW w:type="dxa" w:w="1815"/>
+            <w:shd w:val="clear" w:color="auto" w:fill="F5F5F5"/>
           </w:tcPr>
           <w:p>
             <w:pPr>
-              <w:jc w:val="left"/>
+              <w:spacing w:after="40" w:before="40"/>
             </w:pPr>
+            <w:r/>
             <w:r>
               <w:rPr>
                 <w:rFonts w:ascii="Meiryo" w:hAnsi="Meiryo" w:eastAsia="Meiryo"/>
                 <w:b w:val="0"/>
-                <w:color w:val="2C2C2C"/>
                 <w:sz w:val="18"/>
               </w:rPr>
               <w:t>国の基本計画策定が法定化。</w:t>
@@ -1106,26 +1083,25 @@
         </w:tc>
         <w:tc>
           <w:tcPr>
-            <w:tcW w:type="dxa" w:w="1814"/>
-            <w:shd w:fill="F5F5F5"/>
-            <w:vAlign w:val="center"/>
+            <w:tcW w:type="dxa" w:w="1815"/>
+            <w:shd w:val="clear" w:color="auto" w:fill="F5F5F5"/>
           </w:tcPr>
           <w:p>
             <w:pPr>
-              <w:jc w:val="left"/>
+              <w:spacing w:after="40" w:before="40"/>
             </w:pPr>
+            <w:r/>
             <w:r>
               <w:rPr>
                 <w:rFonts w:ascii="Meiryo" w:hAnsi="Meiryo" w:eastAsia="Meiryo"/>
                 <w:b w:val="0"/>
-                <w:color w:val="2C2C2C"/>
                 <w:sz w:val="18"/>
               </w:rPr>
               <w:t>国産AIエコシステムの充実。</w:t>
               <w:br/>
               <w:t>政府支援による開発加速。</w:t>
               <w:br/>
-              <w:t>2〜3年後に成果が期待される</w:t>
+              <w:t>2〜3年後に成果が期待</w:t>
             </w:r>
           </w:p>
         </w:tc>
@@ -1133,19 +1109,18 @@
       <w:tr>
         <w:tc>
           <w:tcPr>
-            <w:tcW w:type="dxa" w:w="1814"/>
-            <w:shd w:fill="FFFFFF"/>
-            <w:vAlign w:val="center"/>
+            <w:tcW w:type="dxa" w:w="1815"/>
+            <w:shd w:val="clear" w:color="auto" w:fill="FFFFFF"/>
           </w:tcPr>
           <w:p>
             <w:pPr>
-              <w:jc w:val="left"/>
+              <w:spacing w:after="40" w:before="40"/>
             </w:pPr>
+            <w:r/>
             <w:r>
               <w:rPr>
                 <w:rFonts w:ascii="Meiryo" w:hAnsi="Meiryo" w:eastAsia="Meiryo"/>
                 <w:b w:val="0"/>
-                <w:color w:val="2C2C2C"/>
                 <w:sz w:val="18"/>
               </w:rPr>
               <w:t>8</w:t>
@@ -1154,19 +1129,18 @@
         </w:tc>
         <w:tc>
           <w:tcPr>
-            <w:tcW w:type="dxa" w:w="1814"/>
-            <w:shd w:fill="FFFFFF"/>
-            <w:vAlign w:val="center"/>
+            <w:tcW w:type="dxa" w:w="1815"/>
+            <w:shd w:val="clear" w:color="auto" w:fill="FFFFFF"/>
           </w:tcPr>
           <w:p>
             <w:pPr>
-              <w:jc w:val="left"/>
+              <w:spacing w:after="40" w:before="40"/>
             </w:pPr>
+            <w:r/>
             <w:r>
               <w:rPr>
                 <w:rFonts w:ascii="Meiryo" w:hAnsi="Meiryo" w:eastAsia="Meiryo"/>
                 <w:b w:val="0"/>
-                <w:color w:val="2C2C2C"/>
                 <w:sz w:val="18"/>
               </w:rPr>
               <w:t>★★★☆☆</w:t>
@@ -1175,19 +1149,18 @@
         </w:tc>
         <w:tc>
           <w:tcPr>
-            <w:tcW w:type="dxa" w:w="1814"/>
-            <w:shd w:fill="FFFFFF"/>
-            <w:vAlign w:val="center"/>
+            <w:tcW w:type="dxa" w:w="1815"/>
+            <w:shd w:val="clear" w:color="auto" w:fill="FFFFFF"/>
           </w:tcPr>
           <w:p>
             <w:pPr>
-              <w:jc w:val="left"/>
+              <w:spacing w:after="40" w:before="40"/>
             </w:pPr>
+            <w:r/>
             <w:r>
               <w:rPr>
                 <w:rFonts w:ascii="Meiryo" w:hAnsi="Meiryo" w:eastAsia="Meiryo"/>
                 <w:b w:val="0"/>
-                <w:color w:val="2C2C2C"/>
                 <w:sz w:val="18"/>
               </w:rPr>
               <w:t>Suno v5 / ACE-Step</w:t>
@@ -1198,24 +1171,23 @@
         </w:tc>
         <w:tc>
           <w:tcPr>
-            <w:tcW w:type="dxa" w:w="1814"/>
-            <w:shd w:fill="FFFFFF"/>
-            <w:vAlign w:val="center"/>
+            <w:tcW w:type="dxa" w:w="1815"/>
+            <w:shd w:val="clear" w:color="auto" w:fill="FFFFFF"/>
           </w:tcPr>
           <w:p>
             <w:pPr>
-              <w:jc w:val="left"/>
+              <w:spacing w:after="40" w:before="40"/>
             </w:pPr>
+            <w:r/>
             <w:r>
               <w:rPr>
                 <w:rFonts w:ascii="Meiryo" w:hAnsi="Meiryo" w:eastAsia="Meiryo"/>
                 <w:b w:val="0"/>
-                <w:color w:val="2C2C2C"/>
                 <w:sz w:val="18"/>
               </w:rPr>
               <w:t>Suno v5はプロ品質の楽曲生成。</w:t>
               <w:br/>
-              <w:t>ACE-Step v1.5はOSSで4GB VRAM動作。</w:t>
+              <w:t>ACE-Step v1.5はOSS・4GB VRAM動作。</w:t>
               <w:br/>
               <w:t>WMGがライセンス契約→合法化</w:t>
             </w:r>
@@ -1223,26 +1195,25 @@
         </w:tc>
         <w:tc>
           <w:tcPr>
-            <w:tcW w:type="dxa" w:w="1814"/>
-            <w:shd w:fill="FFFFFF"/>
-            <w:vAlign w:val="center"/>
+            <w:tcW w:type="dxa" w:w="1815"/>
+            <w:shd w:val="clear" w:color="auto" w:fill="FFFFFF"/>
           </w:tcPr>
           <w:p>
             <w:pPr>
-              <w:jc w:val="left"/>
+              <w:spacing w:after="40" w:before="40"/>
             </w:pPr>
+            <w:r/>
             <w:r>
               <w:rPr>
                 <w:rFonts w:ascii="Meiryo" w:hAnsi="Meiryo" w:eastAsia="Meiryo"/>
                 <w:b w:val="0"/>
-                <w:color w:val="2C2C2C"/>
                 <w:sz w:val="18"/>
               </w:rPr>
               <w:t>BGM・ジングル制作の革命。</w:t>
               <w:br/>
               <w:t>月額ゼロの音楽生成が可能。</w:t>
               <w:br/>
-              <w:t>商用利用のライセンスが明確化</w:t>
+              <w:t>商用ライセンスが明確化</w:t>
             </w:r>
           </w:p>
         </w:tc>
@@ -1250,19 +1221,18 @@
       <w:tr>
         <w:tc>
           <w:tcPr>
-            <w:tcW w:type="dxa" w:w="1814"/>
-            <w:shd w:fill="F5F5F5"/>
-            <w:vAlign w:val="center"/>
+            <w:tcW w:type="dxa" w:w="1815"/>
+            <w:shd w:val="clear" w:color="auto" w:fill="F5F5F5"/>
           </w:tcPr>
           <w:p>
             <w:pPr>
-              <w:jc w:val="left"/>
+              <w:spacing w:after="40" w:before="40"/>
             </w:pPr>
+            <w:r/>
             <w:r>
               <w:rPr>
                 <w:rFonts w:ascii="Meiryo" w:hAnsi="Meiryo" w:eastAsia="Meiryo"/>
                 <w:b w:val="0"/>
-                <w:color w:val="2C2C2C"/>
                 <w:sz w:val="18"/>
               </w:rPr>
               <w:t>9</w:t>
@@ -1271,19 +1241,18 @@
         </w:tc>
         <w:tc>
           <w:tcPr>
-            <w:tcW w:type="dxa" w:w="1814"/>
-            <w:shd w:fill="F5F5F5"/>
-            <w:vAlign w:val="center"/>
+            <w:tcW w:type="dxa" w:w="1815"/>
+            <w:shd w:val="clear" w:color="auto" w:fill="F5F5F5"/>
           </w:tcPr>
           <w:p>
             <w:pPr>
-              <w:jc w:val="left"/>
+              <w:spacing w:after="40" w:before="40"/>
             </w:pPr>
+            <w:r/>
             <w:r>
               <w:rPr>
                 <w:rFonts w:ascii="Meiryo" w:hAnsi="Meiryo" w:eastAsia="Meiryo"/>
                 <w:b w:val="0"/>
-                <w:color w:val="2C2C2C"/>
                 <w:sz w:val="18"/>
               </w:rPr>
               <w:t>★★★☆☆</w:t>
@@ -1292,19 +1261,18 @@
         </w:tc>
         <w:tc>
           <w:tcPr>
-            <w:tcW w:type="dxa" w:w="1814"/>
-            <w:shd w:fill="F5F5F5"/>
-            <w:vAlign w:val="center"/>
+            <w:tcW w:type="dxa" w:w="1815"/>
+            <w:shd w:val="clear" w:color="auto" w:fill="F5F5F5"/>
           </w:tcPr>
           <w:p>
             <w:pPr>
-              <w:jc w:val="left"/>
+              <w:spacing w:after="40" w:before="40"/>
             </w:pPr>
+            <w:r/>
             <w:r>
               <w:rPr>
                 <w:rFonts w:ascii="Meiryo" w:hAnsi="Meiryo" w:eastAsia="Meiryo"/>
                 <w:b w:val="0"/>
-                <w:color w:val="2C2C2C"/>
                 <w:sz w:val="18"/>
               </w:rPr>
               <w:t>ElevenLabs v3</w:t>
@@ -1315,19 +1283,18 @@
         </w:tc>
         <w:tc>
           <w:tcPr>
-            <w:tcW w:type="dxa" w:w="1814"/>
-            <w:shd w:fill="F5F5F5"/>
-            <w:vAlign w:val="center"/>
+            <w:tcW w:type="dxa" w:w="1815"/>
+            <w:shd w:val="clear" w:color="auto" w:fill="F5F5F5"/>
           </w:tcPr>
           <w:p>
             <w:pPr>
-              <w:jc w:val="left"/>
+              <w:spacing w:after="40" w:before="40"/>
             </w:pPr>
+            <w:r/>
             <w:r>
               <w:rPr>
                 <w:rFonts w:ascii="Meiryo" w:hAnsi="Meiryo" w:eastAsia="Meiryo"/>
                 <w:b w:val="0"/>
-                <w:color w:val="2C2C2C"/>
                 <w:sz w:val="18"/>
               </w:rPr>
               <w:t>70言語で感情表現（笑い・ささやき等）。</w:t>
@@ -1340,24 +1307,23 @@
         </w:tc>
         <w:tc>
           <w:tcPr>
-            <w:tcW w:type="dxa" w:w="1814"/>
-            <w:shd w:fill="F5F5F5"/>
-            <w:vAlign w:val="center"/>
+            <w:tcW w:type="dxa" w:w="1815"/>
+            <w:shd w:val="clear" w:color="auto" w:fill="F5F5F5"/>
           </w:tcPr>
           <w:p>
             <w:pPr>
-              <w:jc w:val="left"/>
+              <w:spacing w:after="40" w:before="40"/>
             </w:pPr>
+            <w:r/>
             <w:r>
               <w:rPr>
                 <w:rFonts w:ascii="Meiryo" w:hAnsi="Meiryo" w:eastAsia="Meiryo"/>
                 <w:b w:val="0"/>
-                <w:color w:val="2C2C2C"/>
                 <w:sz w:val="18"/>
               </w:rPr>
               <w:t>ナレーション・ポッドキャスト制作。</w:t>
               <w:br/>
-              <w:t>多言語動画の吹替が個人で可能。</w:t>
+              <w:t>多言語動画吹替が個人で可能。</w:t>
               <w:br/>
               <w:t>音声チャットボット構築（ノーコード）</w:t>
             </w:r>
@@ -1367,19 +1333,18 @@
       <w:tr>
         <w:tc>
           <w:tcPr>
-            <w:tcW w:type="dxa" w:w="1814"/>
-            <w:shd w:fill="FFFFFF"/>
-            <w:vAlign w:val="center"/>
+            <w:tcW w:type="dxa" w:w="1815"/>
+            <w:shd w:val="clear" w:color="auto" w:fill="FFFFFF"/>
           </w:tcPr>
           <w:p>
             <w:pPr>
-              <w:jc w:val="left"/>
+              <w:spacing w:after="40" w:before="40"/>
             </w:pPr>
+            <w:r/>
             <w:r>
               <w:rPr>
                 <w:rFonts w:ascii="Meiryo" w:hAnsi="Meiryo" w:eastAsia="Meiryo"/>
                 <w:b w:val="0"/>
-                <w:color w:val="2C2C2C"/>
                 <w:sz w:val="18"/>
               </w:rPr>
               <w:t>10</w:t>
@@ -1388,19 +1353,18 @@
         </w:tc>
         <w:tc>
           <w:tcPr>
-            <w:tcW w:type="dxa" w:w="1814"/>
-            <w:shd w:fill="FFFFFF"/>
-            <w:vAlign w:val="center"/>
+            <w:tcW w:type="dxa" w:w="1815"/>
+            <w:shd w:val="clear" w:color="auto" w:fill="FFFFFF"/>
           </w:tcPr>
           <w:p>
             <w:pPr>
-              <w:jc w:val="left"/>
+              <w:spacing w:after="40" w:before="40"/>
             </w:pPr>
+            <w:r/>
             <w:r>
               <w:rPr>
                 <w:rFonts w:ascii="Meiryo" w:hAnsi="Meiryo" w:eastAsia="Meiryo"/>
                 <w:b w:val="0"/>
-                <w:color w:val="2C2C2C"/>
                 <w:sz w:val="18"/>
               </w:rPr>
               <w:t>★★★☆☆</w:t>
@@ -1409,19 +1373,18 @@
         </w:tc>
         <w:tc>
           <w:tcPr>
-            <w:tcW w:type="dxa" w:w="1814"/>
-            <w:shd w:fill="FFFFFF"/>
-            <w:vAlign w:val="center"/>
+            <w:tcW w:type="dxa" w:w="1815"/>
+            <w:shd w:val="clear" w:color="auto" w:fill="FFFFFF"/>
           </w:tcPr>
           <w:p>
             <w:pPr>
-              <w:jc w:val="left"/>
+              <w:spacing w:after="40" w:before="40"/>
             </w:pPr>
+            <w:r/>
             <w:r>
               <w:rPr>
                 <w:rFonts w:ascii="Meiryo" w:hAnsi="Meiryo" w:eastAsia="Meiryo"/>
                 <w:b w:val="0"/>
-                <w:color w:val="2C2C2C"/>
                 <w:sz w:val="18"/>
               </w:rPr>
               <w:t>Amazon AIインフラ</w:t>
@@ -1432,19 +1395,18 @@
         </w:tc>
         <w:tc>
           <w:tcPr>
-            <w:tcW w:type="dxa" w:w="1814"/>
-            <w:shd w:fill="FFFFFF"/>
-            <w:vAlign w:val="center"/>
+            <w:tcW w:type="dxa" w:w="1815"/>
+            <w:shd w:val="clear" w:color="auto" w:fill="FFFFFF"/>
           </w:tcPr>
           <w:p>
             <w:pPr>
-              <w:jc w:val="left"/>
+              <w:spacing w:after="40" w:before="40"/>
             </w:pPr>
+            <w:r/>
             <w:r>
               <w:rPr>
                 <w:rFonts w:ascii="Meiryo" w:hAnsi="Meiryo" w:eastAsia="Meiryo"/>
                 <w:b w:val="0"/>
-                <w:color w:val="2C2C2C"/>
                 <w:sz w:val="18"/>
               </w:rPr>
               <w:t>スペインに180億ユーロ追加投資。</w:t>
@@ -1457,62 +1419,59 @@
         </w:tc>
         <w:tc>
           <w:tcPr>
-            <w:tcW w:type="dxa" w:w="1814"/>
-            <w:shd w:fill="FFFFFF"/>
-            <w:vAlign w:val="center"/>
+            <w:tcW w:type="dxa" w:w="1815"/>
+            <w:shd w:val="clear" w:color="auto" w:fill="FFFFFF"/>
           </w:tcPr>
           <w:p>
             <w:pPr>
-              <w:jc w:val="left"/>
+              <w:spacing w:after="40" w:before="40"/>
             </w:pPr>
+            <w:r/>
             <w:r>
               <w:rPr>
                 <w:rFonts w:ascii="Meiryo" w:hAnsi="Meiryo" w:eastAsia="Meiryo"/>
                 <w:b w:val="0"/>
-                <w:color w:val="2C2C2C"/>
                 <w:sz w:val="18"/>
               </w:rPr>
               <w:t>AWSのAI環境がさらに高性能化。</w:t>
               <w:br/>
-              <w:t>クラウドAI利用コストの低下。</w:t>
+              <w:t>クラウドAI利用コスト低下。</w:t>
               <w:br/>
-              <w:t>自社開発チップでNVIDIA依存軽減</w:t>
+              <w:t>自社チップでNVIDIA依存軽減</w:t>
             </w:r>
           </w:p>
         </w:tc>
       </w:tr>
     </w:tbl>
-    <w:p>
-      <w:pPr>
-        <w:spacing w:after="80"/>
-      </w:pPr>
-    </w:p>
+    <w:p/>
     <w:p>
       <w:r>
         <w:br w:type="page"/>
       </w:r>
     </w:p>
     <w:p>
-      <w:pPr>
-        <w:pStyle w:val="Heading1"/>
-        <w:pBdr>
-          <w:left w:val="single" w:sz="24" w:space="8" w:color="534AB7"/>
-        </w:pBdr>
-      </w:pPr>
       <w:r>
-        <w:t>第2章：NVIDIA・Apple・Microsoft・Meta・Google 最新動向</w:t>
+        <w:rPr>
+          <w:rFonts w:ascii="Meiryo" w:hAnsi="Meiryo" w:eastAsia="Meiryo"/>
+          <w:b/>
+          <w:color w:val="1A1A2E"/>
+          <w:sz w:val="32"/>
+        </w:rPr>
+        <w:t>■ 第2章：NVIDIA・Apple・Microsoft・Meta・Google 最新動向</w:t>
       </w:r>
     </w:p>
     <w:p>
       <w:pPr>
-        <w:spacing w:after="120"/>
+        <w:pBdr>
+          <w:bottom w:val="single" w:sz="6" w:space="1" w:color="1A1A2E"/>
+        </w:pBdr>
       </w:pPr>
+    </w:p>
+    <w:p/>
+    <w:p>
       <w:r>
         <w:rPr>
           <w:rFonts w:ascii="Meiryo" w:hAnsi="Meiryo" w:eastAsia="Meiryo"/>
-          <w:b/>
-          <w:i w:val="0"/>
-          <w:color w:val="2C2C2C"/>
           <w:sz w:val="21"/>
         </w:rPr>
         <w:t>2026年3月の各社の主要な動きを比較表で整理しました。</w:t>
@@ -1520,36 +1479,37 @@
     </w:p>
     <w:tbl>
       <w:tblPr>
+        <w:tblStyle w:val="TableGrid"/>
         <w:tblW w:type="auto" w:w="0"/>
         <w:jc w:val="center"/>
-        <w:tblLayout w:type="autofit"/>
         <w:tblLook w:firstColumn="1" w:firstRow="1" w:lastColumn="0" w:lastRow="0" w:noHBand="0" w:noVBand="1" w:val="04A0"/>
         <w:tblBorders>
-          <w:top w:val="single" w:sz="4" w:space="0" w:color="534AB7"/>
-          <w:left w:val="single" w:sz="4" w:space="0" w:color="534AB7"/>
-          <w:bottom w:val="single" w:sz="4" w:space="0" w:color="534AB7"/>
-          <w:right w:val="single" w:sz="4" w:space="0" w:color="534AB7"/>
-          <w:insideH w:val="single" w:sz="2" w:space="0" w:color="E8E8E8"/>
-          <w:insideV w:val="single" w:sz="2" w:space="0" w:color="E8E8E8"/>
+          <w:top w:val="single" w:sz="4" w:space="0" w:color="1A1A2E"/>
+          <w:left w:val="single" w:sz="4" w:space="0" w:color="1A1A2E"/>
+          <w:bottom w:val="single" w:sz="4" w:space="0" w:color="1A1A2E"/>
+          <w:right w:val="single" w:sz="4" w:space="0" w:color="1A1A2E"/>
+          <w:insideH w:val="single" w:sz="4" w:space="0" w:color="1A1A2E"/>
+          <w:insideV w:val="single" w:sz="4" w:space="0" w:color="1A1A2E"/>
         </w:tblBorders>
       </w:tblPr>
       <w:tblGrid>
-        <w:gridCol w:w="2268"/>
-        <w:gridCol w:w="2268"/>
-        <w:gridCol w:w="2268"/>
-        <w:gridCol w:w="2268"/>
+        <w:gridCol w:w="2269"/>
+        <w:gridCol w:w="2269"/>
+        <w:gridCol w:w="2269"/>
+        <w:gridCol w:w="2269"/>
       </w:tblGrid>
       <w:tr>
         <w:tc>
           <w:tcPr>
-            <w:tcW w:type="dxa" w:w="2268"/>
-            <w:shd w:fill="534AB7"/>
-            <w:vAlign w:val="center"/>
+            <w:tcW w:type="dxa" w:w="2269"/>
+            <w:shd w:val="clear" w:color="auto" w:fill="534AB7"/>
           </w:tcPr>
           <w:p>
             <w:pPr>
+              <w:spacing w:after="40" w:before="40"/>
               <w:jc w:val="center"/>
             </w:pPr>
+            <w:r/>
             <w:r>
               <w:rPr>
                 <w:rFonts w:ascii="Meiryo" w:hAnsi="Meiryo" w:eastAsia="Meiryo"/>
@@ -1563,14 +1523,15 @@
         </w:tc>
         <w:tc>
           <w:tcPr>
-            <w:tcW w:type="dxa" w:w="2268"/>
-            <w:shd w:fill="534AB7"/>
-            <w:vAlign w:val="center"/>
+            <w:tcW w:type="dxa" w:w="2269"/>
+            <w:shd w:val="clear" w:color="auto" w:fill="534AB7"/>
           </w:tcPr>
           <w:p>
             <w:pPr>
+              <w:spacing w:after="40" w:before="40"/>
               <w:jc w:val="center"/>
             </w:pPr>
+            <w:r/>
             <w:r>
               <w:rPr>
                 <w:rFonts w:ascii="Meiryo" w:hAnsi="Meiryo" w:eastAsia="Meiryo"/>
@@ -1584,14 +1545,15 @@
         </w:tc>
         <w:tc>
           <w:tcPr>
-            <w:tcW w:type="dxa" w:w="2268"/>
-            <w:shd w:fill="534AB7"/>
-            <w:vAlign w:val="center"/>
+            <w:tcW w:type="dxa" w:w="2269"/>
+            <w:shd w:val="clear" w:color="auto" w:fill="534AB7"/>
           </w:tcPr>
           <w:p>
             <w:pPr>
+              <w:spacing w:after="40" w:before="40"/>
               <w:jc w:val="center"/>
             </w:pPr>
+            <w:r/>
             <w:r>
               <w:rPr>
                 <w:rFonts w:ascii="Meiryo" w:hAnsi="Meiryo" w:eastAsia="Meiryo"/>
@@ -1605,14 +1567,15 @@
         </w:tc>
         <w:tc>
           <w:tcPr>
-            <w:tcW w:type="dxa" w:w="2268"/>
-            <w:shd w:fill="534AB7"/>
-            <w:vAlign w:val="center"/>
+            <w:tcW w:type="dxa" w:w="2269"/>
+            <w:shd w:val="clear" w:color="auto" w:fill="534AB7"/>
           </w:tcPr>
           <w:p>
             <w:pPr>
+              <w:spacing w:after="40" w:before="40"/>
               <w:jc w:val="center"/>
             </w:pPr>
+            <w:r/>
             <w:r>
               <w:rPr>
                 <w:rFonts w:ascii="Meiryo" w:hAnsi="Meiryo" w:eastAsia="Meiryo"/>
@@ -1628,19 +1591,18 @@
       <w:tr>
         <w:tc>
           <w:tcPr>
-            <w:tcW w:type="dxa" w:w="2268"/>
-            <w:shd w:fill="F5F5F5"/>
-            <w:vAlign w:val="center"/>
+            <w:tcW w:type="dxa" w:w="2269"/>
+            <w:shd w:val="clear" w:color="auto" w:fill="F5F5F5"/>
           </w:tcPr>
           <w:p>
             <w:pPr>
-              <w:jc w:val="left"/>
+              <w:spacing w:after="40" w:before="40"/>
             </w:pPr>
+            <w:r/>
             <w:r>
               <w:rPr>
                 <w:rFonts w:ascii="Meiryo" w:hAnsi="Meiryo" w:eastAsia="Meiryo"/>
                 <w:b w:val="0"/>
-                <w:color w:val="2C2C2C"/>
                 <w:sz w:val="18"/>
               </w:rPr>
               <w:t>NVIDIA</w:t>
@@ -1649,22 +1611,21 @@
         </w:tc>
         <w:tc>
           <w:tcPr>
-            <w:tcW w:type="dxa" w:w="2268"/>
-            <w:shd w:fill="F5F5F5"/>
-            <w:vAlign w:val="center"/>
+            <w:tcW w:type="dxa" w:w="2269"/>
+            <w:shd w:val="clear" w:color="auto" w:fill="F5F5F5"/>
           </w:tcPr>
           <w:p>
             <w:pPr>
-              <w:jc w:val="left"/>
+              <w:spacing w:after="40" w:before="40"/>
             </w:pPr>
+            <w:r/>
             <w:r>
               <w:rPr>
                 <w:rFonts w:ascii="Meiryo" w:hAnsi="Meiryo" w:eastAsia="Meiryo"/>
                 <w:b w:val="0"/>
-                <w:color w:val="2C2C2C"/>
                 <w:sz w:val="18"/>
               </w:rPr>
-              <w:t>・GTC 2026で「Vera Rubin」発表</w:t>
+              <w:t>・GTC 2026「Vera Rubin」発表</w:t>
               <w:br/>
               <w:t>・Groq 3 LPU（推論特化チップ）</w:t>
               <w:br/>
@@ -1676,44 +1637,42 @@
         </w:tc>
         <w:tc>
           <w:tcPr>
-            <w:tcW w:type="dxa" w:w="2268"/>
-            <w:shd w:fill="F5F5F5"/>
-            <w:vAlign w:val="center"/>
+            <w:tcW w:type="dxa" w:w="2269"/>
+            <w:shd w:val="clear" w:color="auto" w:fill="F5F5F5"/>
           </w:tcPr>
           <w:p>
             <w:pPr>
-              <w:jc w:val="left"/>
+              <w:spacing w:after="40" w:before="40"/>
             </w:pPr>
+            <w:r/>
             <w:r>
               <w:rPr>
                 <w:rFonts w:ascii="Meiryo" w:hAnsi="Meiryo" w:eastAsia="Meiryo"/>
                 <w:b w:val="0"/>
-                <w:color w:val="2C2C2C"/>
                 <w:sz w:val="18"/>
               </w:rPr>
               <w:t>GPU中心→統合型AIインフラへ転換</w:t>
               <w:br/>
               <w:t>推論コスト1/10を目指す</w:t>
               <w:br/>
-              <w:t>Prefill/Decode分業型アーキテクチャ</w:t>
+              <w:t>Prefill/Decode分業型</w:t>
             </w:r>
           </w:p>
         </w:tc>
         <w:tc>
           <w:tcPr>
-            <w:tcW w:type="dxa" w:w="2268"/>
-            <w:shd w:fill="F5F5F5"/>
-            <w:vAlign w:val="center"/>
+            <w:tcW w:type="dxa" w:w="2269"/>
+            <w:shd w:val="clear" w:color="auto" w:fill="F5F5F5"/>
           </w:tcPr>
           <w:p>
             <w:pPr>
-              <w:jc w:val="left"/>
+              <w:spacing w:after="40" w:before="40"/>
             </w:pPr>
+            <w:r/>
             <w:r>
               <w:rPr>
                 <w:rFonts w:ascii="Meiryo" w:hAnsi="Meiryo" w:eastAsia="Meiryo"/>
                 <w:b w:val="0"/>
-                <w:color w:val="2C2C2C"/>
                 <w:sz w:val="18"/>
               </w:rPr>
               <w:t>AI利用コストが今後大幅低下</w:t>
@@ -1728,19 +1687,18 @@
       <w:tr>
         <w:tc>
           <w:tcPr>
-            <w:tcW w:type="dxa" w:w="2268"/>
-            <w:shd w:fill="FFFFFF"/>
-            <w:vAlign w:val="center"/>
+            <w:tcW w:type="dxa" w:w="2269"/>
+            <w:shd w:val="clear" w:color="auto" w:fill="FFFFFF"/>
           </w:tcPr>
           <w:p>
             <w:pPr>
-              <w:jc w:val="left"/>
+              <w:spacing w:after="40" w:before="40"/>
             </w:pPr>
+            <w:r/>
             <w:r>
               <w:rPr>
                 <w:rFonts w:ascii="Meiryo" w:hAnsi="Meiryo" w:eastAsia="Meiryo"/>
                 <w:b w:val="0"/>
-                <w:color w:val="2C2C2C"/>
                 <w:sz w:val="18"/>
               </w:rPr>
               <w:t>Apple</w:t>
@@ -1749,22 +1707,21 @@
         </w:tc>
         <w:tc>
           <w:tcPr>
-            <w:tcW w:type="dxa" w:w="2268"/>
-            <w:shd w:fill="FFFFFF"/>
-            <w:vAlign w:val="center"/>
+            <w:tcW w:type="dxa" w:w="2269"/>
+            <w:shd w:val="clear" w:color="auto" w:fill="FFFFFF"/>
           </w:tcPr>
           <w:p>
             <w:pPr>
-              <w:jc w:val="left"/>
+              <w:spacing w:after="40" w:before="40"/>
             </w:pPr>
+            <w:r/>
             <w:r>
               <w:rPr>
                 <w:rFonts w:ascii="Meiryo" w:hAnsi="Meiryo" w:eastAsia="Meiryo"/>
                 <w:b w:val="0"/>
-                <w:color w:val="2C2C2C"/>
                 <w:sz w:val="18"/>
               </w:rPr>
-              <w:t>・iOS 18.2でSiri×ChatGPT連携公開</w:t>
+              <w:t>・iOS 18.2でSiri×ChatGPT連携</w:t>
               <w:br/>
               <w:t>・Apple Intelligence版Siri準備中</w:t>
               <w:br/>
@@ -1774,19 +1731,18 @@
         </w:tc>
         <w:tc>
           <w:tcPr>
-            <w:tcW w:type="dxa" w:w="2268"/>
-            <w:shd w:fill="FFFFFF"/>
-            <w:vAlign w:val="center"/>
+            <w:tcW w:type="dxa" w:w="2269"/>
+            <w:shd w:val="clear" w:color="auto" w:fill="FFFFFF"/>
           </w:tcPr>
           <w:p>
             <w:pPr>
-              <w:jc w:val="left"/>
+              <w:spacing w:after="40" w:before="40"/>
             </w:pPr>
+            <w:r/>
             <w:r>
               <w:rPr>
                 <w:rFonts w:ascii="Meiryo" w:hAnsi="Meiryo" w:eastAsia="Meiryo"/>
                 <w:b w:val="0"/>
-                <w:color w:val="2C2C2C"/>
                 <w:sz w:val="18"/>
               </w:rPr>
               <w:t>デバイス統合型AI戦略</w:t>
@@ -1799,19 +1755,18 @@
         </w:tc>
         <w:tc>
           <w:tcPr>
-            <w:tcW w:type="dxa" w:w="2268"/>
-            <w:shd w:fill="FFFFFF"/>
-            <w:vAlign w:val="center"/>
+            <w:tcW w:type="dxa" w:w="2269"/>
+            <w:shd w:val="clear" w:color="auto" w:fill="FFFFFF"/>
           </w:tcPr>
           <w:p>
             <w:pPr>
-              <w:jc w:val="left"/>
+              <w:spacing w:after="40" w:before="40"/>
             </w:pPr>
+            <w:r/>
             <w:r>
               <w:rPr>
                 <w:rFonts w:ascii="Meiryo" w:hAnsi="Meiryo" w:eastAsia="Meiryo"/>
                 <w:b w:val="0"/>
-                <w:color w:val="2C2C2C"/>
                 <w:sz w:val="18"/>
               </w:rPr>
               <w:t>iPhone設定からSiri拡張を有効化</w:t>
@@ -1826,19 +1781,18 @@
       <w:tr>
         <w:tc>
           <w:tcPr>
-            <w:tcW w:type="dxa" w:w="2268"/>
-            <w:shd w:fill="F5F5F5"/>
-            <w:vAlign w:val="center"/>
+            <w:tcW w:type="dxa" w:w="2269"/>
+            <w:shd w:val="clear" w:color="auto" w:fill="F5F5F5"/>
           </w:tcPr>
           <w:p>
             <w:pPr>
-              <w:jc w:val="left"/>
+              <w:spacing w:after="40" w:before="40"/>
             </w:pPr>
+            <w:r/>
             <w:r>
               <w:rPr>
                 <w:rFonts w:ascii="Meiryo" w:hAnsi="Meiryo" w:eastAsia="Meiryo"/>
                 <w:b w:val="0"/>
-                <w:color w:val="2C2C2C"/>
                 <w:sz w:val="18"/>
               </w:rPr>
               <w:t>Microsoft</w:t>
@@ -1847,19 +1801,18 @@
         </w:tc>
         <w:tc>
           <w:tcPr>
-            <w:tcW w:type="dxa" w:w="2268"/>
-            <w:shd w:fill="F5F5F5"/>
-            <w:vAlign w:val="center"/>
+            <w:tcW w:type="dxa" w:w="2269"/>
+            <w:shd w:val="clear" w:color="auto" w:fill="F5F5F5"/>
           </w:tcPr>
           <w:p>
             <w:pPr>
-              <w:jc w:val="left"/>
+              <w:spacing w:after="40" w:before="40"/>
             </w:pPr>
+            <w:r/>
             <w:r>
               <w:rPr>
                 <w:rFonts w:ascii="Meiryo" w:hAnsi="Meiryo" w:eastAsia="Meiryo"/>
                 <w:b w:val="0"/>
-                <w:color w:val="2C2C2C"/>
                 <w:sz w:val="18"/>
               </w:rPr>
               <w:t>・Copilot全製品への統合加速</w:t>
@@ -1872,24 +1825,23 @@
         </w:tc>
         <w:tc>
           <w:tcPr>
-            <w:tcW w:type="dxa" w:w="2268"/>
-            <w:shd w:fill="F5F5F5"/>
-            <w:vAlign w:val="center"/>
+            <w:tcW w:type="dxa" w:w="2269"/>
+            <w:shd w:val="clear" w:color="auto" w:fill="F5F5F5"/>
           </w:tcPr>
           <w:p>
             <w:pPr>
-              <w:jc w:val="left"/>
+              <w:spacing w:after="40" w:before="40"/>
             </w:pPr>
+            <w:r/>
             <w:r>
               <w:rPr>
                 <w:rFonts w:ascii="Meiryo" w:hAnsi="Meiryo" w:eastAsia="Meiryo"/>
                 <w:b w:val="0"/>
-                <w:color w:val="2C2C2C"/>
                 <w:sz w:val="18"/>
               </w:rPr>
               <w:t>AI co-pilot戦略の深化</w:t>
               <w:br/>
-              <w:t>Office×AI統合でエンタープライズ攻略</w:t>
+              <w:t>Office×AI統合でエンタープライズ</w:t>
               <w:br/>
               <w:t>7つのAIトレンド提言を発表</w:t>
             </w:r>
@@ -1897,19 +1849,18 @@
         </w:tc>
         <w:tc>
           <w:tcPr>
-            <w:tcW w:type="dxa" w:w="2268"/>
-            <w:shd w:fill="F5F5F5"/>
-            <w:vAlign w:val="center"/>
+            <w:tcW w:type="dxa" w:w="2269"/>
+            <w:shd w:val="clear" w:color="auto" w:fill="F5F5F5"/>
           </w:tcPr>
           <w:p>
             <w:pPr>
-              <w:jc w:val="left"/>
+              <w:spacing w:after="40" w:before="40"/>
             </w:pPr>
+            <w:r/>
             <w:r>
               <w:rPr>
                 <w:rFonts w:ascii="Meiryo" w:hAnsi="Meiryo" w:eastAsia="Meiryo"/>
                 <w:b w:val="0"/>
-                <w:color w:val="2C2C2C"/>
                 <w:sz w:val="18"/>
               </w:rPr>
               <w:t>Word/Excel/TeamsでAI活用</w:t>
@@ -1924,19 +1875,18 @@
       <w:tr>
         <w:tc>
           <w:tcPr>
-            <w:tcW w:type="dxa" w:w="2268"/>
-            <w:shd w:fill="FFFFFF"/>
-            <w:vAlign w:val="center"/>
+            <w:tcW w:type="dxa" w:w="2269"/>
+            <w:shd w:val="clear" w:color="auto" w:fill="FFFFFF"/>
           </w:tcPr>
           <w:p>
             <w:pPr>
-              <w:jc w:val="left"/>
+              <w:spacing w:after="40" w:before="40"/>
             </w:pPr>
+            <w:r/>
             <w:r>
               <w:rPr>
                 <w:rFonts w:ascii="Meiryo" w:hAnsi="Meiryo" w:eastAsia="Meiryo"/>
                 <w:b w:val="0"/>
-                <w:color w:val="2C2C2C"/>
                 <w:sz w:val="18"/>
               </w:rPr>
               <w:t>Meta</w:t>
@@ -1945,19 +1895,18 @@
         </w:tc>
         <w:tc>
           <w:tcPr>
-            <w:tcW w:type="dxa" w:w="2268"/>
-            <w:shd w:fill="FFFFFF"/>
-            <w:vAlign w:val="center"/>
+            <w:tcW w:type="dxa" w:w="2269"/>
+            <w:shd w:val="clear" w:color="auto" w:fill="FFFFFF"/>
           </w:tcPr>
           <w:p>
             <w:pPr>
-              <w:jc w:val="left"/>
+              <w:spacing w:after="40" w:before="40"/>
             </w:pPr>
+            <w:r/>
             <w:r>
               <w:rPr>
                 <w:rFonts w:ascii="Meiryo" w:hAnsi="Meiryo" w:eastAsia="Meiryo"/>
                 <w:b w:val="0"/>
-                <w:color w:val="2C2C2C"/>
                 <w:sz w:val="18"/>
               </w:rPr>
               <w:t>・Llama 4系モデルの強化継続</w:t>
@@ -1970,24 +1919,23 @@
         </w:tc>
         <w:tc>
           <w:tcPr>
-            <w:tcW w:type="dxa" w:w="2268"/>
-            <w:shd w:fill="FFFFFF"/>
-            <w:vAlign w:val="center"/>
+            <w:tcW w:type="dxa" w:w="2269"/>
+            <w:shd w:val="clear" w:color="auto" w:fill="FFFFFF"/>
           </w:tcPr>
           <w:p>
             <w:pPr>
-              <w:jc w:val="left"/>
+              <w:spacing w:after="40" w:before="40"/>
             </w:pPr>
+            <w:r/>
             <w:r>
               <w:rPr>
                 <w:rFonts w:ascii="Meiryo" w:hAnsi="Meiryo" w:eastAsia="Meiryo"/>
                 <w:b w:val="0"/>
-                <w:color w:val="2C2C2C"/>
                 <w:sz w:val="18"/>
               </w:rPr>
               <w:t>オープンソースAI戦略</w:t>
               <w:br/>
-              <w:t>SNS×AI統合（FB/IG/WhatsApp）</w:t>
+              <w:t>SNS×AI統合</w:t>
               <w:br/>
               <w:t>AR/VR×AI融合デバイス開発</w:t>
             </w:r>
@@ -1995,24 +1943,23 @@
         </w:tc>
         <w:tc>
           <w:tcPr>
-            <w:tcW w:type="dxa" w:w="2268"/>
-            <w:shd w:fill="FFFFFF"/>
-            <w:vAlign w:val="center"/>
+            <w:tcW w:type="dxa" w:w="2269"/>
+            <w:shd w:val="clear" w:color="auto" w:fill="FFFFFF"/>
           </w:tcPr>
           <w:p>
             <w:pPr>
-              <w:jc w:val="left"/>
+              <w:spacing w:after="40" w:before="40"/>
             </w:pPr>
+            <w:r/>
             <w:r>
               <w:rPr>
                 <w:rFonts w:ascii="Meiryo" w:hAnsi="Meiryo" w:eastAsia="Meiryo"/>
                 <w:b w:val="0"/>
-                <w:color w:val="2C2C2C"/>
                 <w:sz w:val="18"/>
               </w:rPr>
               <w:t>Meta AIアプリで無料AI利用</w:t>
               <w:br/>
-              <w:t>Instagram/WhatsApp内でAI活用</w:t>
+              <w:t>IG/WhatsApp内でAI活用</w:t>
               <w:br/>
               <w:t>ARグラスで次世代体験</w:t>
             </w:r>
@@ -2022,19 +1969,18 @@
       <w:tr>
         <w:tc>
           <w:tcPr>
-            <w:tcW w:type="dxa" w:w="2268"/>
-            <w:shd w:fill="F5F5F5"/>
-            <w:vAlign w:val="center"/>
+            <w:tcW w:type="dxa" w:w="2269"/>
+            <w:shd w:val="clear" w:color="auto" w:fill="F5F5F5"/>
           </w:tcPr>
           <w:p>
             <w:pPr>
-              <w:jc w:val="left"/>
+              <w:spacing w:after="40" w:before="40"/>
             </w:pPr>
+            <w:r/>
             <w:r>
               <w:rPr>
                 <w:rFonts w:ascii="Meiryo" w:hAnsi="Meiryo" w:eastAsia="Meiryo"/>
                 <w:b w:val="0"/>
-                <w:color w:val="2C2C2C"/>
                 <w:sz w:val="18"/>
               </w:rPr>
               <w:t>Google</w:t>
@@ -2043,19 +1989,18 @@
         </w:tc>
         <w:tc>
           <w:tcPr>
-            <w:tcW w:type="dxa" w:w="2268"/>
-            <w:shd w:fill="F5F5F5"/>
-            <w:vAlign w:val="center"/>
+            <w:tcW w:type="dxa" w:w="2269"/>
+            <w:shd w:val="clear" w:color="auto" w:fill="F5F5F5"/>
           </w:tcPr>
           <w:p>
             <w:pPr>
-              <w:jc w:val="left"/>
+              <w:spacing w:after="40" w:before="40"/>
             </w:pPr>
+            <w:r/>
             <w:r>
               <w:rPr>
                 <w:rFonts w:ascii="Meiryo" w:hAnsi="Meiryo" w:eastAsia="Meiryo"/>
                 <w:b w:val="0"/>
-                <w:color w:val="2C2C2C"/>
                 <w:sz w:val="18"/>
               </w:rPr>
               <w:t>・Gemini 3でGmail/Chrome大型更新</w:t>
@@ -2070,19 +2015,18 @@
         </w:tc>
         <w:tc>
           <w:tcPr>
-            <w:tcW w:type="dxa" w:w="2268"/>
-            <w:shd w:fill="F5F5F5"/>
-            <w:vAlign w:val="center"/>
+            <w:tcW w:type="dxa" w:w="2269"/>
+            <w:shd w:val="clear" w:color="auto" w:fill="F5F5F5"/>
           </w:tcPr>
           <w:p>
             <w:pPr>
-              <w:jc w:val="left"/>
+              <w:spacing w:after="40" w:before="40"/>
             </w:pPr>
+            <w:r/>
             <w:r>
               <w:rPr>
                 <w:rFonts w:ascii="Meiryo" w:hAnsi="Meiryo" w:eastAsia="Meiryo"/>
                 <w:b w:val="0"/>
-                <w:color w:val="2C2C2C"/>
                 <w:sz w:val="18"/>
               </w:rPr>
               <w:t>Google全製品へのAI統合</w:t>
@@ -2095,62 +2039,59 @@
         </w:tc>
         <w:tc>
           <w:tcPr>
-            <w:tcW w:type="dxa" w:w="2268"/>
-            <w:shd w:fill="F5F5F5"/>
-            <w:vAlign w:val="center"/>
+            <w:tcW w:type="dxa" w:w="2269"/>
+            <w:shd w:val="clear" w:color="auto" w:fill="F5F5F5"/>
           </w:tcPr>
           <w:p>
             <w:pPr>
-              <w:jc w:val="left"/>
+              <w:spacing w:after="40" w:before="40"/>
             </w:pPr>
+            <w:r/>
             <w:r>
               <w:rPr>
                 <w:rFonts w:ascii="Meiryo" w:hAnsi="Meiryo" w:eastAsia="Meiryo"/>
                 <w:b w:val="0"/>
-                <w:color w:val="2C2C2C"/>
                 <w:sz w:val="18"/>
               </w:rPr>
-              <w:t>Gmail AI Inboxで受信トレイ自動管理</w:t>
+              <w:t>Gmail AI Inboxで自動管理</w:t>
               <w:br/>
               <w:t>ChromeサイドパネルでAI活用</w:t>
               <w:br/>
-              <w:t>検索・メール・ドキュメントをAI強化</w:t>
+              <w:t>検索・メール・文書をAI強化</w:t>
             </w:r>
           </w:p>
         </w:tc>
       </w:tr>
     </w:tbl>
-    <w:p>
-      <w:pPr>
-        <w:spacing w:after="80"/>
-      </w:pPr>
-    </w:p>
+    <w:p/>
     <w:p>
       <w:r>
         <w:br w:type="page"/>
       </w:r>
     </w:p>
     <w:p>
-      <w:pPr>
-        <w:pStyle w:val="Heading1"/>
-        <w:pBdr>
-          <w:left w:val="single" w:sz="24" w:space="8" w:color="534AB7"/>
-        </w:pBdr>
-      </w:pPr>
       <w:r>
-        <w:t>第3章：AI規制・法律の動向</w:t>
+        <w:rPr>
+          <w:rFonts w:ascii="Meiryo" w:hAnsi="Meiryo" w:eastAsia="Meiryo"/>
+          <w:b/>
+          <w:color w:val="1A1A2E"/>
+          <w:sz w:val="32"/>
+        </w:rPr>
+        <w:t>■ 第3章：AI規制・法律の動向</w:t>
       </w:r>
     </w:p>
     <w:p>
       <w:pPr>
-        <w:spacing w:after="120"/>
+        <w:pBdr>
+          <w:bottom w:val="single" w:sz="6" w:space="1" w:color="1A1A2E"/>
+        </w:pBdr>
       </w:pPr>
+    </w:p>
+    <w:p/>
+    <w:p>
       <w:r>
         <w:rPr>
           <w:rFonts w:ascii="Meiryo" w:hAnsi="Meiryo" w:eastAsia="Meiryo"/>
-          <w:b w:val="0"/>
-          <w:i w:val="0"/>
-          <w:color w:val="2C2C2C"/>
           <w:sz w:val="21"/>
         </w:rPr>
         <w:t>2026年3月は世界的にAI規制が大きく動いた月です。日本・EU・米国の最新状況を整理します。</w:t>
@@ -2158,37 +2099,38 @@
     </w:p>
     <w:tbl>
       <w:tblPr>
+        <w:tblStyle w:val="TableGrid"/>
         <w:tblW w:type="auto" w:w="0"/>
         <w:jc w:val="center"/>
-        <w:tblLayout w:type="autofit"/>
         <w:tblLook w:firstColumn="1" w:firstRow="1" w:lastColumn="0" w:lastRow="0" w:noHBand="0" w:noVBand="1" w:val="04A0"/>
         <w:tblBorders>
-          <w:top w:val="single" w:sz="4" w:space="0" w:color="C0392B"/>
-          <w:left w:val="single" w:sz="4" w:space="0" w:color="C0392B"/>
-          <w:bottom w:val="single" w:sz="4" w:space="0" w:color="C0392B"/>
-          <w:right w:val="single" w:sz="4" w:space="0" w:color="C0392B"/>
-          <w:insideH w:val="single" w:sz="2" w:space="0" w:color="E8E8E8"/>
-          <w:insideV w:val="single" w:sz="2" w:space="0" w:color="E8E8E8"/>
+          <w:top w:val="single" w:sz="4" w:space="0" w:color="1A1A2E"/>
+          <w:left w:val="single" w:sz="4" w:space="0" w:color="1A1A2E"/>
+          <w:bottom w:val="single" w:sz="4" w:space="0" w:color="1A1A2E"/>
+          <w:right w:val="single" w:sz="4" w:space="0" w:color="1A1A2E"/>
+          <w:insideH w:val="single" w:sz="4" w:space="0" w:color="1A1A2E"/>
+          <w:insideV w:val="single" w:sz="4" w:space="0" w:color="1A1A2E"/>
         </w:tblBorders>
       </w:tblPr>
       <w:tblGrid>
-        <w:gridCol w:w="1814"/>
-        <w:gridCol w:w="1814"/>
-        <w:gridCol w:w="1814"/>
-        <w:gridCol w:w="1814"/>
-        <w:gridCol w:w="1814"/>
+        <w:gridCol w:w="1815"/>
+        <w:gridCol w:w="1815"/>
+        <w:gridCol w:w="1815"/>
+        <w:gridCol w:w="1815"/>
+        <w:gridCol w:w="1815"/>
       </w:tblGrid>
       <w:tr>
         <w:tc>
           <w:tcPr>
-            <w:tcW w:type="dxa" w:w="1814"/>
-            <w:shd w:fill="C0392B"/>
-            <w:vAlign w:val="center"/>
+            <w:tcW w:type="dxa" w:w="1815"/>
+            <w:shd w:val="clear" w:color="auto" w:fill="C0392B"/>
           </w:tcPr>
           <w:p>
             <w:pPr>
+              <w:spacing w:after="40" w:before="40"/>
               <w:jc w:val="center"/>
             </w:pPr>
+            <w:r/>
             <w:r>
               <w:rPr>
                 <w:rFonts w:ascii="Meiryo" w:hAnsi="Meiryo" w:eastAsia="Meiryo"/>
@@ -2202,14 +2144,15 @@
         </w:tc>
         <w:tc>
           <w:tcPr>
-            <w:tcW w:type="dxa" w:w="1814"/>
-            <w:shd w:fill="C0392B"/>
-            <w:vAlign w:val="center"/>
+            <w:tcW w:type="dxa" w:w="1815"/>
+            <w:shd w:val="clear" w:color="auto" w:fill="C0392B"/>
           </w:tcPr>
           <w:p>
             <w:pPr>
+              <w:spacing w:after="40" w:before="40"/>
               <w:jc w:val="center"/>
             </w:pPr>
+            <w:r/>
             <w:r>
               <w:rPr>
                 <w:rFonts w:ascii="Meiryo" w:hAnsi="Meiryo" w:eastAsia="Meiryo"/>
@@ -2223,14 +2166,15 @@
         </w:tc>
         <w:tc>
           <w:tcPr>
-            <w:tcW w:type="dxa" w:w="1814"/>
-            <w:shd w:fill="C0392B"/>
-            <w:vAlign w:val="center"/>
+            <w:tcW w:type="dxa" w:w="1815"/>
+            <w:shd w:val="clear" w:color="auto" w:fill="C0392B"/>
           </w:tcPr>
           <w:p>
             <w:pPr>
+              <w:spacing w:after="40" w:before="40"/>
               <w:jc w:val="center"/>
             </w:pPr>
+            <w:r/>
             <w:r>
               <w:rPr>
                 <w:rFonts w:ascii="Meiryo" w:hAnsi="Meiryo" w:eastAsia="Meiryo"/>
@@ -2244,14 +2188,15 @@
         </w:tc>
         <w:tc>
           <w:tcPr>
-            <w:tcW w:type="dxa" w:w="1814"/>
-            <w:shd w:fill="C0392B"/>
-            <w:vAlign w:val="center"/>
+            <w:tcW w:type="dxa" w:w="1815"/>
+            <w:shd w:val="clear" w:color="auto" w:fill="C0392B"/>
           </w:tcPr>
           <w:p>
             <w:pPr>
+              <w:spacing w:after="40" w:before="40"/>
               <w:jc w:val="center"/>
             </w:pPr>
+            <w:r/>
             <w:r>
               <w:rPr>
                 <w:rFonts w:ascii="Meiryo" w:hAnsi="Meiryo" w:eastAsia="Meiryo"/>
@@ -2265,14 +2210,15 @@
         </w:tc>
         <w:tc>
           <w:tcPr>
-            <w:tcW w:type="dxa" w:w="1814"/>
-            <w:shd w:fill="C0392B"/>
-            <w:vAlign w:val="center"/>
+            <w:tcW w:type="dxa" w:w="1815"/>
+            <w:shd w:val="clear" w:color="auto" w:fill="C0392B"/>
           </w:tcPr>
           <w:p>
             <w:pPr>
+              <w:spacing w:after="40" w:before="40"/>
               <w:jc w:val="center"/>
             </w:pPr>
+            <w:r/>
             <w:r>
               <w:rPr>
                 <w:rFonts w:ascii="Meiryo" w:hAnsi="Meiryo" w:eastAsia="Meiryo"/>
@@ -2288,19 +2234,18 @@
       <w:tr>
         <w:tc>
           <w:tcPr>
-            <w:tcW w:type="dxa" w:w="1814"/>
-            <w:shd w:fill="F5F5F5"/>
-            <w:vAlign w:val="center"/>
+            <w:tcW w:type="dxa" w:w="1815"/>
+            <w:shd w:val="clear" w:color="auto" w:fill="F5F5F5"/>
           </w:tcPr>
           <w:p>
             <w:pPr>
-              <w:jc w:val="left"/>
+              <w:spacing w:after="40" w:before="40"/>
             </w:pPr>
+            <w:r/>
             <w:r>
               <w:rPr>
                 <w:rFonts w:ascii="Meiryo" w:hAnsi="Meiryo" w:eastAsia="Meiryo"/>
                 <w:b w:val="0"/>
-                <w:color w:val="2C2C2C"/>
                 <w:sz w:val="18"/>
               </w:rPr>
               <w:t>EU</w:t>
@@ -2309,19 +2254,18 @@
         </w:tc>
         <w:tc>
           <w:tcPr>
-            <w:tcW w:type="dxa" w:w="1814"/>
-            <w:shd w:fill="F5F5F5"/>
-            <w:vAlign w:val="center"/>
+            <w:tcW w:type="dxa" w:w="1815"/>
+            <w:shd w:val="clear" w:color="auto" w:fill="F5F5F5"/>
           </w:tcPr>
           <w:p>
             <w:pPr>
-              <w:jc w:val="left"/>
+              <w:spacing w:after="40" w:before="40"/>
             </w:pPr>
+            <w:r/>
             <w:r>
               <w:rPr>
                 <w:rFonts w:ascii="Meiryo" w:hAnsi="Meiryo" w:eastAsia="Meiryo"/>
                 <w:b w:val="0"/>
-                <w:color w:val="2C2C2C"/>
                 <w:sz w:val="18"/>
               </w:rPr>
               <w:t>EU AI Act</w:t>
@@ -2332,19 +2276,18 @@
         </w:tc>
         <w:tc>
           <w:tcPr>
-            <w:tcW w:type="dxa" w:w="1814"/>
-            <w:shd w:fill="F5F5F5"/>
-            <w:vAlign w:val="center"/>
+            <w:tcW w:type="dxa" w:w="1815"/>
+            <w:shd w:val="clear" w:color="auto" w:fill="F5F5F5"/>
           </w:tcPr>
           <w:p>
             <w:pPr>
-              <w:jc w:val="left"/>
+              <w:spacing w:after="40" w:before="40"/>
             </w:pPr>
+            <w:r/>
             <w:r>
               <w:rPr>
                 <w:rFonts w:ascii="Meiryo" w:hAnsi="Meiryo" w:eastAsia="Meiryo"/>
                 <w:b w:val="0"/>
-                <w:color w:val="2C2C2C"/>
                 <w:sz w:val="18"/>
               </w:rPr>
               <w:t>2026年3月</w:t>
@@ -2355,19 +2298,18 @@
         </w:tc>
         <w:tc>
           <w:tcPr>
-            <w:tcW w:type="dxa" w:w="1814"/>
-            <w:shd w:fill="F5F5F5"/>
-            <w:vAlign w:val="center"/>
+            <w:tcW w:type="dxa" w:w="1815"/>
+            <w:shd w:val="clear" w:color="auto" w:fill="F5F5F5"/>
           </w:tcPr>
           <w:p>
             <w:pPr>
-              <w:jc w:val="left"/>
+              <w:spacing w:after="40" w:before="40"/>
             </w:pPr>
+            <w:r/>
             <w:r>
               <w:rPr>
                 <w:rFonts w:ascii="Meiryo" w:hAnsi="Meiryo" w:eastAsia="Meiryo"/>
                 <w:b w:val="0"/>
-                <w:color w:val="2C2C2C"/>
                 <w:sz w:val="18"/>
               </w:rPr>
               <w:t>・リスクベース4段階分類</w:t>
@@ -2382,19 +2324,18 @@
         </w:tc>
         <w:tc>
           <w:tcPr>
-            <w:tcW w:type="dxa" w:w="1814"/>
-            <w:shd w:fill="F5F5F5"/>
-            <w:vAlign w:val="center"/>
+            <w:tcW w:type="dxa" w:w="1815"/>
+            <w:shd w:val="clear" w:color="auto" w:fill="F5F5F5"/>
           </w:tcPr>
           <w:p>
             <w:pPr>
-              <w:jc w:val="left"/>
+              <w:spacing w:after="40" w:before="40"/>
             </w:pPr>
+            <w:r/>
             <w:r>
               <w:rPr>
                 <w:rFonts w:ascii="Meiryo" w:hAnsi="Meiryo" w:eastAsia="Meiryo"/>
                 <w:b w:val="0"/>
-                <w:color w:val="2C2C2C"/>
                 <w:sz w:val="18"/>
               </w:rPr>
               <w:t>最大3500万ユーロ</w:t>
@@ -2409,19 +2350,18 @@
       <w:tr>
         <w:tc>
           <w:tcPr>
-            <w:tcW w:type="dxa" w:w="1814"/>
-            <w:shd w:fill="FFFFFF"/>
-            <w:vAlign w:val="center"/>
+            <w:tcW w:type="dxa" w:w="1815"/>
+            <w:shd w:val="clear" w:color="auto" w:fill="FFFFFF"/>
           </w:tcPr>
           <w:p>
             <w:pPr>
-              <w:jc w:val="left"/>
+              <w:spacing w:after="40" w:before="40"/>
             </w:pPr>
+            <w:r/>
             <w:r>
               <w:rPr>
                 <w:rFonts w:ascii="Meiryo" w:hAnsi="Meiryo" w:eastAsia="Meiryo"/>
                 <w:b w:val="0"/>
-                <w:color w:val="2C2C2C"/>
                 <w:sz w:val="18"/>
               </w:rPr>
               <w:t>日本</w:t>
@@ -2430,19 +2370,18 @@
         </w:tc>
         <w:tc>
           <w:tcPr>
-            <w:tcW w:type="dxa" w:w="1814"/>
-            <w:shd w:fill="FFFFFF"/>
-            <w:vAlign w:val="center"/>
+            <w:tcW w:type="dxa" w:w="1815"/>
+            <w:shd w:val="clear" w:color="auto" w:fill="FFFFFF"/>
           </w:tcPr>
           <w:p>
             <w:pPr>
-              <w:jc w:val="left"/>
+              <w:spacing w:after="40" w:before="40"/>
             </w:pPr>
+            <w:r/>
             <w:r>
               <w:rPr>
                 <w:rFonts w:ascii="Meiryo" w:hAnsi="Meiryo" w:eastAsia="Meiryo"/>
                 <w:b w:val="0"/>
-                <w:color w:val="2C2C2C"/>
                 <w:sz w:val="18"/>
               </w:rPr>
               <w:t>AI推進法</w:t>
@@ -2451,19 +2390,18 @@
         </w:tc>
         <w:tc>
           <w:tcPr>
-            <w:tcW w:type="dxa" w:w="1814"/>
-            <w:shd w:fill="FFFFFF"/>
-            <w:vAlign w:val="center"/>
+            <w:tcW w:type="dxa" w:w="1815"/>
+            <w:shd w:val="clear" w:color="auto" w:fill="FFFFFF"/>
           </w:tcPr>
           <w:p>
             <w:pPr>
-              <w:jc w:val="left"/>
+              <w:spacing w:after="40" w:before="40"/>
             </w:pPr>
+            <w:r/>
             <w:r>
               <w:rPr>
                 <w:rFonts w:ascii="Meiryo" w:hAnsi="Meiryo" w:eastAsia="Meiryo"/>
                 <w:b w:val="0"/>
-                <w:color w:val="2C2C2C"/>
                 <w:sz w:val="18"/>
               </w:rPr>
               <w:t>2026年3月</w:t>
@@ -2474,19 +2412,18 @@
         </w:tc>
         <w:tc>
           <w:tcPr>
-            <w:tcW w:type="dxa" w:w="1814"/>
-            <w:shd w:fill="FFFFFF"/>
-            <w:vAlign w:val="center"/>
+            <w:tcW w:type="dxa" w:w="1815"/>
+            <w:shd w:val="clear" w:color="auto" w:fill="FFFFFF"/>
           </w:tcPr>
           <w:p>
             <w:pPr>
-              <w:jc w:val="left"/>
+              <w:spacing w:after="40" w:before="40"/>
             </w:pPr>
+            <w:r/>
             <w:r>
               <w:rPr>
                 <w:rFonts w:ascii="Meiryo" w:hAnsi="Meiryo" w:eastAsia="Meiryo"/>
                 <w:b w:val="0"/>
-                <w:color w:val="2C2C2C"/>
                 <w:sz w:val="18"/>
               </w:rPr>
               <w:t>・国の基本計画策定を法定化</w:t>
@@ -2501,28 +2438,23 @@
         </w:tc>
         <w:tc>
           <w:tcPr>
-            <w:tcW w:type="dxa" w:w="1814"/>
-            <w:shd w:fill="FFFFFF"/>
-            <w:vAlign w:val="center"/>
+            <w:tcW w:type="dxa" w:w="1815"/>
+            <w:shd w:val="clear" w:color="auto" w:fill="FFFFFF"/>
           </w:tcPr>
           <w:p>
             <w:pPr>
-              <w:jc w:val="left"/>
+              <w:spacing w:after="40" w:before="40"/>
             </w:pPr>
+            <w:r/>
             <w:r>
               <w:rPr>
                 <w:rFonts w:ascii="Meiryo" w:hAnsi="Meiryo" w:eastAsia="Meiryo"/>
                 <w:b w:val="0"/>
-                <w:color w:val="2C2C2C"/>
                 <w:sz w:val="18"/>
               </w:rPr>
               <w:t>罰則規定なし</w:t>
               <w:br/>
               <w:t>（推進法のため）</w:t>
-              <w:br/>
-              <w:t>ただし監査・取引先</w:t>
-              <w:br/>
-              <w:t>審査で参照開始</w:t>
             </w:r>
           </w:p>
         </w:tc>
@@ -2530,19 +2462,18 @@
       <w:tr>
         <w:tc>
           <w:tcPr>
-            <w:tcW w:type="dxa" w:w="1814"/>
-            <w:shd w:fill="F5F5F5"/>
-            <w:vAlign w:val="center"/>
+            <w:tcW w:type="dxa" w:w="1815"/>
+            <w:shd w:val="clear" w:color="auto" w:fill="F5F5F5"/>
           </w:tcPr>
           <w:p>
             <w:pPr>
-              <w:jc w:val="left"/>
+              <w:spacing w:after="40" w:before="40"/>
             </w:pPr>
+            <w:r/>
             <w:r>
               <w:rPr>
                 <w:rFonts w:ascii="Meiryo" w:hAnsi="Meiryo" w:eastAsia="Meiryo"/>
                 <w:b w:val="0"/>
-                <w:color w:val="2C2C2C"/>
                 <w:sz w:val="18"/>
               </w:rPr>
               <w:t>日本</w:t>
@@ -2551,19 +2482,18 @@
         </w:tc>
         <w:tc>
           <w:tcPr>
-            <w:tcW w:type="dxa" w:w="1814"/>
-            <w:shd w:fill="F5F5F5"/>
-            <w:vAlign w:val="center"/>
+            <w:tcW w:type="dxa" w:w="1815"/>
+            <w:shd w:val="clear" w:color="auto" w:fill="F5F5F5"/>
           </w:tcPr>
           <w:p>
             <w:pPr>
-              <w:jc w:val="left"/>
+              <w:spacing w:after="40" w:before="40"/>
             </w:pPr>
+            <w:r/>
             <w:r>
               <w:rPr>
                 <w:rFonts w:ascii="Meiryo" w:hAnsi="Meiryo" w:eastAsia="Meiryo"/>
                 <w:b w:val="0"/>
-                <w:color w:val="2C2C2C"/>
                 <w:sz w:val="18"/>
               </w:rPr>
               <w:t>AI開発</w:t>
@@ -2574,19 +2504,18 @@
         </w:tc>
         <w:tc>
           <w:tcPr>
-            <w:tcW w:type="dxa" w:w="1814"/>
-            <w:shd w:fill="F5F5F5"/>
-            <w:vAlign w:val="center"/>
+            <w:tcW w:type="dxa" w:w="1815"/>
+            <w:shd w:val="clear" w:color="auto" w:fill="F5F5F5"/>
           </w:tcPr>
           <w:p>
             <w:pPr>
-              <w:jc w:val="left"/>
+              <w:spacing w:after="40" w:before="40"/>
             </w:pPr>
+            <w:r/>
             <w:r>
               <w:rPr>
                 <w:rFonts w:ascii="Meiryo" w:hAnsi="Meiryo" w:eastAsia="Meiryo"/>
                 <w:b w:val="0"/>
-                <w:color w:val="2C2C2C"/>
                 <w:sz w:val="18"/>
               </w:rPr>
               <w:t>2026年3月6日</w:t>
@@ -2597,19 +2526,18 @@
         </w:tc>
         <w:tc>
           <w:tcPr>
-            <w:tcW w:type="dxa" w:w="1814"/>
-            <w:shd w:fill="F5F5F5"/>
-            <w:vAlign w:val="center"/>
+            <w:tcW w:type="dxa" w:w="1815"/>
+            <w:shd w:val="clear" w:color="auto" w:fill="F5F5F5"/>
           </w:tcPr>
           <w:p>
             <w:pPr>
-              <w:jc w:val="left"/>
+              <w:spacing w:after="40" w:before="40"/>
             </w:pPr>
+            <w:r/>
             <w:r>
               <w:rPr>
                 <w:rFonts w:ascii="Meiryo" w:hAnsi="Meiryo" w:eastAsia="Meiryo"/>
                 <w:b w:val="0"/>
-                <w:color w:val="2C2C2C"/>
                 <w:sz w:val="18"/>
               </w:rPr>
               <w:t>・倫理基準の強化</w:t>
@@ -2624,28 +2552,23 @@
         </w:tc>
         <w:tc>
           <w:tcPr>
-            <w:tcW w:type="dxa" w:w="1814"/>
-            <w:shd w:fill="F5F5F5"/>
-            <w:vAlign w:val="center"/>
+            <w:tcW w:type="dxa" w:w="1815"/>
+            <w:shd w:val="clear" w:color="auto" w:fill="F5F5F5"/>
           </w:tcPr>
           <w:p>
             <w:pPr>
-              <w:jc w:val="left"/>
+              <w:spacing w:after="40" w:before="40"/>
             </w:pPr>
+            <w:r/>
             <w:r>
               <w:rPr>
                 <w:rFonts w:ascii="Meiryo" w:hAnsi="Meiryo" w:eastAsia="Meiryo"/>
                 <w:b w:val="0"/>
-                <w:color w:val="2C2C2C"/>
                 <w:sz w:val="18"/>
               </w:rPr>
               <w:t>罰則なし</w:t>
               <w:br/>
               <w:t>（ガイドライン）</w:t>
-              <w:br/>
-              <w:t>業界標準として</w:t>
-              <w:br/>
-              <w:t>準拠が求められる</w:t>
             </w:r>
           </w:p>
         </w:tc>
@@ -2653,19 +2576,18 @@
       <w:tr>
         <w:tc>
           <w:tcPr>
-            <w:tcW w:type="dxa" w:w="1814"/>
-            <w:shd w:fill="FFFFFF"/>
-            <w:vAlign w:val="center"/>
+            <w:tcW w:type="dxa" w:w="1815"/>
+            <w:shd w:val="clear" w:color="auto" w:fill="FFFFFF"/>
           </w:tcPr>
           <w:p>
             <w:pPr>
-              <w:jc w:val="left"/>
+              <w:spacing w:after="40" w:before="40"/>
             </w:pPr>
+            <w:r/>
             <w:r>
               <w:rPr>
                 <w:rFonts w:ascii="Meiryo" w:hAnsi="Meiryo" w:eastAsia="Meiryo"/>
                 <w:b w:val="0"/>
-                <w:color w:val="2C2C2C"/>
                 <w:sz w:val="18"/>
               </w:rPr>
               <w:t>米国</w:t>
@@ -2674,19 +2596,18 @@
         </w:tc>
         <w:tc>
           <w:tcPr>
-            <w:tcW w:type="dxa" w:w="1814"/>
-            <w:shd w:fill="FFFFFF"/>
-            <w:vAlign w:val="center"/>
+            <w:tcW w:type="dxa" w:w="1815"/>
+            <w:shd w:val="clear" w:color="auto" w:fill="FFFFFF"/>
           </w:tcPr>
           <w:p>
             <w:pPr>
-              <w:jc w:val="left"/>
+              <w:spacing w:after="40" w:before="40"/>
             </w:pPr>
+            <w:r/>
             <w:r>
               <w:rPr>
                 <w:rFonts w:ascii="Meiryo" w:hAnsi="Meiryo" w:eastAsia="Meiryo"/>
                 <w:b w:val="0"/>
-                <w:color w:val="2C2C2C"/>
                 <w:sz w:val="18"/>
               </w:rPr>
               <w:t>AI国家政策</w:t>
@@ -2697,19 +2618,18 @@
         </w:tc>
         <w:tc>
           <w:tcPr>
-            <w:tcW w:type="dxa" w:w="1814"/>
-            <w:shd w:fill="FFFFFF"/>
-            <w:vAlign w:val="center"/>
+            <w:tcW w:type="dxa" w:w="1815"/>
+            <w:shd w:val="clear" w:color="auto" w:fill="FFFFFF"/>
           </w:tcPr>
           <w:p>
             <w:pPr>
-              <w:jc w:val="left"/>
+              <w:spacing w:after="40" w:before="40"/>
             </w:pPr>
+            <w:r/>
             <w:r>
               <w:rPr>
                 <w:rFonts w:ascii="Meiryo" w:hAnsi="Meiryo" w:eastAsia="Meiryo"/>
                 <w:b w:val="0"/>
-                <w:color w:val="2C2C2C"/>
                 <w:sz w:val="18"/>
               </w:rPr>
               <w:t>2026年3月20日</w:t>
@@ -2720,19 +2640,18 @@
         </w:tc>
         <w:tc>
           <w:tcPr>
-            <w:tcW w:type="dxa" w:w="1814"/>
-            <w:shd w:fill="FFFFFF"/>
-            <w:vAlign w:val="center"/>
+            <w:tcW w:type="dxa" w:w="1815"/>
+            <w:shd w:val="clear" w:color="auto" w:fill="FFFFFF"/>
           </w:tcPr>
           <w:p>
             <w:pPr>
-              <w:jc w:val="left"/>
+              <w:spacing w:after="40" w:before="40"/>
             </w:pPr>
+            <w:r/>
             <w:r>
               <w:rPr>
                 <w:rFonts w:ascii="Meiryo" w:hAnsi="Meiryo" w:eastAsia="Meiryo"/>
                 <w:b w:val="0"/>
-                <w:color w:val="2C2C2C"/>
                 <w:sz w:val="18"/>
               </w:rPr>
               <w:t>・州規制乱立の防止</w:t>
@@ -2740,35 +2659,28 @@
               <w:t>・連邦統一基準の設定方針</w:t>
               <w:br/>
               <w:t>・イノベーションと規制のバランス</w:t>
-              <w:br/>
-              <w:t>・AI安全性の確保</w:t>
             </w:r>
           </w:p>
         </w:tc>
         <w:tc>
           <w:tcPr>
-            <w:tcW w:type="dxa" w:w="1814"/>
-            <w:shd w:fill="FFFFFF"/>
-            <w:vAlign w:val="center"/>
+            <w:tcW w:type="dxa" w:w="1815"/>
+            <w:shd w:val="clear" w:color="auto" w:fill="FFFFFF"/>
           </w:tcPr>
           <w:p>
             <w:pPr>
-              <w:jc w:val="left"/>
+              <w:spacing w:after="40" w:before="40"/>
             </w:pPr>
+            <w:r/>
             <w:r>
               <w:rPr>
                 <w:rFonts w:ascii="Meiryo" w:hAnsi="Meiryo" w:eastAsia="Meiryo"/>
                 <w:b w:val="0"/>
-                <w:color w:val="2C2C2C"/>
                 <w:sz w:val="18"/>
               </w:rPr>
               <w:t>未定</w:t>
               <w:br/>
               <w:t>（立法提言段階）</w:t>
-              <w:br/>
-              <w:t>今後の議会審議で</w:t>
-              <w:br/>
-              <w:t>具体化見込み</w:t>
             </w:r>
           </w:p>
         </w:tc>
@@ -2776,19 +2688,18 @@
       <w:tr>
         <w:tc>
           <w:tcPr>
-            <w:tcW w:type="dxa" w:w="1814"/>
-            <w:shd w:fill="F5F5F5"/>
-            <w:vAlign w:val="center"/>
+            <w:tcW w:type="dxa" w:w="1815"/>
+            <w:shd w:val="clear" w:color="auto" w:fill="F5F5F5"/>
           </w:tcPr>
           <w:p>
             <w:pPr>
-              <w:jc w:val="left"/>
+              <w:spacing w:after="40" w:before="40"/>
             </w:pPr>
+            <w:r/>
             <w:r>
               <w:rPr>
                 <w:rFonts w:ascii="Meiryo" w:hAnsi="Meiryo" w:eastAsia="Meiryo"/>
                 <w:b w:val="0"/>
-                <w:color w:val="2C2C2C"/>
                 <w:sz w:val="18"/>
               </w:rPr>
               <w:t>日本</w:t>
@@ -2797,19 +2708,18 @@
         </w:tc>
         <w:tc>
           <w:tcPr>
-            <w:tcW w:type="dxa" w:w="1814"/>
-            <w:shd w:fill="F5F5F5"/>
-            <w:vAlign w:val="center"/>
+            <w:tcW w:type="dxa" w:w="1815"/>
+            <w:shd w:val="clear" w:color="auto" w:fill="F5F5F5"/>
           </w:tcPr>
           <w:p>
             <w:pPr>
-              <w:jc w:val="left"/>
+              <w:spacing w:after="40" w:before="40"/>
             </w:pPr>
+            <w:r/>
             <w:r>
               <w:rPr>
                 <w:rFonts w:ascii="Meiryo" w:hAnsi="Meiryo" w:eastAsia="Meiryo"/>
                 <w:b w:val="0"/>
-                <w:color w:val="2C2C2C"/>
                 <w:sz w:val="18"/>
               </w:rPr>
               <w:t>著作権</w:t>
@@ -2820,19 +2730,18 @@
         </w:tc>
         <w:tc>
           <w:tcPr>
-            <w:tcW w:type="dxa" w:w="1814"/>
-            <w:shd w:fill="F5F5F5"/>
-            <w:vAlign w:val="center"/>
+            <w:tcW w:type="dxa" w:w="1815"/>
+            <w:shd w:val="clear" w:color="auto" w:fill="F5F5F5"/>
           </w:tcPr>
           <w:p>
             <w:pPr>
-              <w:jc w:val="left"/>
+              <w:spacing w:after="40" w:before="40"/>
             </w:pPr>
+            <w:r/>
             <w:r>
               <w:rPr>
                 <w:rFonts w:ascii="Meiryo" w:hAnsi="Meiryo" w:eastAsia="Meiryo"/>
                 <w:b w:val="0"/>
-                <w:color w:val="2C2C2C"/>
                 <w:sz w:val="18"/>
               </w:rPr>
               <w:t>2025年1月改訂</w:t>
@@ -2843,19 +2752,18 @@
         </w:tc>
         <w:tc>
           <w:tcPr>
-            <w:tcW w:type="dxa" w:w="1814"/>
-            <w:shd w:fill="F5F5F5"/>
-            <w:vAlign w:val="center"/>
+            <w:tcW w:type="dxa" w:w="1815"/>
+            <w:shd w:val="clear" w:color="auto" w:fill="F5F5F5"/>
           </w:tcPr>
           <w:p>
             <w:pPr>
-              <w:jc w:val="left"/>
+              <w:spacing w:after="40" w:before="40"/>
             </w:pPr>
+            <w:r/>
             <w:r>
               <w:rPr>
                 <w:rFonts w:ascii="Meiryo" w:hAnsi="Meiryo" w:eastAsia="Meiryo"/>
                 <w:b w:val="0"/>
-                <w:color w:val="2C2C2C"/>
                 <w:sz w:val="18"/>
               </w:rPr>
               <w:t>・AI学習は原則許容（30条の4）</w:t>
@@ -2863,47 +2771,37 @@
               <w:t>・生成物は通常の著作権法適用</w:t>
               <w:br/>
               <w:t>・「本質的特徴の直接感得」で侵害</w:t>
-              <w:br/>
-              <w:t>・知財推進計画2026を夏に策定</w:t>
             </w:r>
           </w:p>
         </w:tc>
         <w:tc>
           <w:tcPr>
-            <w:tcW w:type="dxa" w:w="1814"/>
-            <w:shd w:fill="F5F5F5"/>
-            <w:vAlign w:val="center"/>
+            <w:tcW w:type="dxa" w:w="1815"/>
+            <w:shd w:val="clear" w:color="auto" w:fill="F5F5F5"/>
           </w:tcPr>
           <w:p>
             <w:pPr>
-              <w:jc w:val="left"/>
+              <w:spacing w:after="40" w:before="40"/>
             </w:pPr>
+            <w:r/>
             <w:r>
               <w:rPr>
                 <w:rFonts w:ascii="Meiryo" w:hAnsi="Meiryo" w:eastAsia="Meiryo"/>
                 <w:b w:val="0"/>
-                <w:color w:val="2C2C2C"/>
                 <w:sz w:val="18"/>
               </w:rPr>
               <w:t>通常の著作権法に</w:t>
               <w:br/>
               <w:t>基づく損害賠償</w:t>
-              <w:br/>
-              <w:t>確定判決はまだなし</w:t>
-              <w:br/>
-              <w:t>（2026年3月時点）</w:t>
             </w:r>
           </w:p>
         </w:tc>
       </w:tr>
     </w:tbl>
-    <w:p>
-      <w:pPr>
-        <w:spacing w:after="80"/>
-      </w:pPr>
-    </w:p>
+    <w:p/>
     <w:tbl>
       <w:tblPr>
+        <w:tblStyle w:val="TableGrid"/>
         <w:tblW w:type="auto" w:w="0"/>
         <w:jc w:val="center"/>
         <w:tblLook w:firstColumn="1" w:firstRow="1" w:lastColumn="0" w:lastRow="0" w:noHBand="0" w:noVBand="1" w:val="04A0"/>
@@ -2912,134 +2810,122 @@
           <w:left w:val="single" w:sz="4" w:space="0" w:color="C0392B"/>
           <w:bottom w:val="single" w:sz="4" w:space="0" w:color="C0392B"/>
           <w:right w:val="single" w:sz="4" w:space="0" w:color="C0392B"/>
-          <w:insideH w:val="single" w:sz="2" w:space="0" w:color="E8E8E8"/>
-          <w:insideV w:val="single" w:sz="2" w:space="0" w:color="E8E8E8"/>
+          <w:insideH w:val="single" w:sz="4" w:space="0" w:color="C0392B"/>
+          <w:insideV w:val="single" w:sz="4" w:space="0" w:color="C0392B"/>
         </w:tblBorders>
       </w:tblPr>
       <w:tblGrid>
-        <w:gridCol w:w="9072"/>
+        <w:gridCol w:w="9075"/>
       </w:tblGrid>
       <w:tr>
         <w:tc>
           <w:tcPr>
-            <w:tcW w:type="dxa" w:w="9072"/>
-            <w:shd w:fill="C0392B"/>
-            <w:vAlign w:val="center"/>
+            <w:tcW w:type="dxa" w:w="9075"/>
+            <w:shd w:val="clear" w:color="auto" w:fill="FFEBEE"/>
           </w:tcPr>
           <w:p>
             <w:pPr>
-              <w:jc w:val="left"/>
+              <w:spacing w:after="80"/>
             </w:pPr>
             <w:r>
               <w:rPr>
                 <w:rFonts w:ascii="Meiryo" w:hAnsi="Meiryo" w:eastAsia="Meiryo"/>
                 <w:b/>
-                <w:color w:val="FFFFFF"/>
+                <w:color w:val="1A1A2E"/>
                 <w:sz w:val="24"/>
               </w:rPr>
-              <w:t xml:space="preserve">  ビジネスオーナーへの警告</w:t>
+              <w:t>◉ ビジネスオーナーへの警告</w:t>
             </w:r>
-          </w:p>
-        </w:tc>
-      </w:tr>
-      <w:tr>
-        <w:tc>
-          <w:tcPr>
-            <w:tcW w:type="dxa" w:w="9072"/>
-            <w:shd w:fill="FFEBEE"/>
-          </w:tcPr>
-          <w:p>
-            <w:r/>
           </w:p>
           <w:p>
             <w:pPr>
-              <w:spacing w:after="60" w:line="336" w:lineRule="auto"/>
+              <w:spacing w:after="40"/>
             </w:pPr>
             <w:r>
               <w:rPr>
                 <w:rFonts w:ascii="Meiryo" w:hAnsi="Meiryo" w:eastAsia="Meiryo"/>
-                <w:color w:val="2C2C2C"/>
                 <w:sz w:val="20"/>
               </w:rPr>
-              <w:t xml:space="preserve">  ・EU市場でビジネスを行う場合、EU AI Actの域外適用により日本企業も規制対象</w:t>
+              <w:t>・EU市場でビジネスを行う場合、域外適用により日本企業も規制対象</w:t>
             </w:r>
           </w:p>
           <w:p>
             <w:pPr>
-              <w:spacing w:after="60" w:line="336" w:lineRule="auto"/>
+              <w:spacing w:after="40"/>
             </w:pPr>
             <w:r>
               <w:rPr>
                 <w:rFonts w:ascii="Meiryo" w:hAnsi="Meiryo" w:eastAsia="Meiryo"/>
-                <w:color w:val="2C2C2C"/>
                 <w:sz w:val="20"/>
               </w:rPr>
-              <w:t xml:space="preserve">  ・高リスクAIシステムを利用している場合、適合性評価と透明性確保が急務</w:t>
+              <w:t>・高リスクAIシステムを利用している場合、適合性評価と透明性確保が急務</w:t>
             </w:r>
           </w:p>
           <w:p>
             <w:pPr>
-              <w:spacing w:after="60" w:line="336" w:lineRule="auto"/>
+              <w:spacing w:after="40"/>
             </w:pPr>
             <w:r>
               <w:rPr>
                 <w:rFonts w:ascii="Meiryo" w:hAnsi="Meiryo" w:eastAsia="Meiryo"/>
-                <w:color w:val="2C2C2C"/>
                 <w:sz w:val="20"/>
               </w:rPr>
-              <w:t xml:space="preserve">  ・AI利用ポリシーの策定・更新は今月中に着手すべき</w:t>
+              <w:t>・AI利用ポリシーの策定・更新は今月中に着手すべき</w:t>
             </w:r>
           </w:p>
           <w:p>
             <w:pPr>
-              <w:spacing w:after="60" w:line="336" w:lineRule="auto"/>
+              <w:spacing w:after="40"/>
             </w:pPr>
             <w:r>
               <w:rPr>
                 <w:rFonts w:ascii="Meiryo" w:hAnsi="Meiryo" w:eastAsia="Meiryo"/>
-                <w:color w:val="2C2C2C"/>
                 <w:sz w:val="20"/>
               </w:rPr>
-              <w:t xml:space="preserve">  ・「知らなかった」は通用しない。AI規制の継続的なキャッチアップ体制を構築すること</w:t>
+              <w:t>・「知らなかった」は通用しない。継続的なキャッチアップ体制を構築すること</w:t>
             </w:r>
           </w:p>
         </w:tc>
       </w:tr>
     </w:tbl>
-    <w:p>
-      <w:pPr>
-        <w:spacing w:after="80"/>
-      </w:pPr>
-    </w:p>
+    <w:p/>
     <w:p>
       <w:r>
         <w:br w:type="page"/>
       </w:r>
     </w:p>
     <w:p>
+      <w:r>
+        <w:rPr>
+          <w:rFonts w:ascii="Meiryo" w:hAnsi="Meiryo" w:eastAsia="Meiryo"/>
+          <w:b/>
+          <w:color w:val="1A1A2E"/>
+          <w:sz w:val="32"/>
+        </w:rPr>
+        <w:t>■ 第4章：今月登場した注目AIツール・サービス</w:t>
+      </w:r>
+    </w:p>
+    <w:p>
       <w:pPr>
-        <w:pStyle w:val="Heading1"/>
         <w:pBdr>
-          <w:left w:val="single" w:sz="24" w:space="8" w:color="534AB7"/>
+          <w:bottom w:val="single" w:sz="6" w:space="1" w:color="1A1A2E"/>
         </w:pBdr>
       </w:pPr>
-      <w:r>
-        <w:t>第4章：今月登場した注目AIツール・サービス</w:t>
-      </w:r>
     </w:p>
+    <w:p/>
     <w:tbl>
       <w:tblPr>
+        <w:tblStyle w:val="TableGrid"/>
         <w:tblW w:type="auto" w:w="0"/>
         <w:jc w:val="center"/>
-        <w:tblLayout w:type="autofit"/>
         <w:tblLook w:firstColumn="1" w:firstRow="1" w:lastColumn="0" w:lastRow="0" w:noHBand="0" w:noVBand="1" w:val="04A0"/>
         <w:tblBorders>
-          <w:top w:val="single" w:sz="4" w:space="0" w:color="534AB7"/>
-          <w:left w:val="single" w:sz="4" w:space="0" w:color="534AB7"/>
-          <w:bottom w:val="single" w:sz="4" w:space="0" w:color="534AB7"/>
-          <w:right w:val="single" w:sz="4" w:space="0" w:color="534AB7"/>
-          <w:insideH w:val="single" w:sz="2" w:space="0" w:color="E8E8E8"/>
-          <w:insideV w:val="single" w:sz="2" w:space="0" w:color="E8E8E8"/>
+          <w:top w:val="single" w:sz="4" w:space="0" w:color="1A1A2E"/>
+          <w:left w:val="single" w:sz="4" w:space="0" w:color="1A1A2E"/>
+          <w:bottom w:val="single" w:sz="4" w:space="0" w:color="1A1A2E"/>
+          <w:right w:val="single" w:sz="4" w:space="0" w:color="1A1A2E"/>
+          <w:insideH w:val="single" w:sz="4" w:space="0" w:color="1A1A2E"/>
+          <w:insideV w:val="single" w:sz="4" w:space="0" w:color="1A1A2E"/>
         </w:tblBorders>
       </w:tblPr>
       <w:tblGrid>
@@ -3054,13 +2940,14 @@
         <w:tc>
           <w:tcPr>
             <w:tcW w:type="dxa" w:w="1512"/>
-            <w:shd w:fill="534AB7"/>
-            <w:vAlign w:val="center"/>
+            <w:shd w:val="clear" w:color="auto" w:fill="534AB7"/>
           </w:tcPr>
           <w:p>
             <w:pPr>
+              <w:spacing w:after="40" w:before="40"/>
               <w:jc w:val="center"/>
             </w:pPr>
+            <w:r/>
             <w:r>
               <w:rPr>
                 <w:rFonts w:ascii="Meiryo" w:hAnsi="Meiryo" w:eastAsia="Meiryo"/>
@@ -3075,13 +2962,14 @@
         <w:tc>
           <w:tcPr>
             <w:tcW w:type="dxa" w:w="1512"/>
-            <w:shd w:fill="534AB7"/>
-            <w:vAlign w:val="center"/>
+            <w:shd w:val="clear" w:color="auto" w:fill="534AB7"/>
           </w:tcPr>
           <w:p>
             <w:pPr>
+              <w:spacing w:after="40" w:before="40"/>
               <w:jc w:val="center"/>
             </w:pPr>
+            <w:r/>
             <w:r>
               <w:rPr>
                 <w:rFonts w:ascii="Meiryo" w:hAnsi="Meiryo" w:eastAsia="Meiryo"/>
@@ -3096,13 +2984,14 @@
         <w:tc>
           <w:tcPr>
             <w:tcW w:type="dxa" w:w="1512"/>
-            <w:shd w:fill="534AB7"/>
-            <w:vAlign w:val="center"/>
+            <w:shd w:val="clear" w:color="auto" w:fill="534AB7"/>
           </w:tcPr>
           <w:p>
             <w:pPr>
+              <w:spacing w:after="40" w:before="40"/>
               <w:jc w:val="center"/>
             </w:pPr>
+            <w:r/>
             <w:r>
               <w:rPr>
                 <w:rFonts w:ascii="Meiryo" w:hAnsi="Meiryo" w:eastAsia="Meiryo"/>
@@ -3117,13 +3006,14 @@
         <w:tc>
           <w:tcPr>
             <w:tcW w:type="dxa" w:w="1512"/>
-            <w:shd w:fill="534AB7"/>
-            <w:vAlign w:val="center"/>
+            <w:shd w:val="clear" w:color="auto" w:fill="534AB7"/>
           </w:tcPr>
           <w:p>
             <w:pPr>
+              <w:spacing w:after="40" w:before="40"/>
               <w:jc w:val="center"/>
             </w:pPr>
+            <w:r/>
             <w:r>
               <w:rPr>
                 <w:rFonts w:ascii="Meiryo" w:hAnsi="Meiryo" w:eastAsia="Meiryo"/>
@@ -3138,13 +3028,14 @@
         <w:tc>
           <w:tcPr>
             <w:tcW w:type="dxa" w:w="1512"/>
-            <w:shd w:fill="534AB7"/>
-            <w:vAlign w:val="center"/>
+            <w:shd w:val="clear" w:color="auto" w:fill="534AB7"/>
           </w:tcPr>
           <w:p>
             <w:pPr>
+              <w:spacing w:after="40" w:before="40"/>
               <w:jc w:val="center"/>
             </w:pPr>
+            <w:r/>
             <w:r>
               <w:rPr>
                 <w:rFonts w:ascii="Meiryo" w:hAnsi="Meiryo" w:eastAsia="Meiryo"/>
@@ -3159,13 +3050,14 @@
         <w:tc>
           <w:tcPr>
             <w:tcW w:type="dxa" w:w="1512"/>
-            <w:shd w:fill="534AB7"/>
-            <w:vAlign w:val="center"/>
+            <w:shd w:val="clear" w:color="auto" w:fill="534AB7"/>
           </w:tcPr>
           <w:p>
             <w:pPr>
+              <w:spacing w:after="40" w:before="40"/>
               <w:jc w:val="center"/>
             </w:pPr>
+            <w:r/>
             <w:r>
               <w:rPr>
                 <w:rFonts w:ascii="Meiryo" w:hAnsi="Meiryo" w:eastAsia="Meiryo"/>
@@ -3182,18 +3074,17 @@
         <w:tc>
           <w:tcPr>
             <w:tcW w:type="dxa" w:w="1512"/>
-            <w:shd w:fill="F5F5F5"/>
-            <w:vAlign w:val="center"/>
+            <w:shd w:val="clear" w:color="auto" w:fill="F5F5F5"/>
           </w:tcPr>
           <w:p>
             <w:pPr>
-              <w:jc w:val="left"/>
+              <w:spacing w:after="40" w:before="40"/>
             </w:pPr>
+            <w:r/>
             <w:r>
               <w:rPr>
                 <w:rFonts w:ascii="Meiryo" w:hAnsi="Meiryo" w:eastAsia="Meiryo"/>
                 <w:b w:val="0"/>
-                <w:color w:val="2C2C2C"/>
                 <w:sz w:val="18"/>
               </w:rPr>
               <w:t>GPT-5.4 mini</w:t>
@@ -3203,18 +3094,17 @@
         <w:tc>
           <w:tcPr>
             <w:tcW w:type="dxa" w:w="1512"/>
-            <w:shd w:fill="F5F5F5"/>
-            <w:vAlign w:val="center"/>
+            <w:shd w:val="clear" w:color="auto" w:fill="F5F5F5"/>
           </w:tcPr>
           <w:p>
             <w:pPr>
-              <w:jc w:val="left"/>
+              <w:spacing w:after="40" w:before="40"/>
             </w:pPr>
+            <w:r/>
             <w:r>
               <w:rPr>
                 <w:rFonts w:ascii="Meiryo" w:hAnsi="Meiryo" w:eastAsia="Meiryo"/>
                 <w:b w:val="0"/>
-                <w:color w:val="2C2C2C"/>
                 <w:sz w:val="18"/>
               </w:rPr>
               <w:t>テキスト生成</w:t>
@@ -3224,21 +3114,20 @@
         <w:tc>
           <w:tcPr>
             <w:tcW w:type="dxa" w:w="1512"/>
-            <w:shd w:fill="F5F5F5"/>
-            <w:vAlign w:val="center"/>
+            <w:shd w:val="clear" w:color="auto" w:fill="F5F5F5"/>
           </w:tcPr>
           <w:p>
             <w:pPr>
-              <w:jc w:val="left"/>
+              <w:spacing w:after="40" w:before="40"/>
             </w:pPr>
+            <w:r/>
             <w:r>
               <w:rPr>
                 <w:rFonts w:ascii="Meiryo" w:hAnsi="Meiryo" w:eastAsia="Meiryo"/>
                 <w:b w:val="0"/>
-                <w:color w:val="2C2C2C"/>
                 <w:sz w:val="18"/>
               </w:rPr>
-              <w:t>OpenAI最新モデルの軽量版</w:t>
+              <w:t>OpenAI最新の軽量版</w:t>
               <w:br/>
               <w:t>無料ユーザーにも展開</w:t>
               <w:br/>
@@ -3249,23 +3138,20 @@
         <w:tc>
           <w:tcPr>
             <w:tcW w:type="dxa" w:w="1512"/>
-            <w:shd w:fill="F5F5F5"/>
-            <w:vAlign w:val="center"/>
+            <w:shd w:val="clear" w:color="auto" w:fill="F5F5F5"/>
           </w:tcPr>
           <w:p>
             <w:pPr>
-              <w:jc w:val="left"/>
+              <w:spacing w:after="40" w:before="40"/>
             </w:pPr>
+            <w:r/>
             <w:r>
               <w:rPr>
                 <w:rFonts w:ascii="Meiryo" w:hAnsi="Meiryo" w:eastAsia="Meiryo"/>
                 <w:b w:val="0"/>
-                <w:color w:val="2C2C2C"/>
                 <w:sz w:val="18"/>
               </w:rPr>
-              <w:t>日常の質問応答</w:t>
-              <w:br/>
-              <w:t>文章作成・要約</w:t>
+              <w:t>質問応答・文章作成</w:t>
               <w:br/>
               <w:t>アイデア出し</w:t>
             </w:r>
@@ -3274,18 +3160,17 @@
         <w:tc>
           <w:tcPr>
             <w:tcW w:type="dxa" w:w="1512"/>
-            <w:shd w:fill="F5F5F5"/>
-            <w:vAlign w:val="center"/>
+            <w:shd w:val="clear" w:color="auto" w:fill="F5F5F5"/>
           </w:tcPr>
           <w:p>
             <w:pPr>
-              <w:jc w:val="left"/>
+              <w:spacing w:after="40" w:before="40"/>
             </w:pPr>
+            <w:r/>
             <w:r>
               <w:rPr>
                 <w:rFonts w:ascii="Meiryo" w:hAnsi="Meiryo" w:eastAsia="Meiryo"/>
                 <w:b w:val="0"/>
-                <w:color w:val="2C2C2C"/>
                 <w:sz w:val="18"/>
               </w:rPr>
               <w:t>無料</w:t>
@@ -3295,18 +3180,17 @@
         <w:tc>
           <w:tcPr>
             <w:tcW w:type="dxa" w:w="1512"/>
-            <w:shd w:fill="F5F5F5"/>
-            <w:vAlign w:val="center"/>
+            <w:shd w:val="clear" w:color="auto" w:fill="F5F5F5"/>
           </w:tcPr>
           <w:p>
             <w:pPr>
-              <w:jc w:val="left"/>
+              <w:spacing w:after="40" w:before="40"/>
             </w:pPr>
+            <w:r/>
             <w:r>
               <w:rPr>
                 <w:rFonts w:ascii="Meiryo" w:hAnsi="Meiryo" w:eastAsia="Meiryo"/>
                 <w:b w:val="0"/>
-                <w:color w:val="2C2C2C"/>
                 <w:sz w:val="18"/>
               </w:rPr>
               <w:t>Level 1</w:t>
@@ -3318,18 +3202,17 @@
         <w:tc>
           <w:tcPr>
             <w:tcW w:type="dxa" w:w="1512"/>
-            <w:shd w:fill="FFFFFF"/>
-            <w:vAlign w:val="center"/>
+            <w:shd w:val="clear" w:color="auto" w:fill="FFFFFF"/>
           </w:tcPr>
           <w:p>
             <w:pPr>
-              <w:jc w:val="left"/>
+              <w:spacing w:after="40" w:before="40"/>
             </w:pPr>
+            <w:r/>
             <w:r>
               <w:rPr>
                 <w:rFonts w:ascii="Meiryo" w:hAnsi="Meiryo" w:eastAsia="Meiryo"/>
                 <w:b w:val="0"/>
-                <w:color w:val="2C2C2C"/>
                 <w:sz w:val="18"/>
               </w:rPr>
               <w:t>Claude Opus 4.6</w:t>
@@ -3339,46 +3222,42 @@
         <w:tc>
           <w:tcPr>
             <w:tcW w:type="dxa" w:w="1512"/>
-            <w:shd w:fill="FFFFFF"/>
-            <w:vAlign w:val="center"/>
+            <w:shd w:val="clear" w:color="auto" w:fill="FFFFFF"/>
           </w:tcPr>
           <w:p>
             <w:pPr>
-              <w:jc w:val="left"/>
+              <w:spacing w:after="40" w:before="40"/>
             </w:pPr>
+            <w:r/>
             <w:r>
               <w:rPr>
                 <w:rFonts w:ascii="Meiryo" w:hAnsi="Meiryo" w:eastAsia="Meiryo"/>
                 <w:b w:val="0"/>
-                <w:color w:val="2C2C2C"/>
                 <w:sz w:val="18"/>
               </w:rPr>
-              <w:t>テキスト生成</w:t>
-              <w:br/>
-              <w:t>分析</w:t>
+              <w:t>テキスト/分析</w:t>
             </w:r>
           </w:p>
         </w:tc>
         <w:tc>
           <w:tcPr>
             <w:tcW w:type="dxa" w:w="1512"/>
-            <w:shd w:fill="FFFFFF"/>
-            <w:vAlign w:val="center"/>
+            <w:shd w:val="clear" w:color="auto" w:fill="FFFFFF"/>
           </w:tcPr>
           <w:p>
             <w:pPr>
-              <w:jc w:val="left"/>
+              <w:spacing w:after="40" w:before="40"/>
             </w:pPr>
+            <w:r/>
             <w:r>
               <w:rPr>
                 <w:rFonts w:ascii="Meiryo" w:hAnsi="Meiryo" w:eastAsia="Meiryo"/>
                 <w:b w:val="0"/>
-                <w:color w:val="2C2C2C"/>
                 <w:sz w:val="18"/>
               </w:rPr>
               <w:t>100万トークン対応</w:t>
               <w:br/>
-              <w:t>エージェントチーム機能</w:t>
+              <w:t>エージェントチーム</w:t>
               <w:br/>
               <w:t>Adaptive Thinking</w:t>
             </w:r>
@@ -3387,43 +3266,41 @@
         <w:tc>
           <w:tcPr>
             <w:tcW w:type="dxa" w:w="1512"/>
-            <w:shd w:fill="FFFFFF"/>
-            <w:vAlign w:val="center"/>
+            <w:shd w:val="clear" w:color="auto" w:fill="FFFFFF"/>
           </w:tcPr>
           <w:p>
             <w:pPr>
-              <w:jc w:val="left"/>
+              <w:spacing w:after="40" w:before="40"/>
             </w:pPr>
+            <w:r/>
             <w:r>
               <w:rPr>
                 <w:rFonts w:ascii="Meiryo" w:hAnsi="Meiryo" w:eastAsia="Meiryo"/>
                 <w:b w:val="0"/>
-                <w:color w:val="2C2C2C"/>
                 <w:sz w:val="18"/>
               </w:rPr>
               <w:t>長文PDF分析</w:t>
               <w:br/>
               <w:t>契約書比較</w:t>
               <w:br/>
-              <w:t>大規模コード開発</w:t>
+              <w:t>コード開発</w:t>
             </w:r>
           </w:p>
         </w:tc>
         <w:tc>
           <w:tcPr>
             <w:tcW w:type="dxa" w:w="1512"/>
-            <w:shd w:fill="FFFFFF"/>
-            <w:vAlign w:val="center"/>
+            <w:shd w:val="clear" w:color="auto" w:fill="FFFFFF"/>
           </w:tcPr>
           <w:p>
             <w:pPr>
-              <w:jc w:val="left"/>
+              <w:spacing w:after="40" w:before="40"/>
             </w:pPr>
+            <w:r/>
             <w:r>
               <w:rPr>
                 <w:rFonts w:ascii="Meiryo" w:hAnsi="Meiryo" w:eastAsia="Meiryo"/>
                 <w:b w:val="0"/>
-                <w:color w:val="2C2C2C"/>
                 <w:sz w:val="18"/>
               </w:rPr>
               <w:t>無料枠あり</w:t>
@@ -3435,18 +3312,17 @@
         <w:tc>
           <w:tcPr>
             <w:tcW w:type="dxa" w:w="1512"/>
-            <w:shd w:fill="FFFFFF"/>
-            <w:vAlign w:val="center"/>
+            <w:shd w:val="clear" w:color="auto" w:fill="FFFFFF"/>
           </w:tcPr>
           <w:p>
             <w:pPr>
-              <w:jc w:val="left"/>
+              <w:spacing w:after="40" w:before="40"/>
             </w:pPr>
+            <w:r/>
             <w:r>
               <w:rPr>
                 <w:rFonts w:ascii="Meiryo" w:hAnsi="Meiryo" w:eastAsia="Meiryo"/>
                 <w:b w:val="0"/>
-                <w:color w:val="2C2C2C"/>
                 <w:sz w:val="18"/>
               </w:rPr>
               <w:t>Level 1-3</w:t>
@@ -3458,18 +3334,17 @@
         <w:tc>
           <w:tcPr>
             <w:tcW w:type="dxa" w:w="1512"/>
-            <w:shd w:fill="F5F5F5"/>
-            <w:vAlign w:val="center"/>
+            <w:shd w:val="clear" w:color="auto" w:fill="F5F5F5"/>
           </w:tcPr>
           <w:p>
             <w:pPr>
-              <w:jc w:val="left"/>
+              <w:spacing w:after="40" w:before="40"/>
             </w:pPr>
+            <w:r/>
             <w:r>
               <w:rPr>
                 <w:rFonts w:ascii="Meiryo" w:hAnsi="Meiryo" w:eastAsia="Meiryo"/>
                 <w:b w:val="0"/>
-                <w:color w:val="2C2C2C"/>
                 <w:sz w:val="18"/>
               </w:rPr>
               <w:t>Gemini in Chrome</w:t>
@@ -3479,18 +3354,17 @@
         <w:tc>
           <w:tcPr>
             <w:tcW w:type="dxa" w:w="1512"/>
-            <w:shd w:fill="F5F5F5"/>
-            <w:vAlign w:val="center"/>
+            <w:shd w:val="clear" w:color="auto" w:fill="F5F5F5"/>
           </w:tcPr>
           <w:p>
             <w:pPr>
-              <w:jc w:val="left"/>
+              <w:spacing w:after="40" w:before="40"/>
             </w:pPr>
+            <w:r/>
             <w:r>
               <w:rPr>
                 <w:rFonts w:ascii="Meiryo" w:hAnsi="Meiryo" w:eastAsia="Meiryo"/>
                 <w:b w:val="0"/>
-                <w:color w:val="2C2C2C"/>
                 <w:sz w:val="18"/>
               </w:rPr>
               <w:t>ブラウザAI</w:t>
@@ -3500,23 +3374,22 @@
         <w:tc>
           <w:tcPr>
             <w:tcW w:type="dxa" w:w="1512"/>
-            <w:shd w:fill="F5F5F5"/>
-            <w:vAlign w:val="center"/>
+            <w:shd w:val="clear" w:color="auto" w:fill="F5F5F5"/>
           </w:tcPr>
           <w:p>
             <w:pPr>
-              <w:jc w:val="left"/>
+              <w:spacing w:after="40" w:before="40"/>
             </w:pPr>
+            <w:r/>
             <w:r>
               <w:rPr>
                 <w:rFonts w:ascii="Meiryo" w:hAnsi="Meiryo" w:eastAsia="Meiryo"/>
                 <w:b w:val="0"/>
-                <w:color w:val="2C2C2C"/>
                 <w:sz w:val="18"/>
               </w:rPr>
               <w:t>50言語対応</w:t>
               <w:br/>
-              <w:t>記事要約・下書き作成</w:t>
+              <w:t>記事要約・下書き</w:t>
               <w:br/>
               <w:t>画像生成対応</w:t>
             </w:r>
@@ -3525,43 +3398,39 @@
         <w:tc>
           <w:tcPr>
             <w:tcW w:type="dxa" w:w="1512"/>
-            <w:shd w:fill="F5F5F5"/>
-            <w:vAlign w:val="center"/>
+            <w:shd w:val="clear" w:color="auto" w:fill="F5F5F5"/>
           </w:tcPr>
           <w:p>
             <w:pPr>
-              <w:jc w:val="left"/>
+              <w:spacing w:after="40" w:before="40"/>
             </w:pPr>
+            <w:r/>
             <w:r>
               <w:rPr>
                 <w:rFonts w:ascii="Meiryo" w:hAnsi="Meiryo" w:eastAsia="Meiryo"/>
                 <w:b w:val="0"/>
-                <w:color w:val="2C2C2C"/>
                 <w:sz w:val="18"/>
               </w:rPr>
               <w:t>Webリサーチ効率化</w:t>
               <w:br/>
               <w:t>SNS投稿下書き</w:t>
-              <w:br/>
-              <w:t>翻訳・要約</w:t>
             </w:r>
           </w:p>
         </w:tc>
         <w:tc>
           <w:tcPr>
             <w:tcW w:type="dxa" w:w="1512"/>
-            <w:shd w:fill="F5F5F5"/>
-            <w:vAlign w:val="center"/>
+            <w:shd w:val="clear" w:color="auto" w:fill="F5F5F5"/>
           </w:tcPr>
           <w:p>
             <w:pPr>
-              <w:jc w:val="left"/>
+              <w:spacing w:after="40" w:before="40"/>
             </w:pPr>
+            <w:r/>
             <w:r>
               <w:rPr>
                 <w:rFonts w:ascii="Meiryo" w:hAnsi="Meiryo" w:eastAsia="Meiryo"/>
                 <w:b w:val="0"/>
-                <w:color w:val="2C2C2C"/>
                 <w:sz w:val="18"/>
               </w:rPr>
               <w:t>無料</w:t>
@@ -3571,18 +3440,17 @@
         <w:tc>
           <w:tcPr>
             <w:tcW w:type="dxa" w:w="1512"/>
-            <w:shd w:fill="F5F5F5"/>
-            <w:vAlign w:val="center"/>
+            <w:shd w:val="clear" w:color="auto" w:fill="F5F5F5"/>
           </w:tcPr>
           <w:p>
             <w:pPr>
-              <w:jc w:val="left"/>
+              <w:spacing w:after="40" w:before="40"/>
             </w:pPr>
+            <w:r/>
             <w:r>
               <w:rPr>
                 <w:rFonts w:ascii="Meiryo" w:hAnsi="Meiryo" w:eastAsia="Meiryo"/>
                 <w:b w:val="0"/>
-                <w:color w:val="2C2C2C"/>
                 <w:sz w:val="18"/>
               </w:rPr>
               <w:t>Level 1</w:t>
@@ -3594,156 +3462,17 @@
         <w:tc>
           <w:tcPr>
             <w:tcW w:type="dxa" w:w="1512"/>
-            <w:shd w:fill="FFFFFF"/>
-            <w:vAlign w:val="center"/>
+            <w:shd w:val="clear" w:color="auto" w:fill="FFFFFF"/>
           </w:tcPr>
           <w:p>
             <w:pPr>
-              <w:jc w:val="left"/>
+              <w:spacing w:after="40" w:before="40"/>
             </w:pPr>
+            <w:r/>
             <w:r>
               <w:rPr>
                 <w:rFonts w:ascii="Meiryo" w:hAnsi="Meiryo" w:eastAsia="Meiryo"/>
                 <w:b w:val="0"/>
-                <w:color w:val="2C2C2C"/>
-                <w:sz w:val="18"/>
-              </w:rPr>
-              <w:t>Gemini 3.1</w:t>
-              <w:br/>
-              <w:t>Flash-Lite</w:t>
-            </w:r>
-          </w:p>
-        </w:tc>
-        <w:tc>
-          <w:tcPr>
-            <w:tcW w:type="dxa" w:w="1512"/>
-            <w:shd w:fill="FFFFFF"/>
-            <w:vAlign w:val="center"/>
-          </w:tcPr>
-          <w:p>
-            <w:pPr>
-              <w:jc w:val="left"/>
-            </w:pPr>
-            <w:r>
-              <w:rPr>
-                <w:rFonts w:ascii="Meiryo" w:hAnsi="Meiryo" w:eastAsia="Meiryo"/>
-                <w:b w:val="0"/>
-                <w:color w:val="2C2C2C"/>
-                <w:sz w:val="18"/>
-              </w:rPr>
-              <w:t>テキスト生成</w:t>
-            </w:r>
-          </w:p>
-        </w:tc>
-        <w:tc>
-          <w:tcPr>
-            <w:tcW w:type="dxa" w:w="1512"/>
-            <w:shd w:fill="FFFFFF"/>
-            <w:vAlign w:val="center"/>
-          </w:tcPr>
-          <w:p>
-            <w:pPr>
-              <w:jc w:val="left"/>
-            </w:pPr>
-            <w:r>
-              <w:rPr>
-                <w:rFonts w:ascii="Meiryo" w:hAnsi="Meiryo" w:eastAsia="Meiryo"/>
-                <w:b w:val="0"/>
-                <w:color w:val="2C2C2C"/>
-                <w:sz w:val="18"/>
-              </w:rPr>
-              <w:t>高速・低コストモデル</w:t>
-              <w:br/>
-              <w:t>プレビュー版公開</w:t>
-              <w:br/>
-              <w:t>API利用向け</w:t>
-            </w:r>
-          </w:p>
-        </w:tc>
-        <w:tc>
-          <w:tcPr>
-            <w:tcW w:type="dxa" w:w="1512"/>
-            <w:shd w:fill="FFFFFF"/>
-            <w:vAlign w:val="center"/>
-          </w:tcPr>
-          <w:p>
-            <w:pPr>
-              <w:jc w:val="left"/>
-            </w:pPr>
-            <w:r>
-              <w:rPr>
-                <w:rFonts w:ascii="Meiryo" w:hAnsi="Meiryo" w:eastAsia="Meiryo"/>
-                <w:b w:val="0"/>
-                <w:color w:val="2C2C2C"/>
-                <w:sz w:val="18"/>
-              </w:rPr>
-              <w:t>大量テキスト処理</w:t>
-              <w:br/>
-              <w:t>チャットボット構築</w:t>
-              <w:br/>
-              <w:t>データ分析</w:t>
-            </w:r>
-          </w:p>
-        </w:tc>
-        <w:tc>
-          <w:tcPr>
-            <w:tcW w:type="dxa" w:w="1512"/>
-            <w:shd w:fill="FFFFFF"/>
-            <w:vAlign w:val="center"/>
-          </w:tcPr>
-          <w:p>
-            <w:pPr>
-              <w:jc w:val="left"/>
-            </w:pPr>
-            <w:r>
-              <w:rPr>
-                <w:rFonts w:ascii="Meiryo" w:hAnsi="Meiryo" w:eastAsia="Meiryo"/>
-                <w:b w:val="0"/>
-                <w:color w:val="2C2C2C"/>
-                <w:sz w:val="18"/>
-              </w:rPr>
-              <w:t>低コスト</w:t>
-            </w:r>
-          </w:p>
-        </w:tc>
-        <w:tc>
-          <w:tcPr>
-            <w:tcW w:type="dxa" w:w="1512"/>
-            <w:shd w:fill="FFFFFF"/>
-            <w:vAlign w:val="center"/>
-          </w:tcPr>
-          <w:p>
-            <w:pPr>
-              <w:jc w:val="left"/>
-            </w:pPr>
-            <w:r>
-              <w:rPr>
-                <w:rFonts w:ascii="Meiryo" w:hAnsi="Meiryo" w:eastAsia="Meiryo"/>
-                <w:b w:val="0"/>
-                <w:color w:val="2C2C2C"/>
-                <w:sz w:val="18"/>
-              </w:rPr>
-              <w:t>Level 2</w:t>
-            </w:r>
-          </w:p>
-        </w:tc>
-      </w:tr>
-      <w:tr>
-        <w:tc>
-          <w:tcPr>
-            <w:tcW w:type="dxa" w:w="1512"/>
-            <w:shd w:fill="F5F5F5"/>
-            <w:vAlign w:val="center"/>
-          </w:tcPr>
-          <w:p>
-            <w:pPr>
-              <w:jc w:val="left"/>
-            </w:pPr>
-            <w:r>
-              <w:rPr>
-                <w:rFonts w:ascii="Meiryo" w:hAnsi="Meiryo" w:eastAsia="Meiryo"/>
-                <w:b w:val="0"/>
-                <w:color w:val="2C2C2C"/>
                 <w:sz w:val="18"/>
               </w:rPr>
               <w:t>Suno v5</w:t>
@@ -3753,18 +3482,17 @@
         <w:tc>
           <w:tcPr>
             <w:tcW w:type="dxa" w:w="1512"/>
-            <w:shd w:fill="F5F5F5"/>
-            <w:vAlign w:val="center"/>
+            <w:shd w:val="clear" w:color="auto" w:fill="FFFFFF"/>
           </w:tcPr>
           <w:p>
             <w:pPr>
-              <w:jc w:val="left"/>
+              <w:spacing w:after="40" w:before="40"/>
             </w:pPr>
+            <w:r/>
             <w:r>
               <w:rPr>
                 <w:rFonts w:ascii="Meiryo" w:hAnsi="Meiryo" w:eastAsia="Meiryo"/>
                 <w:b w:val="0"/>
-                <w:color w:val="2C2C2C"/>
                 <w:sz w:val="18"/>
               </w:rPr>
               <w:t>音楽生成</w:t>
@@ -3774,18 +3502,17 @@
         <w:tc>
           <w:tcPr>
             <w:tcW w:type="dxa" w:w="1512"/>
-            <w:shd w:fill="F5F5F5"/>
-            <w:vAlign w:val="center"/>
+            <w:shd w:val="clear" w:color="auto" w:fill="FFFFFF"/>
           </w:tcPr>
           <w:p>
             <w:pPr>
-              <w:jc w:val="left"/>
+              <w:spacing w:after="40" w:before="40"/>
             </w:pPr>
+            <w:r/>
             <w:r>
               <w:rPr>
                 <w:rFonts w:ascii="Meiryo" w:hAnsi="Meiryo" w:eastAsia="Meiryo"/>
                 <w:b w:val="0"/>
-                <w:color w:val="2C2C2C"/>
                 <w:sz w:val="18"/>
               </w:rPr>
               <w:t>プロ品質の楽曲生成</w:t>
@@ -3799,43 +3526,39 @@
         <w:tc>
           <w:tcPr>
             <w:tcW w:type="dxa" w:w="1512"/>
-            <w:shd w:fill="F5F5F5"/>
-            <w:vAlign w:val="center"/>
+            <w:shd w:val="clear" w:color="auto" w:fill="FFFFFF"/>
           </w:tcPr>
           <w:p>
             <w:pPr>
-              <w:jc w:val="left"/>
+              <w:spacing w:after="40" w:before="40"/>
             </w:pPr>
+            <w:r/>
             <w:r>
               <w:rPr>
                 <w:rFonts w:ascii="Meiryo" w:hAnsi="Meiryo" w:eastAsia="Meiryo"/>
                 <w:b w:val="0"/>
-                <w:color w:val="2C2C2C"/>
                 <w:sz w:val="18"/>
               </w:rPr>
               <w:t>BGM・ジングル制作</w:t>
               <w:br/>
               <w:t>YouTube用音楽</w:t>
-              <w:br/>
-              <w:t>ポッドキャスト音楽</w:t>
             </w:r>
           </w:p>
         </w:tc>
         <w:tc>
           <w:tcPr>
             <w:tcW w:type="dxa" w:w="1512"/>
-            <w:shd w:fill="F5F5F5"/>
-            <w:vAlign w:val="center"/>
+            <w:shd w:val="clear" w:color="auto" w:fill="FFFFFF"/>
           </w:tcPr>
           <w:p>
             <w:pPr>
-              <w:jc w:val="left"/>
+              <w:spacing w:after="40" w:before="40"/>
             </w:pPr>
+            <w:r/>
             <w:r>
               <w:rPr>
                 <w:rFonts w:ascii="Meiryo" w:hAnsi="Meiryo" w:eastAsia="Meiryo"/>
                 <w:b w:val="0"/>
-                <w:color w:val="2C2C2C"/>
                 <w:sz w:val="18"/>
               </w:rPr>
               <w:t>無料枠あり</w:t>
@@ -3847,18 +3570,17 @@
         <w:tc>
           <w:tcPr>
             <w:tcW w:type="dxa" w:w="1512"/>
-            <w:shd w:fill="F5F5F5"/>
-            <w:vAlign w:val="center"/>
+            <w:shd w:val="clear" w:color="auto" w:fill="FFFFFF"/>
           </w:tcPr>
           <w:p>
             <w:pPr>
-              <w:jc w:val="left"/>
+              <w:spacing w:after="40" w:before="40"/>
             </w:pPr>
+            <w:r/>
             <w:r>
               <w:rPr>
                 <w:rFonts w:ascii="Meiryo" w:hAnsi="Meiryo" w:eastAsia="Meiryo"/>
                 <w:b w:val="0"/>
-                <w:color w:val="2C2C2C"/>
                 <w:sz w:val="18"/>
               </w:rPr>
               <w:t>Level 1</w:t>
@@ -3870,18 +3592,17 @@
         <w:tc>
           <w:tcPr>
             <w:tcW w:type="dxa" w:w="1512"/>
-            <w:shd w:fill="FFFFFF"/>
-            <w:vAlign w:val="center"/>
+            <w:shd w:val="clear" w:color="auto" w:fill="F5F5F5"/>
           </w:tcPr>
           <w:p>
             <w:pPr>
-              <w:jc w:val="left"/>
+              <w:spacing w:after="40" w:before="40"/>
             </w:pPr>
+            <w:r/>
             <w:r>
               <w:rPr>
                 <w:rFonts w:ascii="Meiryo" w:hAnsi="Meiryo" w:eastAsia="Meiryo"/>
                 <w:b w:val="0"/>
-                <w:color w:val="2C2C2C"/>
                 <w:sz w:val="18"/>
               </w:rPr>
               <w:t>ACE-Step v1.5</w:t>
@@ -3891,18 +3612,17 @@
         <w:tc>
           <w:tcPr>
             <w:tcW w:type="dxa" w:w="1512"/>
-            <w:shd w:fill="FFFFFF"/>
-            <w:vAlign w:val="center"/>
+            <w:shd w:val="clear" w:color="auto" w:fill="F5F5F5"/>
           </w:tcPr>
           <w:p>
             <w:pPr>
-              <w:jc w:val="left"/>
+              <w:spacing w:after="40" w:before="40"/>
             </w:pPr>
+            <w:r/>
             <w:r>
               <w:rPr>
                 <w:rFonts w:ascii="Meiryo" w:hAnsi="Meiryo" w:eastAsia="Meiryo"/>
                 <w:b w:val="0"/>
-                <w:color w:val="2C2C2C"/>
                 <w:sz w:val="18"/>
               </w:rPr>
               <w:t>音楽生成</w:t>
@@ -3912,21 +3632,20 @@
         <w:tc>
           <w:tcPr>
             <w:tcW w:type="dxa" w:w="1512"/>
-            <w:shd w:fill="FFFFFF"/>
-            <w:vAlign w:val="center"/>
+            <w:shd w:val="clear" w:color="auto" w:fill="F5F5F5"/>
           </w:tcPr>
           <w:p>
             <w:pPr>
-              <w:jc w:val="left"/>
+              <w:spacing w:after="40" w:before="40"/>
             </w:pPr>
+            <w:r/>
             <w:r>
               <w:rPr>
                 <w:rFonts w:ascii="Meiryo" w:hAnsi="Meiryo" w:eastAsia="Meiryo"/>
                 <w:b w:val="0"/>
-                <w:color w:val="2C2C2C"/>
                 <w:sz w:val="18"/>
               </w:rPr>
-              <w:t>オープンソース（無料）</w:t>
+              <w:t>オープンソース</w:t>
               <w:br/>
               <w:t>4GB VRAM動作</w:t>
               <w:br/>
@@ -3937,66 +3656,59 @@
         <w:tc>
           <w:tcPr>
             <w:tcW w:type="dxa" w:w="1512"/>
-            <w:shd w:fill="FFFFFF"/>
-            <w:vAlign w:val="center"/>
+            <w:shd w:val="clear" w:color="auto" w:fill="F5F5F5"/>
           </w:tcPr>
           <w:p>
             <w:pPr>
-              <w:jc w:val="left"/>
+              <w:spacing w:after="40" w:before="40"/>
             </w:pPr>
+            <w:r/>
             <w:r>
               <w:rPr>
                 <w:rFonts w:ascii="Meiryo" w:hAnsi="Meiryo" w:eastAsia="Meiryo"/>
                 <w:b w:val="0"/>
-                <w:color w:val="2C2C2C"/>
                 <w:sz w:val="18"/>
               </w:rPr>
-              <w:t>ローカルで音楽生成</w:t>
+              <w:t>ローカル音楽生成</w:t>
               <w:br/>
               <w:t>月額コストゼロ</w:t>
-              <w:br/>
-              <w:t>カスタマイズ自由</w:t>
             </w:r>
           </w:p>
         </w:tc>
         <w:tc>
           <w:tcPr>
             <w:tcW w:type="dxa" w:w="1512"/>
-            <w:shd w:fill="FFFFFF"/>
-            <w:vAlign w:val="center"/>
+            <w:shd w:val="clear" w:color="auto" w:fill="F5F5F5"/>
           </w:tcPr>
           <w:p>
             <w:pPr>
-              <w:jc w:val="left"/>
+              <w:spacing w:after="40" w:before="40"/>
             </w:pPr>
+            <w:r/>
             <w:r>
               <w:rPr>
                 <w:rFonts w:ascii="Meiryo" w:hAnsi="Meiryo" w:eastAsia="Meiryo"/>
                 <w:b w:val="0"/>
-                <w:color w:val="2C2C2C"/>
                 <w:sz w:val="18"/>
               </w:rPr>
               <w:t>完全無料</w:t>
-              <w:br/>
-              <w:t>（OSS）</w:t>
             </w:r>
           </w:p>
         </w:tc>
         <w:tc>
           <w:tcPr>
             <w:tcW w:type="dxa" w:w="1512"/>
-            <w:shd w:fill="FFFFFF"/>
-            <w:vAlign w:val="center"/>
+            <w:shd w:val="clear" w:color="auto" w:fill="F5F5F5"/>
           </w:tcPr>
           <w:p>
             <w:pPr>
-              <w:jc w:val="left"/>
+              <w:spacing w:after="40" w:before="40"/>
             </w:pPr>
+            <w:r/>
             <w:r>
               <w:rPr>
                 <w:rFonts w:ascii="Meiryo" w:hAnsi="Meiryo" w:eastAsia="Meiryo"/>
                 <w:b w:val="0"/>
-                <w:color w:val="2C2C2C"/>
                 <w:sz w:val="18"/>
               </w:rPr>
               <w:t>Level 3</w:t>
@@ -4008,18 +3720,17 @@
         <w:tc>
           <w:tcPr>
             <w:tcW w:type="dxa" w:w="1512"/>
-            <w:shd w:fill="F5F5F5"/>
-            <w:vAlign w:val="center"/>
+            <w:shd w:val="clear" w:color="auto" w:fill="FFFFFF"/>
           </w:tcPr>
           <w:p>
             <w:pPr>
-              <w:jc w:val="left"/>
+              <w:spacing w:after="40" w:before="40"/>
             </w:pPr>
+            <w:r/>
             <w:r>
               <w:rPr>
                 <w:rFonts w:ascii="Meiryo" w:hAnsi="Meiryo" w:eastAsia="Meiryo"/>
                 <w:b w:val="0"/>
-                <w:color w:val="2C2C2C"/>
                 <w:sz w:val="18"/>
               </w:rPr>
               <w:t>ElevenLabs v3</w:t>
@@ -4029,18 +3740,17 @@
         <w:tc>
           <w:tcPr>
             <w:tcW w:type="dxa" w:w="1512"/>
-            <w:shd w:fill="F5F5F5"/>
-            <w:vAlign w:val="center"/>
+            <w:shd w:val="clear" w:color="auto" w:fill="FFFFFF"/>
           </w:tcPr>
           <w:p>
             <w:pPr>
-              <w:jc w:val="left"/>
+              <w:spacing w:after="40" w:before="40"/>
             </w:pPr>
+            <w:r/>
             <w:r>
               <w:rPr>
                 <w:rFonts w:ascii="Meiryo" w:hAnsi="Meiryo" w:eastAsia="Meiryo"/>
                 <w:b w:val="0"/>
-                <w:color w:val="2C2C2C"/>
                 <w:sz w:val="18"/>
               </w:rPr>
               <w:t>音声生成</w:t>
@@ -4050,68 +3760,63 @@
         <w:tc>
           <w:tcPr>
             <w:tcW w:type="dxa" w:w="1512"/>
-            <w:shd w:fill="F5F5F5"/>
-            <w:vAlign w:val="center"/>
+            <w:shd w:val="clear" w:color="auto" w:fill="FFFFFF"/>
           </w:tcPr>
           <w:p>
             <w:pPr>
-              <w:jc w:val="left"/>
+              <w:spacing w:after="40" w:before="40"/>
             </w:pPr>
+            <w:r/>
             <w:r>
               <w:rPr>
                 <w:rFonts w:ascii="Meiryo" w:hAnsi="Meiryo" w:eastAsia="Meiryo"/>
                 <w:b w:val="0"/>
-                <w:color w:val="2C2C2C"/>
                 <w:sz w:val="18"/>
               </w:rPr>
               <w:t>70言語で感情表現</w:t>
               <w:br/>
-              <w:t>笑い・ささやき対応</w:t>
+              <w:t>150ms低遅延認識</w:t>
               <w:br/>
-              <w:t>150ms低遅延認識</w:t>
+              <w:t>日本語エラー率5%未満</w:t>
             </w:r>
           </w:p>
         </w:tc>
         <w:tc>
           <w:tcPr>
             <w:tcW w:type="dxa" w:w="1512"/>
-            <w:shd w:fill="F5F5F5"/>
-            <w:vAlign w:val="center"/>
+            <w:shd w:val="clear" w:color="auto" w:fill="FFFFFF"/>
           </w:tcPr>
           <w:p>
             <w:pPr>
-              <w:jc w:val="left"/>
+              <w:spacing w:after="40" w:before="40"/>
             </w:pPr>
+            <w:r/>
             <w:r>
               <w:rPr>
                 <w:rFonts w:ascii="Meiryo" w:hAnsi="Meiryo" w:eastAsia="Meiryo"/>
                 <w:b w:val="0"/>
-                <w:color w:val="2C2C2C"/>
                 <w:sz w:val="18"/>
               </w:rPr>
               <w:t>ナレーション制作</w:t>
               <w:br/>
               <w:t>多言語吹替</w:t>
-              <w:br/>
-              <w:t>音声チャットボット</w:t>
             </w:r>
           </w:p>
         </w:tc>
         <w:tc>
           <w:tcPr>
             <w:tcW w:type="dxa" w:w="1512"/>
-            <w:shd w:fill="F5F5F5"/>
-            <w:vAlign w:val="center"/>
+            <w:shd w:val="clear" w:color="auto" w:fill="FFFFFF"/>
           </w:tcPr>
           <w:p>
             <w:pPr>
-              <w:jc w:val="left"/>
+              <w:spacing w:after="40" w:before="40"/>
             </w:pPr>
+            <w:r/>
             <w:r>
               <w:rPr>
                 <w:rFonts w:ascii="Meiryo" w:hAnsi="Meiryo" w:eastAsia="Meiryo"/>
                 <w:b w:val="0"/>
-                <w:color w:val="2C2C2C"/>
                 <w:sz w:val="18"/>
               </w:rPr>
               <w:t>無料枠あり</w:t>
@@ -4123,18 +3828,17 @@
         <w:tc>
           <w:tcPr>
             <w:tcW w:type="dxa" w:w="1512"/>
-            <w:shd w:fill="F5F5F5"/>
-            <w:vAlign w:val="center"/>
+            <w:shd w:val="clear" w:color="auto" w:fill="FFFFFF"/>
           </w:tcPr>
           <w:p>
             <w:pPr>
-              <w:jc w:val="left"/>
+              <w:spacing w:after="40" w:before="40"/>
             </w:pPr>
+            <w:r/>
             <w:r>
               <w:rPr>
                 <w:rFonts w:ascii="Meiryo" w:hAnsi="Meiryo" w:eastAsia="Meiryo"/>
                 <w:b w:val="0"/>
-                <w:color w:val="2C2C2C"/>
                 <w:sz w:val="18"/>
               </w:rPr>
               <w:t>Level 2</w:t>
@@ -4146,18 +3850,17 @@
         <w:tc>
           <w:tcPr>
             <w:tcW w:type="dxa" w:w="1512"/>
-            <w:shd w:fill="FFFFFF"/>
-            <w:vAlign w:val="center"/>
+            <w:shd w:val="clear" w:color="auto" w:fill="F5F5F5"/>
           </w:tcPr>
           <w:p>
             <w:pPr>
-              <w:jc w:val="left"/>
+              <w:spacing w:after="40" w:before="40"/>
             </w:pPr>
+            <w:r/>
             <w:r>
               <w:rPr>
                 <w:rFonts w:ascii="Meiryo" w:hAnsi="Meiryo" w:eastAsia="Meiryo"/>
                 <w:b w:val="0"/>
-                <w:color w:val="2C2C2C"/>
                 <w:sz w:val="18"/>
               </w:rPr>
               <w:t>Sora 2</w:t>
@@ -4167,18 +3870,17 @@
         <w:tc>
           <w:tcPr>
             <w:tcW w:type="dxa" w:w="1512"/>
-            <w:shd w:fill="FFFFFF"/>
-            <w:vAlign w:val="center"/>
+            <w:shd w:val="clear" w:color="auto" w:fill="F5F5F5"/>
           </w:tcPr>
           <w:p>
             <w:pPr>
-              <w:jc w:val="left"/>
+              <w:spacing w:after="40" w:before="40"/>
             </w:pPr>
+            <w:r/>
             <w:r>
               <w:rPr>
                 <w:rFonts w:ascii="Meiryo" w:hAnsi="Meiryo" w:eastAsia="Meiryo"/>
                 <w:b w:val="0"/>
-                <w:color w:val="2C2C2C"/>
                 <w:sz w:val="18"/>
               </w:rPr>
               <w:t>動画生成</w:t>
@@ -4188,23 +3890,20 @@
         <w:tc>
           <w:tcPr>
             <w:tcW w:type="dxa" w:w="1512"/>
-            <w:shd w:fill="FFFFFF"/>
-            <w:vAlign w:val="center"/>
+            <w:shd w:val="clear" w:color="auto" w:fill="F5F5F5"/>
           </w:tcPr>
           <w:p>
             <w:pPr>
-              <w:jc w:val="left"/>
+              <w:spacing w:after="40" w:before="40"/>
             </w:pPr>
+            <w:r/>
             <w:r>
               <w:rPr>
                 <w:rFonts w:ascii="Meiryo" w:hAnsi="Meiryo" w:eastAsia="Meiryo"/>
                 <w:b w:val="0"/>
-                <w:color w:val="2C2C2C"/>
                 <w:sz w:val="18"/>
               </w:rPr>
-              <w:t>最長25秒の動画生成</w:t>
-              <w:br/>
-              <w:t>音声・効果音同期</w:t>
+              <w:t>最長25秒+音声同期</w:t>
               <w:br/>
               <w:t>Disney提携</w:t>
             </w:r>
@@ -4213,66 +3912,59 @@
         <w:tc>
           <w:tcPr>
             <w:tcW w:type="dxa" w:w="1512"/>
-            <w:shd w:fill="FFFFFF"/>
-            <w:vAlign w:val="center"/>
+            <w:shd w:val="clear" w:color="auto" w:fill="F5F5F5"/>
           </w:tcPr>
           <w:p>
             <w:pPr>
-              <w:jc w:val="left"/>
+              <w:spacing w:after="40" w:before="40"/>
             </w:pPr>
+            <w:r/>
             <w:r>
               <w:rPr>
                 <w:rFonts w:ascii="Meiryo" w:hAnsi="Meiryo" w:eastAsia="Meiryo"/>
                 <w:b w:val="0"/>
-                <w:color w:val="2C2C2C"/>
                 <w:sz w:val="18"/>
               </w:rPr>
-              <w:t>プロモーション動画</w:t>
+              <w:t>プロモ動画</w:t>
               <w:br/>
               <w:t>SNS短尺動画</w:t>
-              <w:br/>
-              <w:t>イメージ映像</w:t>
             </w:r>
           </w:p>
         </w:tc>
         <w:tc>
           <w:tcPr>
             <w:tcW w:type="dxa" w:w="1512"/>
-            <w:shd w:fill="FFFFFF"/>
-            <w:vAlign w:val="center"/>
+            <w:shd w:val="clear" w:color="auto" w:fill="F5F5F5"/>
           </w:tcPr>
           <w:p>
             <w:pPr>
-              <w:jc w:val="left"/>
+              <w:spacing w:after="40" w:before="40"/>
             </w:pPr>
+            <w:r/>
             <w:r>
               <w:rPr>
                 <w:rFonts w:ascii="Meiryo" w:hAnsi="Meiryo" w:eastAsia="Meiryo"/>
                 <w:b w:val="0"/>
-                <w:color w:val="2C2C2C"/>
                 <w:sz w:val="18"/>
               </w:rPr>
               <w:t>Plus $20/月〜</w:t>
-              <w:br/>
-              <w:t>（無料枠廃止）</w:t>
             </w:r>
           </w:p>
         </w:tc>
         <w:tc>
           <w:tcPr>
             <w:tcW w:type="dxa" w:w="1512"/>
-            <w:shd w:fill="FFFFFF"/>
-            <w:vAlign w:val="center"/>
+            <w:shd w:val="clear" w:color="auto" w:fill="F5F5F5"/>
           </w:tcPr>
           <w:p>
             <w:pPr>
-              <w:jc w:val="left"/>
+              <w:spacing w:after="40" w:before="40"/>
             </w:pPr>
+            <w:r/>
             <w:r>
               <w:rPr>
                 <w:rFonts w:ascii="Meiryo" w:hAnsi="Meiryo" w:eastAsia="Meiryo"/>
                 <w:b w:val="0"/>
-                <w:color w:val="2C2C2C"/>
                 <w:sz w:val="18"/>
               </w:rPr>
               <w:t>Level 2</w:t>
@@ -4284,18 +3976,17 @@
         <w:tc>
           <w:tcPr>
             <w:tcW w:type="dxa" w:w="1512"/>
-            <w:shd w:fill="F5F5F5"/>
-            <w:vAlign w:val="center"/>
+            <w:shd w:val="clear" w:color="auto" w:fill="FFFFFF"/>
           </w:tcPr>
           <w:p>
             <w:pPr>
-              <w:jc w:val="left"/>
+              <w:spacing w:after="40" w:before="40"/>
             </w:pPr>
+            <w:r/>
             <w:r>
               <w:rPr>
                 <w:rFonts w:ascii="Meiryo" w:hAnsi="Meiryo" w:eastAsia="Meiryo"/>
                 <w:b w:val="0"/>
-                <w:color w:val="2C2C2C"/>
                 <w:sz w:val="18"/>
               </w:rPr>
               <w:t>Runway Gen-4</w:t>
@@ -4305,18 +3996,17 @@
         <w:tc>
           <w:tcPr>
             <w:tcW w:type="dxa" w:w="1512"/>
-            <w:shd w:fill="F5F5F5"/>
-            <w:vAlign w:val="center"/>
+            <w:shd w:val="clear" w:color="auto" w:fill="FFFFFF"/>
           </w:tcPr>
           <w:p>
             <w:pPr>
-              <w:jc w:val="left"/>
+              <w:spacing w:after="40" w:before="40"/>
             </w:pPr>
+            <w:r/>
             <w:r>
               <w:rPr>
                 <w:rFonts w:ascii="Meiryo" w:hAnsi="Meiryo" w:eastAsia="Meiryo"/>
                 <w:b w:val="0"/>
-                <w:color w:val="2C2C2C"/>
                 <w:sz w:val="18"/>
               </w:rPr>
               <w:t>動画生成</w:t>
@@ -4326,91 +4016,81 @@
         <w:tc>
           <w:tcPr>
             <w:tcW w:type="dxa" w:w="1512"/>
-            <w:shd w:fill="F5F5F5"/>
-            <w:vAlign w:val="center"/>
+            <w:shd w:val="clear" w:color="auto" w:fill="FFFFFF"/>
           </w:tcPr>
           <w:p>
             <w:pPr>
-              <w:jc w:val="left"/>
+              <w:spacing w:after="40" w:before="40"/>
             </w:pPr>
+            <w:r/>
             <w:r>
               <w:rPr>
                 <w:rFonts w:ascii="Meiryo" w:hAnsi="Meiryo" w:eastAsia="Meiryo"/>
                 <w:b w:val="0"/>
-                <w:color w:val="2C2C2C"/>
                 <w:sz w:val="18"/>
               </w:rPr>
               <w:t>フレーム精密制御</w:t>
               <w:br/>
-              <w:t>Alephビデオエディタ</w:t>
-              <w:br/>
-              <w:t>実写映像AI編集</w:t>
+              <w:t>Alephエディタ</w:t>
             </w:r>
           </w:p>
         </w:tc>
         <w:tc>
           <w:tcPr>
             <w:tcW w:type="dxa" w:w="1512"/>
-            <w:shd w:fill="F5F5F5"/>
-            <w:vAlign w:val="center"/>
+            <w:shd w:val="clear" w:color="auto" w:fill="FFFFFF"/>
           </w:tcPr>
           <w:p>
             <w:pPr>
-              <w:jc w:val="left"/>
+              <w:spacing w:after="40" w:before="40"/>
             </w:pPr>
+            <w:r/>
             <w:r>
               <w:rPr>
                 <w:rFonts w:ascii="Meiryo" w:hAnsi="Meiryo" w:eastAsia="Meiryo"/>
                 <w:b w:val="0"/>
-                <w:color w:val="2C2C2C"/>
                 <w:sz w:val="18"/>
               </w:rPr>
               <w:t>映像制作</w:t>
               <w:br/>
               <w:t>広告動画</w:t>
-              <w:br/>
-              <w:t>実写合成</w:t>
             </w:r>
           </w:p>
         </w:tc>
         <w:tc>
           <w:tcPr>
             <w:tcW w:type="dxa" w:w="1512"/>
-            <w:shd w:fill="F5F5F5"/>
-            <w:vAlign w:val="center"/>
+            <w:shd w:val="clear" w:color="auto" w:fill="FFFFFF"/>
           </w:tcPr>
           <w:p>
             <w:pPr>
-              <w:jc w:val="left"/>
+              <w:spacing w:after="40" w:before="40"/>
             </w:pPr>
+            <w:r/>
             <w:r>
               <w:rPr>
                 <w:rFonts w:ascii="Meiryo" w:hAnsi="Meiryo" w:eastAsia="Meiryo"/>
                 <w:b w:val="0"/>
-                <w:color w:val="2C2C2C"/>
                 <w:sz w:val="18"/>
               </w:rPr>
               <w:t>無料枠あり</w:t>
-              <w:br/>
-              <w:t>有料プラン</w:t>
             </w:r>
           </w:p>
         </w:tc>
         <w:tc>
           <w:tcPr>
             <w:tcW w:type="dxa" w:w="1512"/>
-            <w:shd w:fill="F5F5F5"/>
-            <w:vAlign w:val="center"/>
+            <w:shd w:val="clear" w:color="auto" w:fill="FFFFFF"/>
           </w:tcPr>
           <w:p>
             <w:pPr>
-              <w:jc w:val="left"/>
+              <w:spacing w:after="40" w:before="40"/>
             </w:pPr>
+            <w:r/>
             <w:r>
               <w:rPr>
                 <w:rFonts w:ascii="Meiryo" w:hAnsi="Meiryo" w:eastAsia="Meiryo"/>
                 <w:b w:val="0"/>
-                <w:color w:val="2C2C2C"/>
                 <w:sz w:val="18"/>
               </w:rPr>
               <w:t>Level 2</w:t>
@@ -4422,41 +4102,37 @@
         <w:tc>
           <w:tcPr>
             <w:tcW w:type="dxa" w:w="1512"/>
-            <w:shd w:fill="FFFFFF"/>
-            <w:vAlign w:val="center"/>
+            <w:shd w:val="clear" w:color="auto" w:fill="F5F5F5"/>
           </w:tcPr>
           <w:p>
             <w:pPr>
-              <w:jc w:val="left"/>
+              <w:spacing w:after="40" w:before="40"/>
             </w:pPr>
+            <w:r/>
             <w:r>
               <w:rPr>
                 <w:rFonts w:ascii="Meiryo" w:hAnsi="Meiryo" w:eastAsia="Meiryo"/>
                 <w:b w:val="0"/>
-                <w:color w:val="2C2C2C"/>
                 <w:sz w:val="18"/>
               </w:rPr>
-              <w:t>Bing Image</w:t>
-              <w:br/>
-              <w:t>Creator</w:t>
+              <w:t>Bing Image Creator</w:t>
             </w:r>
           </w:p>
         </w:tc>
         <w:tc>
           <w:tcPr>
             <w:tcW w:type="dxa" w:w="1512"/>
-            <w:shd w:fill="FFFFFF"/>
-            <w:vAlign w:val="center"/>
+            <w:shd w:val="clear" w:color="auto" w:fill="F5F5F5"/>
           </w:tcPr>
           <w:p>
             <w:pPr>
-              <w:jc w:val="left"/>
+              <w:spacing w:after="40" w:before="40"/>
             </w:pPr>
+            <w:r/>
             <w:r>
               <w:rPr>
                 <w:rFonts w:ascii="Meiryo" w:hAnsi="Meiryo" w:eastAsia="Meiryo"/>
                 <w:b w:val="0"/>
-                <w:color w:val="2C2C2C"/>
                 <w:sz w:val="18"/>
               </w:rPr>
               <w:t>画像生成</w:t>
@@ -4466,68 +4142,61 @@
         <w:tc>
           <w:tcPr>
             <w:tcW w:type="dxa" w:w="1512"/>
-            <w:shd w:fill="FFFFFF"/>
-            <w:vAlign w:val="center"/>
+            <w:shd w:val="clear" w:color="auto" w:fill="F5F5F5"/>
           </w:tcPr>
           <w:p>
             <w:pPr>
-              <w:jc w:val="left"/>
+              <w:spacing w:after="40" w:before="40"/>
             </w:pPr>
+            <w:r/>
             <w:r>
               <w:rPr>
                 <w:rFonts w:ascii="Meiryo" w:hAnsi="Meiryo" w:eastAsia="Meiryo"/>
                 <w:b w:val="0"/>
-                <w:color w:val="2C2C2C"/>
                 <w:sz w:val="18"/>
               </w:rPr>
               <w:t>DALL-Eベース</w:t>
               <w:br/>
               <w:t>完全無料</w:t>
-              <w:br/>
-              <w:t>Microsoftアカウントで利用</w:t>
             </w:r>
           </w:p>
         </w:tc>
         <w:tc>
           <w:tcPr>
             <w:tcW w:type="dxa" w:w="1512"/>
-            <w:shd w:fill="FFFFFF"/>
-            <w:vAlign w:val="center"/>
+            <w:shd w:val="clear" w:color="auto" w:fill="F5F5F5"/>
           </w:tcPr>
           <w:p>
             <w:pPr>
-              <w:jc w:val="left"/>
+              <w:spacing w:after="40" w:before="40"/>
             </w:pPr>
+            <w:r/>
             <w:r>
               <w:rPr>
                 <w:rFonts w:ascii="Meiryo" w:hAnsi="Meiryo" w:eastAsia="Meiryo"/>
                 <w:b w:val="0"/>
-                <w:color w:val="2C2C2C"/>
                 <w:sz w:val="18"/>
               </w:rPr>
-              <w:t>SNS用画像作成</w:t>
+              <w:t>SNS用画像</w:t>
               <w:br/>
               <w:t>ブログ素材</w:t>
-              <w:br/>
-              <w:t>プレゼン資料</w:t>
             </w:r>
           </w:p>
         </w:tc>
         <w:tc>
           <w:tcPr>
             <w:tcW w:type="dxa" w:w="1512"/>
-            <w:shd w:fill="FFFFFF"/>
-            <w:vAlign w:val="center"/>
+            <w:shd w:val="clear" w:color="auto" w:fill="F5F5F5"/>
           </w:tcPr>
           <w:p>
             <w:pPr>
-              <w:jc w:val="left"/>
+              <w:spacing w:after="40" w:before="40"/>
             </w:pPr>
+            <w:r/>
             <w:r>
               <w:rPr>
                 <w:rFonts w:ascii="Meiryo" w:hAnsi="Meiryo" w:eastAsia="Meiryo"/>
                 <w:b w:val="0"/>
-                <w:color w:val="2C2C2C"/>
                 <w:sz w:val="18"/>
               </w:rPr>
               <w:t>完全無料</w:t>
@@ -4537,18 +4206,143 @@
         <w:tc>
           <w:tcPr>
             <w:tcW w:type="dxa" w:w="1512"/>
-            <w:shd w:fill="FFFFFF"/>
-            <w:vAlign w:val="center"/>
+            <w:shd w:val="clear" w:color="auto" w:fill="F5F5F5"/>
           </w:tcPr>
           <w:p>
             <w:pPr>
-              <w:jc w:val="left"/>
+              <w:spacing w:after="40" w:before="40"/>
             </w:pPr>
+            <w:r/>
             <w:r>
               <w:rPr>
                 <w:rFonts w:ascii="Meiryo" w:hAnsi="Meiryo" w:eastAsia="Meiryo"/>
                 <w:b w:val="0"/>
-                <w:color w:val="2C2C2C"/>
+                <w:sz w:val="18"/>
+              </w:rPr>
+              <w:t>Level 1</w:t>
+            </w:r>
+          </w:p>
+        </w:tc>
+      </w:tr>
+      <w:tr>
+        <w:tc>
+          <w:tcPr>
+            <w:tcW w:type="dxa" w:w="1512"/>
+            <w:shd w:val="clear" w:color="auto" w:fill="FFFFFF"/>
+          </w:tcPr>
+          <w:p>
+            <w:pPr>
+              <w:spacing w:after="40" w:before="40"/>
+            </w:pPr>
+            <w:r/>
+            <w:r>
+              <w:rPr>
+                <w:rFonts w:ascii="Meiryo" w:hAnsi="Meiryo" w:eastAsia="Meiryo"/>
+                <w:b w:val="0"/>
+                <w:sz w:val="18"/>
+              </w:rPr>
+              <w:t>Canva AI</w:t>
+            </w:r>
+          </w:p>
+        </w:tc>
+        <w:tc>
+          <w:tcPr>
+            <w:tcW w:type="dxa" w:w="1512"/>
+            <w:shd w:val="clear" w:color="auto" w:fill="FFFFFF"/>
+          </w:tcPr>
+          <w:p>
+            <w:pPr>
+              <w:spacing w:after="40" w:before="40"/>
+            </w:pPr>
+            <w:r/>
+            <w:r>
+              <w:rPr>
+                <w:rFonts w:ascii="Meiryo" w:hAnsi="Meiryo" w:eastAsia="Meiryo"/>
+                <w:b w:val="0"/>
+                <w:sz w:val="18"/>
+              </w:rPr>
+              <w:t>デザイン</w:t>
+            </w:r>
+          </w:p>
+        </w:tc>
+        <w:tc>
+          <w:tcPr>
+            <w:tcW w:type="dxa" w:w="1512"/>
+            <w:shd w:val="clear" w:color="auto" w:fill="FFFFFF"/>
+          </w:tcPr>
+          <w:p>
+            <w:pPr>
+              <w:spacing w:after="40" w:before="40"/>
+            </w:pPr>
+            <w:r/>
+            <w:r>
+              <w:rPr>
+                <w:rFonts w:ascii="Meiryo" w:hAnsi="Meiryo" w:eastAsia="Meiryo"/>
+                <w:b w:val="0"/>
+                <w:sz w:val="18"/>
+              </w:rPr>
+              <w:t>動画生成（5回無料）</w:t>
+              <w:br/>
+              <w:t>テンプレート豊富</w:t>
+            </w:r>
+          </w:p>
+        </w:tc>
+        <w:tc>
+          <w:tcPr>
+            <w:tcW w:type="dxa" w:w="1512"/>
+            <w:shd w:val="clear" w:color="auto" w:fill="FFFFFF"/>
+          </w:tcPr>
+          <w:p>
+            <w:pPr>
+              <w:spacing w:after="40" w:before="40"/>
+            </w:pPr>
+            <w:r/>
+            <w:r>
+              <w:rPr>
+                <w:rFonts w:ascii="Meiryo" w:hAnsi="Meiryo" w:eastAsia="Meiryo"/>
+                <w:b w:val="0"/>
+                <w:sz w:val="18"/>
+              </w:rPr>
+              <w:t>SNSデザイン</w:t>
+              <w:br/>
+              <w:t>プレゼン資料</w:t>
+            </w:r>
+          </w:p>
+        </w:tc>
+        <w:tc>
+          <w:tcPr>
+            <w:tcW w:type="dxa" w:w="1512"/>
+            <w:shd w:val="clear" w:color="auto" w:fill="FFFFFF"/>
+          </w:tcPr>
+          <w:p>
+            <w:pPr>
+              <w:spacing w:after="40" w:before="40"/>
+            </w:pPr>
+            <w:r/>
+            <w:r>
+              <w:rPr>
+                <w:rFonts w:ascii="Meiryo" w:hAnsi="Meiryo" w:eastAsia="Meiryo"/>
+                <w:b w:val="0"/>
+                <w:sz w:val="18"/>
+              </w:rPr>
+              <w:t>無料枠あり</w:t>
+            </w:r>
+          </w:p>
+        </w:tc>
+        <w:tc>
+          <w:tcPr>
+            <w:tcW w:type="dxa" w:w="1512"/>
+            <w:shd w:val="clear" w:color="auto" w:fill="FFFFFF"/>
+          </w:tcPr>
+          <w:p>
+            <w:pPr>
+              <w:spacing w:after="40" w:before="40"/>
+            </w:pPr>
+            <w:r/>
+            <w:r>
+              <w:rPr>
+                <w:rFonts w:ascii="Meiryo" w:hAnsi="Meiryo" w:eastAsia="Meiryo"/>
+                <w:b w:val="0"/>
                 <w:sz w:val="18"/>
               </w:rPr>
               <w:t>Level 1</w:t>
@@ -4557,13 +4351,10 @@
         </w:tc>
       </w:tr>
     </w:tbl>
-    <w:p>
-      <w:pPr>
-        <w:spacing w:after="80"/>
-      </w:pPr>
-    </w:p>
+    <w:p/>
     <w:tbl>
       <w:tblPr>
+        <w:tblStyle w:val="TableGrid"/>
         <w:tblW w:type="auto" w:w="0"/>
         <w:jc w:val="center"/>
         <w:tblLook w:firstColumn="1" w:firstRow="1" w:lastColumn="0" w:lastRow="0" w:noHBand="0" w:noVBand="1" w:val="04A0"/>
@@ -4572,140 +4363,130 @@
           <w:left w:val="single" w:sz="4" w:space="0" w:color="534AB7"/>
           <w:bottom w:val="single" w:sz="4" w:space="0" w:color="534AB7"/>
           <w:right w:val="single" w:sz="4" w:space="0" w:color="534AB7"/>
-          <w:insideH w:val="single" w:sz="2" w:space="0" w:color="E8E8E8"/>
-          <w:insideV w:val="single" w:sz="2" w:space="0" w:color="E8E8E8"/>
+          <w:insideH w:val="single" w:sz="4" w:space="0" w:color="534AB7"/>
+          <w:insideV w:val="single" w:sz="4" w:space="0" w:color="534AB7"/>
         </w:tblBorders>
       </w:tblPr>
       <w:tblGrid>
-        <w:gridCol w:w="9072"/>
+        <w:gridCol w:w="9075"/>
       </w:tblGrid>
       <w:tr>
         <w:tc>
           <w:tcPr>
-            <w:tcW w:type="dxa" w:w="9072"/>
-            <w:shd w:fill="534AB7"/>
-            <w:vAlign w:val="center"/>
+            <w:tcW w:type="dxa" w:w="9075"/>
+            <w:shd w:val="clear" w:color="auto" w:fill="EDE7F6"/>
           </w:tcPr>
           <w:p>
             <w:pPr>
-              <w:jc w:val="left"/>
+              <w:spacing w:after="80"/>
             </w:pPr>
             <w:r>
               <w:rPr>
                 <w:rFonts w:ascii="Meiryo" w:hAnsi="Meiryo" w:eastAsia="Meiryo"/>
                 <w:b/>
-                <w:color w:val="FFFFFF"/>
+                <w:color w:val="1A1A2E"/>
                 <w:sz w:val="24"/>
               </w:rPr>
-              <w:t xml:space="preserve">  今すぐ使えるベスト3</w:t>
+              <w:t>◉ 今すぐ使えるベスト3</w:t>
             </w:r>
-          </w:p>
-        </w:tc>
-      </w:tr>
-      <w:tr>
-        <w:tc>
-          <w:tcPr>
-            <w:tcW w:type="dxa" w:w="9072"/>
-            <w:shd w:fill="EDE7F6"/>
-          </w:tcPr>
-          <w:p>
-            <w:r/>
           </w:p>
           <w:p>
             <w:pPr>
-              <w:spacing w:after="60" w:line="336" w:lineRule="auto"/>
+              <w:spacing w:after="40"/>
             </w:pPr>
             <w:r>
               <w:rPr>
                 <w:rFonts w:ascii="Meiryo" w:hAnsi="Meiryo" w:eastAsia="Meiryo"/>
-                <w:color w:val="2C2C2C"/>
                 <w:sz w:val="20"/>
               </w:rPr>
-              <w:t xml:space="preserve">  1位：ChatGPT（GPT-5.4 mini）— 無料で最新AI。まず登録すべき1つ</w:t>
+              <w:t>1位：ChatGPT（GPT-5.4 mini）— 無料で最新AI。まず登録すべき1つ</w:t>
             </w:r>
           </w:p>
           <w:p>
             <w:pPr>
-              <w:spacing w:after="60" w:line="336" w:lineRule="auto"/>
+              <w:spacing w:after="40"/>
             </w:pPr>
             <w:r>
               <w:rPr>
                 <w:rFonts w:ascii="Meiryo" w:hAnsi="Meiryo" w:eastAsia="Meiryo"/>
-                <w:color w:val="2C2C2C"/>
                 <w:sz w:val="20"/>
               </w:rPr>
-              <w:t xml:space="preserve">  2位：Gemini in Chrome — ブラウザに統合済み。Googleユーザーは設定するだけ</w:t>
+              <w:t>2位：Gemini in Chrome — ブラウザに統合済み。Googleユーザーは設定するだけ</w:t>
             </w:r>
           </w:p>
           <w:p>
             <w:pPr>
-              <w:spacing w:after="60" w:line="336" w:lineRule="auto"/>
+              <w:spacing w:after="40"/>
             </w:pPr>
             <w:r>
               <w:rPr>
                 <w:rFonts w:ascii="Meiryo" w:hAnsi="Meiryo" w:eastAsia="Meiryo"/>
-                <w:color w:val="2C2C2C"/>
                 <w:sz w:val="20"/>
               </w:rPr>
-              <w:t xml:space="preserve">  3位：Claude — 長文分析の王者。PDF・契約書の分析なら最強</w:t>
+              <w:t>3位：Claude — 長文分析の王者。PDF・契約書の分析なら最強</w:t>
             </w:r>
           </w:p>
         </w:tc>
       </w:tr>
     </w:tbl>
-    <w:p>
-      <w:pPr>
-        <w:spacing w:after="80"/>
-      </w:pPr>
-    </w:p>
+    <w:p/>
     <w:p>
       <w:r>
         <w:br w:type="page"/>
       </w:r>
     </w:p>
     <w:p>
+      <w:r>
+        <w:rPr>
+          <w:rFonts w:ascii="Meiryo" w:hAnsi="Meiryo" w:eastAsia="Meiryo"/>
+          <w:b/>
+          <w:color w:val="1A1A2E"/>
+          <w:sz w:val="32"/>
+        </w:rPr>
+        <w:t>■ 第5章：AIで業績を上げた企業・個人の事例</w:t>
+      </w:r>
+    </w:p>
+    <w:p>
       <w:pPr>
-        <w:pStyle w:val="Heading1"/>
         <w:pBdr>
-          <w:left w:val="single" w:sz="24" w:space="8" w:color="534AB7"/>
+          <w:bottom w:val="single" w:sz="6" w:space="1" w:color="1A1A2E"/>
         </w:pBdr>
       </w:pPr>
-      <w:r>
-        <w:t>第5章：AIで業績を上げた企業・個人の事例</w:t>
-      </w:r>
     </w:p>
+    <w:p/>
     <w:tbl>
       <w:tblPr>
+        <w:tblStyle w:val="TableGrid"/>
         <w:tblW w:type="auto" w:w="0"/>
         <w:jc w:val="center"/>
-        <w:tblLayout w:type="autofit"/>
         <w:tblLook w:firstColumn="1" w:firstRow="1" w:lastColumn="0" w:lastRow="0" w:noHBand="0" w:noVBand="1" w:val="04A0"/>
         <w:tblBorders>
-          <w:top w:val="single" w:sz="4" w:space="0" w:color="27AE60"/>
-          <w:left w:val="single" w:sz="4" w:space="0" w:color="27AE60"/>
-          <w:bottom w:val="single" w:sz="4" w:space="0" w:color="27AE60"/>
-          <w:right w:val="single" w:sz="4" w:space="0" w:color="27AE60"/>
-          <w:insideH w:val="single" w:sz="2" w:space="0" w:color="E8E8E8"/>
-          <w:insideV w:val="single" w:sz="2" w:space="0" w:color="E8E8E8"/>
+          <w:top w:val="single" w:sz="4" w:space="0" w:color="1A1A2E"/>
+          <w:left w:val="single" w:sz="4" w:space="0" w:color="1A1A2E"/>
+          <w:bottom w:val="single" w:sz="4" w:space="0" w:color="1A1A2E"/>
+          <w:right w:val="single" w:sz="4" w:space="0" w:color="1A1A2E"/>
+          <w:insideH w:val="single" w:sz="4" w:space="0" w:color="1A1A2E"/>
+          <w:insideV w:val="single" w:sz="4" w:space="0" w:color="1A1A2E"/>
         </w:tblBorders>
       </w:tblPr>
       <w:tblGrid>
-        <w:gridCol w:w="2268"/>
-        <w:gridCol w:w="2268"/>
-        <w:gridCol w:w="2268"/>
-        <w:gridCol w:w="2268"/>
+        <w:gridCol w:w="2269"/>
+        <w:gridCol w:w="2269"/>
+        <w:gridCol w:w="2269"/>
+        <w:gridCol w:w="2269"/>
       </w:tblGrid>
       <w:tr>
         <w:tc>
           <w:tcPr>
-            <w:tcW w:type="dxa" w:w="2268"/>
-            <w:shd w:fill="27AE60"/>
-            <w:vAlign w:val="center"/>
+            <w:tcW w:type="dxa" w:w="2269"/>
+            <w:shd w:val="clear" w:color="auto" w:fill="27AE60"/>
           </w:tcPr>
           <w:p>
             <w:pPr>
+              <w:spacing w:after="40" w:before="40"/>
               <w:jc w:val="center"/>
             </w:pPr>
+            <w:r/>
             <w:r>
               <w:rPr>
                 <w:rFonts w:ascii="Meiryo" w:hAnsi="Meiryo" w:eastAsia="Meiryo"/>
@@ -4719,14 +4500,15 @@
         </w:tc>
         <w:tc>
           <w:tcPr>
-            <w:tcW w:type="dxa" w:w="2268"/>
-            <w:shd w:fill="27AE60"/>
-            <w:vAlign w:val="center"/>
+            <w:tcW w:type="dxa" w:w="2269"/>
+            <w:shd w:val="clear" w:color="auto" w:fill="27AE60"/>
           </w:tcPr>
           <w:p>
             <w:pPr>
+              <w:spacing w:after="40" w:before="40"/>
               <w:jc w:val="center"/>
             </w:pPr>
+            <w:r/>
             <w:r>
               <w:rPr>
                 <w:rFonts w:ascii="Meiryo" w:hAnsi="Meiryo" w:eastAsia="Meiryo"/>
@@ -4740,14 +4522,15 @@
         </w:tc>
         <w:tc>
           <w:tcPr>
-            <w:tcW w:type="dxa" w:w="2268"/>
-            <w:shd w:fill="27AE60"/>
-            <w:vAlign w:val="center"/>
+            <w:tcW w:type="dxa" w:w="2269"/>
+            <w:shd w:val="clear" w:color="auto" w:fill="27AE60"/>
           </w:tcPr>
           <w:p>
             <w:pPr>
+              <w:spacing w:after="40" w:before="40"/>
               <w:jc w:val="center"/>
             </w:pPr>
+            <w:r/>
             <w:r>
               <w:rPr>
                 <w:rFonts w:ascii="Meiryo" w:hAnsi="Meiryo" w:eastAsia="Meiryo"/>
@@ -4761,14 +4544,15 @@
         </w:tc>
         <w:tc>
           <w:tcPr>
-            <w:tcW w:type="dxa" w:w="2268"/>
-            <w:shd w:fill="27AE60"/>
-            <w:vAlign w:val="center"/>
+            <w:tcW w:type="dxa" w:w="2269"/>
+            <w:shd w:val="clear" w:color="auto" w:fill="27AE60"/>
           </w:tcPr>
           <w:p>
             <w:pPr>
+              <w:spacing w:after="40" w:before="40"/>
               <w:jc w:val="center"/>
             </w:pPr>
+            <w:r/>
             <w:r>
               <w:rPr>
                 <w:rFonts w:ascii="Meiryo" w:hAnsi="Meiryo" w:eastAsia="Meiryo"/>
@@ -4784,19 +4568,18 @@
       <w:tr>
         <w:tc>
           <w:tcPr>
-            <w:tcW w:type="dxa" w:w="2268"/>
-            <w:shd w:fill="F5F5F5"/>
-            <w:vAlign w:val="center"/>
+            <w:tcW w:type="dxa" w:w="2269"/>
+            <w:shd w:val="clear" w:color="auto" w:fill="F5F5F5"/>
           </w:tcPr>
           <w:p>
             <w:pPr>
-              <w:jc w:val="left"/>
+              <w:spacing w:after="40" w:before="40"/>
             </w:pPr>
+            <w:r/>
             <w:r>
               <w:rPr>
                 <w:rFonts w:ascii="Meiryo" w:hAnsi="Meiryo" w:eastAsia="Meiryo"/>
                 <w:b w:val="0"/>
-                <w:color w:val="2C2C2C"/>
                 <w:sz w:val="18"/>
               </w:rPr>
               <w:t>IVRy</w:t>
@@ -4807,19 +4590,18 @@
         </w:tc>
         <w:tc>
           <w:tcPr>
-            <w:tcW w:type="dxa" w:w="2268"/>
-            <w:shd w:fill="F5F5F5"/>
-            <w:vAlign w:val="center"/>
+            <w:tcW w:type="dxa" w:w="2269"/>
+            <w:shd w:val="clear" w:color="auto" w:fill="F5F5F5"/>
           </w:tcPr>
           <w:p>
             <w:pPr>
-              <w:jc w:val="left"/>
+              <w:spacing w:after="40" w:before="40"/>
             </w:pPr>
+            <w:r/>
             <w:r>
               <w:rPr>
                 <w:rFonts w:ascii="Meiryo" w:hAnsi="Meiryo" w:eastAsia="Meiryo"/>
                 <w:b w:val="0"/>
-                <w:color w:val="2C2C2C"/>
                 <w:sz w:val="18"/>
               </w:rPr>
               <w:t>Geminiベースで電話自動応答</w:t>
@@ -4830,44 +4612,40 @@
         </w:tc>
         <w:tc>
           <w:tcPr>
-            <w:tcW w:type="dxa" w:w="2268"/>
-            <w:shd w:fill="F5F5F5"/>
-            <w:vAlign w:val="center"/>
+            <w:tcW w:type="dxa" w:w="2269"/>
+            <w:shd w:val="clear" w:color="auto" w:fill="F5F5F5"/>
           </w:tcPr>
           <w:p>
             <w:pPr>
-              <w:jc w:val="left"/>
+              <w:spacing w:after="40" w:before="40"/>
             </w:pPr>
+            <w:r/>
             <w:r>
               <w:rPr>
                 <w:rFonts w:ascii="Meiryo" w:hAnsi="Meiryo" w:eastAsia="Meiryo"/>
                 <w:b w:val="0"/>
-                <w:color w:val="2C2C2C"/>
                 <w:sz w:val="18"/>
               </w:rPr>
               <w:t>対応精度向上</w:t>
               <w:br/>
               <w:t>人件費削減</w:t>
-              <w:br/>
-              <w:t>コールセンター業務効率化</w:t>
             </w:r>
           </w:p>
         </w:tc>
         <w:tc>
           <w:tcPr>
-            <w:tcW w:type="dxa" w:w="2268"/>
-            <w:shd w:fill="F5F5F5"/>
-            <w:vAlign w:val="center"/>
+            <w:tcW w:type="dxa" w:w="2269"/>
+            <w:shd w:val="clear" w:color="auto" w:fill="F5F5F5"/>
           </w:tcPr>
           <w:p>
             <w:pPr>
-              <w:jc w:val="left"/>
+              <w:spacing w:after="40" w:before="40"/>
             </w:pPr>
+            <w:r/>
             <w:r>
               <w:rPr>
                 <w:rFonts w:ascii="Meiryo" w:hAnsi="Meiryo" w:eastAsia="Meiryo"/>
                 <w:b w:val="0"/>
-                <w:color w:val="2C2C2C"/>
                 <w:sz w:val="18"/>
               </w:rPr>
               <w:t>Gemini</w:t>
@@ -4880,19 +4658,18 @@
       <w:tr>
         <w:tc>
           <w:tcPr>
-            <w:tcW w:type="dxa" w:w="2268"/>
-            <w:shd w:fill="FFFFFF"/>
-            <w:vAlign w:val="center"/>
+            <w:tcW w:type="dxa" w:w="2269"/>
+            <w:shd w:val="clear" w:color="auto" w:fill="FFFFFF"/>
           </w:tcPr>
           <w:p>
             <w:pPr>
-              <w:jc w:val="left"/>
+              <w:spacing w:after="40" w:before="40"/>
             </w:pPr>
+            <w:r/>
             <w:r>
               <w:rPr>
                 <w:rFonts w:ascii="Meiryo" w:hAnsi="Meiryo" w:eastAsia="Meiryo"/>
                 <w:b w:val="0"/>
-                <w:color w:val="2C2C2C"/>
                 <w:sz w:val="18"/>
               </w:rPr>
               <w:t>イオンリテール</w:t>
@@ -4901,19 +4678,18 @@
         </w:tc>
         <w:tc>
           <w:tcPr>
-            <w:tcW w:type="dxa" w:w="2268"/>
-            <w:shd w:fill="FFFFFF"/>
-            <w:vAlign w:val="center"/>
+            <w:tcW w:type="dxa" w:w="2269"/>
+            <w:shd w:val="clear" w:color="auto" w:fill="FFFFFF"/>
           </w:tcPr>
           <w:p>
             <w:pPr>
-              <w:jc w:val="left"/>
+              <w:spacing w:after="40" w:before="40"/>
             </w:pPr>
+            <w:r/>
             <w:r>
               <w:rPr>
                 <w:rFonts w:ascii="Meiryo" w:hAnsi="Meiryo" w:eastAsia="Meiryo"/>
                 <w:b w:val="0"/>
-                <w:color w:val="2C2C2C"/>
                 <w:sz w:val="18"/>
               </w:rPr>
               <w:t>商品情報登録プロセスの</w:t>
@@ -4924,49 +4700,43 @@
         </w:tc>
         <w:tc>
           <w:tcPr>
-            <w:tcW w:type="dxa" w:w="2268"/>
-            <w:shd w:fill="FFFFFF"/>
-            <w:vAlign w:val="center"/>
+            <w:tcW w:type="dxa" w:w="2269"/>
+            <w:shd w:val="clear" w:color="auto" w:fill="FFFFFF"/>
           </w:tcPr>
           <w:p>
             <w:pPr>
-              <w:jc w:val="left"/>
+              <w:spacing w:after="40" w:before="40"/>
             </w:pPr>
+            <w:r/>
             <w:r>
               <w:rPr>
                 <w:rFonts w:ascii="Meiryo" w:hAnsi="Meiryo" w:eastAsia="Meiryo"/>
                 <w:b w:val="0"/>
-                <w:color w:val="2C2C2C"/>
                 <w:sz w:val="18"/>
               </w:rPr>
               <w:t>登録工数の大幅削減</w:t>
               <w:br/>
               <w:t>入力ミスの低減</w:t>
-              <w:br/>
-              <w:t>従業員の創造的業務への集中</w:t>
             </w:r>
           </w:p>
         </w:tc>
         <w:tc>
           <w:tcPr>
-            <w:tcW w:type="dxa" w:w="2268"/>
-            <w:shd w:fill="FFFFFF"/>
-            <w:vAlign w:val="center"/>
+            <w:tcW w:type="dxa" w:w="2269"/>
+            <w:shd w:val="clear" w:color="auto" w:fill="FFFFFF"/>
           </w:tcPr>
           <w:p>
             <w:pPr>
-              <w:jc w:val="left"/>
+              <w:spacing w:after="40" w:before="40"/>
             </w:pPr>
+            <w:r/>
             <w:r>
               <w:rPr>
                 <w:rFonts w:ascii="Meiryo" w:hAnsi="Meiryo" w:eastAsia="Meiryo"/>
                 <w:b w:val="0"/>
-                <w:color w:val="2C2C2C"/>
                 <w:sz w:val="18"/>
               </w:rPr>
               <w:t>Gemini Enterprise</w:t>
-              <w:br/>
-              <w:t>パイロット導入</w:t>
             </w:r>
           </w:p>
         </w:tc>
@@ -4974,19 +4744,18 @@
       <w:tr>
         <w:tc>
           <w:tcPr>
-            <w:tcW w:type="dxa" w:w="2268"/>
-            <w:shd w:fill="F5F5F5"/>
-            <w:vAlign w:val="center"/>
+            <w:tcW w:type="dxa" w:w="2269"/>
+            <w:shd w:val="clear" w:color="auto" w:fill="F5F5F5"/>
           </w:tcPr>
           <w:p>
             <w:pPr>
-              <w:jc w:val="left"/>
+              <w:spacing w:after="40" w:before="40"/>
             </w:pPr>
+            <w:r/>
             <w:r>
               <w:rPr>
                 <w:rFonts w:ascii="Meiryo" w:hAnsi="Meiryo" w:eastAsia="Meiryo"/>
                 <w:b w:val="0"/>
-                <w:color w:val="2C2C2C"/>
                 <w:sz w:val="18"/>
               </w:rPr>
               <w:t>AI経営本部</w:t>
@@ -4997,19 +4766,18 @@
         </w:tc>
         <w:tc>
           <w:tcPr>
-            <w:tcW w:type="dxa" w:w="2268"/>
-            <w:shd w:fill="F5F5F5"/>
-            <w:vAlign w:val="center"/>
+            <w:tcW w:type="dxa" w:w="2269"/>
+            <w:shd w:val="clear" w:color="auto" w:fill="F5F5F5"/>
           </w:tcPr>
           <w:p>
             <w:pPr>
-              <w:jc w:val="left"/>
+              <w:spacing w:after="40" w:before="40"/>
             </w:pPr>
+            <w:r/>
             <w:r>
               <w:rPr>
                 <w:rFonts w:ascii="Meiryo" w:hAnsi="Meiryo" w:eastAsia="Meiryo"/>
                 <w:b w:val="0"/>
-                <w:color w:val="2C2C2C"/>
                 <w:sz w:val="18"/>
               </w:rPr>
               <w:t>メルマガ・LINE・リール動画の</w:t>
@@ -5020,51 +4788,45 @@
         </w:tc>
         <w:tc>
           <w:tcPr>
-            <w:tcW w:type="dxa" w:w="2268"/>
-            <w:shd w:fill="F5F5F5"/>
-            <w:vAlign w:val="center"/>
+            <w:tcW w:type="dxa" w:w="2269"/>
+            <w:shd w:val="clear" w:color="auto" w:fill="F5F5F5"/>
           </w:tcPr>
           <w:p>
             <w:pPr>
-              <w:jc w:val="left"/>
+              <w:spacing w:after="40" w:before="40"/>
             </w:pPr>
+            <w:r/>
             <w:r>
               <w:rPr>
                 <w:rFonts w:ascii="Meiryo" w:hAnsi="Meiryo" w:eastAsia="Meiryo"/>
                 <w:b w:val="0"/>
-                <w:color w:val="2C2C2C"/>
                 <w:sz w:val="18"/>
               </w:rPr>
               <w:t>毎日5種類の成果物を自動生成</w:t>
               <w:br/>
-              <w:t>集客コンテンツの量産体制確立</w:t>
-              <w:br/>
-              <w:t>API費用を最小化（SKILLファイル方式）</w:t>
+              <w:t>API費用を最小化</w:t>
             </w:r>
           </w:p>
         </w:tc>
         <w:tc>
           <w:tcPr>
-            <w:tcW w:type="dxa" w:w="2268"/>
-            <w:shd w:fill="F5F5F5"/>
-            <w:vAlign w:val="center"/>
+            <w:tcW w:type="dxa" w:w="2269"/>
+            <w:shd w:val="clear" w:color="auto" w:fill="F5F5F5"/>
           </w:tcPr>
           <w:p>
             <w:pPr>
-              <w:jc w:val="left"/>
+              <w:spacing w:after="40" w:before="40"/>
             </w:pPr>
+            <w:r/>
             <w:r>
               <w:rPr>
                 <w:rFonts w:ascii="Meiryo" w:hAnsi="Meiryo" w:eastAsia="Meiryo"/>
                 <w:b w:val="0"/>
-                <w:color w:val="2C2C2C"/>
                 <w:sz w:val="18"/>
               </w:rPr>
               <w:t>Gemini API</w:t>
               <w:br/>
               <w:t>Claude Code</w:t>
-              <w:br/>
-              <w:t>CLAUDE.md</w:t>
             </w:r>
           </w:p>
         </w:tc>
@@ -5072,70 +4834,63 @@
       <w:tr>
         <w:tc>
           <w:tcPr>
-            <w:tcW w:type="dxa" w:w="2268"/>
-            <w:shd w:fill="FFFFFF"/>
-            <w:vAlign w:val="center"/>
+            <w:tcW w:type="dxa" w:w="2269"/>
+            <w:shd w:val="clear" w:color="auto" w:fill="FFFFFF"/>
           </w:tcPr>
           <w:p>
             <w:pPr>
-              <w:jc w:val="left"/>
+              <w:spacing w:after="40" w:before="40"/>
             </w:pPr>
+            <w:r/>
             <w:r>
               <w:rPr>
                 <w:rFonts w:ascii="Meiryo" w:hAnsi="Meiryo" w:eastAsia="Meiryo"/>
                 <w:b w:val="0"/>
-                <w:color w:val="2C2C2C"/>
                 <w:sz w:val="18"/>
               </w:rPr>
               <w:t>個人ブロガー</w:t>
-              <w:br/>
-              <w:t>（事例報告）</w:t>
             </w:r>
           </w:p>
         </w:tc>
         <w:tc>
           <w:tcPr>
-            <w:tcW w:type="dxa" w:w="2268"/>
-            <w:shd w:fill="FFFFFF"/>
-            <w:vAlign w:val="center"/>
+            <w:tcW w:type="dxa" w:w="2269"/>
+            <w:shd w:val="clear" w:color="auto" w:fill="FFFFFF"/>
           </w:tcPr>
           <w:p>
             <w:pPr>
-              <w:jc w:val="left"/>
+              <w:spacing w:after="40" w:before="40"/>
             </w:pPr>
+            <w:r/>
             <w:r>
               <w:rPr>
                 <w:rFonts w:ascii="Meiryo" w:hAnsi="Meiryo" w:eastAsia="Meiryo"/>
                 <w:b w:val="0"/>
-                <w:color w:val="2C2C2C"/>
                 <w:sz w:val="18"/>
               </w:rPr>
               <w:t>ChatGPT + Canva AIで</w:t>
               <w:br/>
-              <w:t>ブログ記事＋SNS画像を同時制作</w:t>
+              <w:t>ブログ＋SNS画像を同時制作</w:t>
             </w:r>
           </w:p>
         </w:tc>
         <w:tc>
           <w:tcPr>
-            <w:tcW w:type="dxa" w:w="2268"/>
-            <w:shd w:fill="FFFFFF"/>
-            <w:vAlign w:val="center"/>
+            <w:tcW w:type="dxa" w:w="2269"/>
+            <w:shd w:val="clear" w:color="auto" w:fill="FFFFFF"/>
           </w:tcPr>
           <w:p>
             <w:pPr>
-              <w:jc w:val="left"/>
+              <w:spacing w:after="40" w:before="40"/>
             </w:pPr>
+            <w:r/>
             <w:r>
               <w:rPr>
                 <w:rFonts w:ascii="Meiryo" w:hAnsi="Meiryo" w:eastAsia="Meiryo"/>
                 <w:b w:val="0"/>
-                <w:color w:val="2C2C2C"/>
                 <w:sz w:val="18"/>
               </w:rPr>
               <w:t>記事制作時間が1/3に短縮</w:t>
-              <w:br/>
-              <w:t>SNS投稿頻度が3倍に</w:t>
               <w:br/>
               <w:t>PV数が月間2倍に増加</w:t>
             </w:r>
@@ -5143,19 +4898,18 @@
         </w:tc>
         <w:tc>
           <w:tcPr>
-            <w:tcW w:type="dxa" w:w="2268"/>
-            <w:shd w:fill="FFFFFF"/>
-            <w:vAlign w:val="center"/>
+            <w:tcW w:type="dxa" w:w="2269"/>
+            <w:shd w:val="clear" w:color="auto" w:fill="FFFFFF"/>
           </w:tcPr>
           <w:p>
             <w:pPr>
-              <w:jc w:val="left"/>
+              <w:spacing w:after="40" w:before="40"/>
             </w:pPr>
+            <w:r/>
             <w:r>
               <w:rPr>
                 <w:rFonts w:ascii="Meiryo" w:hAnsi="Meiryo" w:eastAsia="Meiryo"/>
                 <w:b w:val="0"/>
-                <w:color w:val="2C2C2C"/>
                 <w:sz w:val="18"/>
               </w:rPr>
               <w:t>ChatGPT</w:t>
@@ -5168,19 +4922,18 @@
       <w:tr>
         <w:tc>
           <w:tcPr>
-            <w:tcW w:type="dxa" w:w="2268"/>
-            <w:shd w:fill="F5F5F5"/>
-            <w:vAlign w:val="center"/>
+            <w:tcW w:type="dxa" w:w="2269"/>
+            <w:shd w:val="clear" w:color="auto" w:fill="F5F5F5"/>
           </w:tcPr>
           <w:p>
             <w:pPr>
-              <w:jc w:val="left"/>
+              <w:spacing w:after="40" w:before="40"/>
             </w:pPr>
+            <w:r/>
             <w:r>
               <w:rPr>
                 <w:rFonts w:ascii="Meiryo" w:hAnsi="Meiryo" w:eastAsia="Meiryo"/>
                 <w:b w:val="0"/>
-                <w:color w:val="2C2C2C"/>
                 <w:sz w:val="18"/>
               </w:rPr>
               <w:t>教育機関</w:t>
@@ -5189,19 +4942,18 @@
         </w:tc>
         <w:tc>
           <w:tcPr>
-            <w:tcW w:type="dxa" w:w="2268"/>
-            <w:shd w:fill="F5F5F5"/>
-            <w:vAlign w:val="center"/>
+            <w:tcW w:type="dxa" w:w="2269"/>
+            <w:shd w:val="clear" w:color="auto" w:fill="F5F5F5"/>
           </w:tcPr>
           <w:p>
             <w:pPr>
-              <w:jc w:val="left"/>
+              <w:spacing w:after="40" w:before="40"/>
             </w:pPr>
+            <w:r/>
             <w:r>
               <w:rPr>
                 <w:rFonts w:ascii="Meiryo" w:hAnsi="Meiryo" w:eastAsia="Meiryo"/>
                 <w:b w:val="0"/>
-                <w:color w:val="2C2C2C"/>
                 <w:sz w:val="18"/>
               </w:rPr>
               <w:t>ChatGPTのインタラクティブ</w:t>
@@ -5212,24 +4964,21 @@
         </w:tc>
         <w:tc>
           <w:tcPr>
-            <w:tcW w:type="dxa" w:w="2268"/>
-            <w:shd w:fill="F5F5F5"/>
-            <w:vAlign w:val="center"/>
+            <w:tcW w:type="dxa" w:w="2269"/>
+            <w:shd w:val="clear" w:color="auto" w:fill="F5F5F5"/>
           </w:tcPr>
           <w:p>
             <w:pPr>
-              <w:jc w:val="left"/>
+              <w:spacing w:after="40" w:before="40"/>
             </w:pPr>
+            <w:r/>
             <w:r>
               <w:rPr>
                 <w:rFonts w:ascii="Meiryo" w:hAnsi="Meiryo" w:eastAsia="Meiryo"/>
                 <w:b w:val="0"/>
-                <w:color w:val="2C2C2C"/>
                 <w:sz w:val="18"/>
               </w:rPr>
-              <w:t>生徒の理解度テスト平均点向上</w:t>
-              <w:br/>
-              <w:t>視覚的説明で抽象概念の理解促進</w:t>
+              <w:t>理解度テスト平均点向上</w:t>
               <w:br/>
               <w:t>個別学習支援の充実</w:t>
             </w:r>
@@ -5237,19 +4986,18 @@
         </w:tc>
         <w:tc>
           <w:tcPr>
-            <w:tcW w:type="dxa" w:w="2268"/>
-            <w:shd w:fill="F5F5F5"/>
-            <w:vAlign w:val="center"/>
+            <w:tcW w:type="dxa" w:w="2269"/>
+            <w:shd w:val="clear" w:color="auto" w:fill="F5F5F5"/>
           </w:tcPr>
           <w:p>
             <w:pPr>
-              <w:jc w:val="left"/>
+              <w:spacing w:after="40" w:before="40"/>
             </w:pPr>
+            <w:r/>
             <w:r>
               <w:rPr>
                 <w:rFonts w:ascii="Meiryo" w:hAnsi="Meiryo" w:eastAsia="Meiryo"/>
                 <w:b w:val="0"/>
-                <w:color w:val="2C2C2C"/>
                 <w:sz w:val="18"/>
               </w:rPr>
               <w:t>ChatGPT</w:t>
@@ -5260,40 +5008,45 @@
         </w:tc>
       </w:tr>
     </w:tbl>
-    <w:p>
-      <w:pPr>
-        <w:spacing w:after="80"/>
-      </w:pPr>
-    </w:p>
+    <w:p/>
     <w:p>
       <w:r>
         <w:br w:type="page"/>
       </w:r>
     </w:p>
     <w:p>
-      <w:pPr>
-        <w:pStyle w:val="Heading1"/>
-        <w:pBdr>
-          <w:left w:val="single" w:sz="24" w:space="8" w:color="534AB7"/>
-        </w:pBdr>
-      </w:pPr>
       <w:r>
-        <w:t>第6章：今日から使える！具体的な活用方法3選</w:t>
+        <w:rPr>
+          <w:rFonts w:ascii="Meiryo" w:hAnsi="Meiryo" w:eastAsia="Meiryo"/>
+          <w:b/>
+          <w:color w:val="1A1A2E"/>
+          <w:sz w:val="32"/>
+        </w:rPr>
+        <w:t>■ 第6章：今日から使える！具体的な活用方法3選</w:t>
       </w:r>
     </w:p>
     <w:p>
       <w:pPr>
-        <w:pStyle w:val="Heading2"/>
         <w:pBdr>
-          <w:left w:val="single" w:sz="24" w:space="8" w:color="534AB7"/>
+          <w:bottom w:val="single" w:sz="6" w:space="1" w:color="1A1A2E"/>
         </w:pBdr>
       </w:pPr>
+    </w:p>
+    <w:p/>
+    <w:p>
       <w:r>
-        <w:t>活用法1：3大AIを比較して使い分ける</w:t>
+        <w:rPr>
+          <w:rFonts w:ascii="Meiryo" w:hAnsi="Meiryo" w:eastAsia="Meiryo"/>
+          <w:b/>
+          <w:color w:val="534AB7"/>
+          <w:sz w:val="26"/>
+        </w:rPr>
+        <w:t>◆ 活用法1：3大AIを比較して使い分ける</w:t>
       </w:r>
     </w:p>
     <w:tbl>
       <w:tblPr>
+        <w:tblStyle w:val="TableGrid"/>
         <w:tblW w:type="auto" w:w="0"/>
         <w:jc w:val="center"/>
         <w:tblLook w:firstColumn="1" w:firstRow="1" w:lastColumn="0" w:lastRow="0" w:noHBand="0" w:noVBand="1" w:val="04A0"/>
@@ -5302,235 +5055,159 @@
           <w:left w:val="single" w:sz="4" w:space="0" w:color="27AE60"/>
           <w:bottom w:val="single" w:sz="4" w:space="0" w:color="27AE60"/>
           <w:right w:val="single" w:sz="4" w:space="0" w:color="27AE60"/>
-          <w:insideH w:val="single" w:sz="2" w:space="0" w:color="E8E8E8"/>
-          <w:insideV w:val="single" w:sz="2" w:space="0" w:color="E8E8E8"/>
+          <w:insideH w:val="single" w:sz="4" w:space="0" w:color="27AE60"/>
+          <w:insideV w:val="single" w:sz="4" w:space="0" w:color="27AE60"/>
         </w:tblBorders>
       </w:tblPr>
       <w:tblGrid>
-        <w:gridCol w:w="9072"/>
+        <w:gridCol w:w="9075"/>
       </w:tblGrid>
       <w:tr>
         <w:tc>
           <w:tcPr>
-            <w:tcW w:type="dxa" w:w="9072"/>
-            <w:shd w:fill="1B7A3D"/>
-            <w:vAlign w:val="center"/>
+            <w:tcW w:type="dxa" w:w="9075"/>
+            <w:shd w:val="clear" w:color="auto" w:fill="E8F5E9"/>
           </w:tcPr>
           <w:p>
             <w:pPr>
-              <w:jc w:val="left"/>
+              <w:spacing w:after="80"/>
             </w:pPr>
             <w:r>
               <w:rPr>
                 <w:rFonts w:ascii="Meiryo" w:hAnsi="Meiryo" w:eastAsia="Meiryo"/>
                 <w:b/>
-                <w:color w:val="FFFFFF"/>
+                <w:color w:val="1A1A2E"/>
                 <w:sz w:val="24"/>
               </w:rPr>
-              <w:t xml:space="preserve">  Step by Step</w:t>
+              <w:t>◉ Step by Step（所要時間15分 / 無料 / Level 1）</w:t>
             </w:r>
-          </w:p>
-        </w:tc>
-      </w:tr>
-      <w:tr>
-        <w:tc>
-          <w:tcPr>
-            <w:tcW w:type="dxa" w:w="9072"/>
-            <w:shd w:fill="E8F5E9"/>
-          </w:tcPr>
-          <w:p>
-            <w:r/>
           </w:p>
           <w:p>
             <w:pPr>
-              <w:spacing w:after="60" w:line="336" w:lineRule="auto"/>
+              <w:spacing w:after="40"/>
             </w:pPr>
             <w:r>
               <w:rPr>
                 <w:rFonts w:ascii="Meiryo" w:hAnsi="Meiryo" w:eastAsia="Meiryo"/>
-                <w:color w:val="2C2C2C"/>
                 <w:sz w:val="20"/>
               </w:rPr>
-              <w:t xml:space="preserve">  Step 1：ChatGPT（chatgpt.com）に無料登録する</w:t>
+              <w:t>Step 1：ChatGPT（chatgpt.com）に無料登録する</w:t>
             </w:r>
           </w:p>
           <w:p>
             <w:pPr>
-              <w:spacing w:after="60" w:line="336" w:lineRule="auto"/>
+              <w:spacing w:after="40"/>
             </w:pPr>
             <w:r>
               <w:rPr>
                 <w:rFonts w:ascii="Meiryo" w:hAnsi="Meiryo" w:eastAsia="Meiryo"/>
-                <w:color w:val="2C2C2C"/>
                 <w:sz w:val="20"/>
               </w:rPr>
-              <w:t xml:space="preserve">  Step 2：Claude（claude.ai）に無料登録する</w:t>
+              <w:t>Step 2：Claude（claude.ai）に無料登録する</w:t>
             </w:r>
           </w:p>
           <w:p>
             <w:pPr>
-              <w:spacing w:after="60" w:line="336" w:lineRule="auto"/>
+              <w:spacing w:after="40"/>
             </w:pPr>
             <w:r>
               <w:rPr>
                 <w:rFonts w:ascii="Meiryo" w:hAnsi="Meiryo" w:eastAsia="Meiryo"/>
-                <w:color w:val="2C2C2C"/>
                 <w:sz w:val="20"/>
               </w:rPr>
-              <w:t xml:space="preserve">  Step 3：Gemini（gemini.google.com）に無料登録する</w:t>
+              <w:t>Step 3：Gemini（gemini.google.com）に無料登録する</w:t>
             </w:r>
           </w:p>
           <w:p>
             <w:pPr>
-              <w:spacing w:after="60" w:line="336" w:lineRule="auto"/>
+              <w:spacing w:after="40"/>
             </w:pPr>
             <w:r>
               <w:rPr>
                 <w:rFonts w:ascii="Meiryo" w:hAnsi="Meiryo" w:eastAsia="Meiryo"/>
-                <w:color w:val="2C2C2C"/>
                 <w:sz w:val="20"/>
               </w:rPr>
-              <w:t xml:space="preserve">  Step 4：同じ質問を3つのAIに投げて、回答を比較する</w:t>
+              <w:t>Step 4：同じ質問を3つのAIに投げて、回答を比較する</w:t>
             </w:r>
           </w:p>
           <w:p>
             <w:pPr>
-              <w:spacing w:after="60" w:line="336" w:lineRule="auto"/>
+              <w:spacing w:after="40"/>
             </w:pPr>
             <w:r>
               <w:rPr>
                 <w:rFonts w:ascii="Meiryo" w:hAnsi="Meiryo" w:eastAsia="Meiryo"/>
-                <w:color w:val="2C2C2C"/>
                 <w:sz w:val="20"/>
               </w:rPr>
-              <w:t xml:space="preserve">  </w:t>
+              <w:t xml:space="preserve">　例：「40代サラリーマンが副業で月10万円稼ぐ方法を5つ提案して」</w:t>
             </w:r>
           </w:p>
           <w:p>
             <w:pPr>
-              <w:spacing w:after="60" w:line="336" w:lineRule="auto"/>
+              <w:spacing w:after="40"/>
             </w:pPr>
             <w:r>
               <w:rPr>
                 <w:rFonts w:ascii="Meiryo" w:hAnsi="Meiryo" w:eastAsia="Meiryo"/>
-                <w:color w:val="2C2C2C"/>
                 <w:sz w:val="20"/>
               </w:rPr>
-              <w:t xml:space="preserve">  例：「40代サラリーマンが副業で月10万円稼ぐ方法を5つ提案して」</w:t>
+              <w:t>Step 5：用途別に使い分けを確立する</w:t>
             </w:r>
           </w:p>
           <w:p>
             <w:pPr>
-              <w:spacing w:after="60" w:line="336" w:lineRule="auto"/>
+              <w:spacing w:after="40"/>
             </w:pPr>
             <w:r>
               <w:rPr>
                 <w:rFonts w:ascii="Meiryo" w:hAnsi="Meiryo" w:eastAsia="Meiryo"/>
-                <w:color w:val="2C2C2C"/>
                 <w:sz w:val="20"/>
               </w:rPr>
-              <w:t xml:space="preserve">  </w:t>
+              <w:t xml:space="preserve">　・日常の質問 → ChatGPT（最も汎用的）</w:t>
             </w:r>
           </w:p>
           <w:p>
             <w:pPr>
-              <w:spacing w:after="60" w:line="336" w:lineRule="auto"/>
+              <w:spacing w:after="40"/>
             </w:pPr>
             <w:r>
               <w:rPr>
                 <w:rFonts w:ascii="Meiryo" w:hAnsi="Meiryo" w:eastAsia="Meiryo"/>
-                <w:color w:val="2C2C2C"/>
                 <w:sz w:val="20"/>
               </w:rPr>
-              <w:t xml:space="preserve">  Step 5：用途別に使い分けを確立する</w:t>
+              <w:t xml:space="preserve">　・長文分析・コード → Claude（100万トークン対応）</w:t>
             </w:r>
           </w:p>
           <w:p>
             <w:pPr>
-              <w:spacing w:after="60" w:line="336" w:lineRule="auto"/>
+              <w:spacing w:after="40"/>
             </w:pPr>
             <w:r>
               <w:rPr>
                 <w:rFonts w:ascii="Meiryo" w:hAnsi="Meiryo" w:eastAsia="Meiryo"/>
-                <w:color w:val="2C2C2C"/>
                 <w:sz w:val="20"/>
               </w:rPr>
-              <w:t xml:space="preserve">    ・日常の質問 → ChatGPT（最も汎用的）</w:t>
-            </w:r>
-          </w:p>
-          <w:p>
-            <w:pPr>
-              <w:spacing w:after="60" w:line="336" w:lineRule="auto"/>
-            </w:pPr>
-            <w:r>
-              <w:rPr>
-                <w:rFonts w:ascii="Meiryo" w:hAnsi="Meiryo" w:eastAsia="Meiryo"/>
-                <w:color w:val="2C2C2C"/>
-                <w:sz w:val="20"/>
-              </w:rPr>
-              <w:t xml:space="preserve">    ・長文分析・コード → Claude（100万トークン対応）</w:t>
-            </w:r>
-          </w:p>
-          <w:p>
-            <w:pPr>
-              <w:spacing w:after="60" w:line="336" w:lineRule="auto"/>
-            </w:pPr>
-            <w:r>
-              <w:rPr>
-                <w:rFonts w:ascii="Meiryo" w:hAnsi="Meiryo" w:eastAsia="Meiryo"/>
-                <w:color w:val="2C2C2C"/>
-                <w:sz w:val="20"/>
-              </w:rPr>
-              <w:t xml:space="preserve">    ・Google連携・検索 → Gemini（Gmail/Chrome統合）</w:t>
-            </w:r>
-          </w:p>
-          <w:p>
-            <w:pPr>
-              <w:spacing w:after="60" w:line="336" w:lineRule="auto"/>
-            </w:pPr>
-            <w:r>
-              <w:rPr>
-                <w:rFonts w:ascii="Meiryo" w:hAnsi="Meiryo" w:eastAsia="Meiryo"/>
-                <w:color w:val="2C2C2C"/>
-                <w:sz w:val="20"/>
-              </w:rPr>
-              <w:t xml:space="preserve">  </w:t>
-            </w:r>
-          </w:p>
-          <w:p>
-            <w:pPr>
-              <w:spacing w:after="60" w:line="336" w:lineRule="auto"/>
-            </w:pPr>
-            <w:r>
-              <w:rPr>
-                <w:rFonts w:ascii="Meiryo" w:hAnsi="Meiryo" w:eastAsia="Meiryo"/>
-                <w:color w:val="2C2C2C"/>
-                <w:sz w:val="20"/>
-              </w:rPr>
-              <w:t xml:space="preserve">  所要時間：15分  |  コスト：無料  |  難易度：Level 1</w:t>
+              <w:t xml:space="preserve">　・Google連携・検索 → Gemini（Gmail/Chrome統合）</w:t>
             </w:r>
           </w:p>
         </w:tc>
       </w:tr>
     </w:tbl>
+    <w:p/>
     <w:p>
-      <w:pPr>
-        <w:spacing w:after="80"/>
-      </w:pPr>
-    </w:p>
-    <w:p>
-      <w:pPr>
-        <w:pStyle w:val="Heading2"/>
-        <w:pBdr>
-          <w:left w:val="single" w:sz="24" w:space="8" w:color="534AB7"/>
-        </w:pBdr>
-      </w:pPr>
       <w:r>
-        <w:t>活用法2：Gemini in Chromeで情報収集を自動化</w:t>
+        <w:rPr>
+          <w:rFonts w:ascii="Meiryo" w:hAnsi="Meiryo" w:eastAsia="Meiryo"/>
+          <w:b/>
+          <w:color w:val="534AB7"/>
+          <w:sz w:val="26"/>
+        </w:rPr>
+        <w:t>◆ 活用法2：Gemini in Chromeで情報収集を自動化</w:t>
       </w:r>
     </w:p>
     <w:tbl>
       <w:tblPr>
+        <w:tblStyle w:val="TableGrid"/>
         <w:tblW w:type="auto" w:w="0"/>
         <w:jc w:val="center"/>
         <w:tblLook w:firstColumn="1" w:firstRow="1" w:lastColumn="0" w:lastRow="0" w:noHBand="0" w:noVBand="1" w:val="04A0"/>
@@ -5539,222 +5216,170 @@
           <w:left w:val="single" w:sz="4" w:space="0" w:color="27AE60"/>
           <w:bottom w:val="single" w:sz="4" w:space="0" w:color="27AE60"/>
           <w:right w:val="single" w:sz="4" w:space="0" w:color="27AE60"/>
-          <w:insideH w:val="single" w:sz="2" w:space="0" w:color="E8E8E8"/>
-          <w:insideV w:val="single" w:sz="2" w:space="0" w:color="E8E8E8"/>
+          <w:insideH w:val="single" w:sz="4" w:space="0" w:color="27AE60"/>
+          <w:insideV w:val="single" w:sz="4" w:space="0" w:color="27AE60"/>
         </w:tblBorders>
       </w:tblPr>
       <w:tblGrid>
-        <w:gridCol w:w="9072"/>
+        <w:gridCol w:w="9075"/>
       </w:tblGrid>
       <w:tr>
         <w:tc>
           <w:tcPr>
-            <w:tcW w:type="dxa" w:w="9072"/>
-            <w:shd w:fill="1B7A3D"/>
-            <w:vAlign w:val="center"/>
+            <w:tcW w:type="dxa" w:w="9075"/>
+            <w:shd w:val="clear" w:color="auto" w:fill="E8F5E9"/>
           </w:tcPr>
           <w:p>
             <w:pPr>
-              <w:jc w:val="left"/>
+              <w:spacing w:after="80"/>
             </w:pPr>
             <w:r>
               <w:rPr>
                 <w:rFonts w:ascii="Meiryo" w:hAnsi="Meiryo" w:eastAsia="Meiryo"/>
                 <w:b/>
-                <w:color w:val="FFFFFF"/>
+                <w:color w:val="1A1A2E"/>
                 <w:sz w:val="24"/>
               </w:rPr>
-              <w:t xml:space="preserve">  Step by Step</w:t>
+              <w:t>◉ Step by Step（所要時間5分 / 無料 / Level 1）</w:t>
             </w:r>
-          </w:p>
-        </w:tc>
-      </w:tr>
-      <w:tr>
-        <w:tc>
-          <w:tcPr>
-            <w:tcW w:type="dxa" w:w="9072"/>
-            <w:shd w:fill="E8F5E9"/>
-          </w:tcPr>
-          <w:p>
-            <w:r/>
           </w:p>
           <w:p>
             <w:pPr>
-              <w:spacing w:after="60" w:line="336" w:lineRule="auto"/>
+              <w:spacing w:after="40"/>
             </w:pPr>
             <w:r>
               <w:rPr>
                 <w:rFonts w:ascii="Meiryo" w:hAnsi="Meiryo" w:eastAsia="Meiryo"/>
-                <w:color w:val="2C2C2C"/>
                 <w:sz w:val="20"/>
               </w:rPr>
-              <w:t xml:space="preserve">  Step 1：Google Chromeを最新版に更新する</w:t>
+              <w:t>Step 1：Google Chromeを最新版に更新する</w:t>
             </w:r>
           </w:p>
           <w:p>
             <w:pPr>
-              <w:spacing w:after="60" w:line="336" w:lineRule="auto"/>
+              <w:spacing w:after="40"/>
             </w:pPr>
             <w:r>
               <w:rPr>
                 <w:rFonts w:ascii="Meiryo" w:hAnsi="Meiryo" w:eastAsia="Meiryo"/>
-                <w:color w:val="2C2C2C"/>
                 <w:sz w:val="20"/>
               </w:rPr>
-              <w:t xml:space="preserve">  Step 2：Chromeの設定 → 実験的機能 → Gemini in Chromeを有効化</w:t>
+              <w:t>Step 2：設定 → 実験的機能 → Gemini in Chromeを有効化</w:t>
             </w:r>
           </w:p>
           <w:p>
             <w:pPr>
-              <w:spacing w:after="60" w:line="336" w:lineRule="auto"/>
+              <w:spacing w:after="40"/>
             </w:pPr>
             <w:r>
               <w:rPr>
                 <w:rFonts w:ascii="Meiryo" w:hAnsi="Meiryo" w:eastAsia="Meiryo"/>
-                <w:color w:val="2C2C2C"/>
                 <w:sz w:val="20"/>
               </w:rPr>
-              <w:t xml:space="preserve">  Step 3：任意のWebサイトを開き、サイドパネルのGeminiアイコンをクリック</w:t>
+              <w:t>Step 3：任意のWebサイトでサイドパネルのGeminiアイコンをクリック</w:t>
             </w:r>
           </w:p>
           <w:p>
             <w:pPr>
-              <w:spacing w:after="60" w:line="336" w:lineRule="auto"/>
+              <w:spacing w:after="40"/>
             </w:pPr>
             <w:r>
               <w:rPr>
                 <w:rFonts w:ascii="Meiryo" w:hAnsi="Meiryo" w:eastAsia="Meiryo"/>
-                <w:color w:val="2C2C2C"/>
                 <w:sz w:val="20"/>
               </w:rPr>
-              <w:t xml:space="preserve">  Step 4：「この記事を300文字で要約して」と入力</w:t>
+              <w:t>Step 4：「この記事を300文字で要約して」と入力</w:t>
             </w:r>
           </w:p>
           <w:p>
             <w:pPr>
-              <w:spacing w:after="60" w:line="336" w:lineRule="auto"/>
+              <w:spacing w:after="40"/>
             </w:pPr>
             <w:r>
               <w:rPr>
                 <w:rFonts w:ascii="Meiryo" w:hAnsi="Meiryo" w:eastAsia="Meiryo"/>
-                <w:color w:val="2C2C2C"/>
                 <w:sz w:val="20"/>
               </w:rPr>
-              <w:t xml:space="preserve">  Step 5：「この記事の要点を箇条書きにして」と追加質問</w:t>
+              <w:t>Step 5：「この記事の要点を箇条書きにして」と追加質問</w:t>
             </w:r>
           </w:p>
           <w:p>
             <w:pPr>
-              <w:spacing w:after="60" w:line="336" w:lineRule="auto"/>
+              <w:spacing w:after="40"/>
             </w:pPr>
             <w:r>
               <w:rPr>
                 <w:rFonts w:ascii="Meiryo" w:hAnsi="Meiryo" w:eastAsia="Meiryo"/>
-                <w:color w:val="2C2C2C"/>
                 <w:sz w:val="20"/>
               </w:rPr>
-              <w:t xml:space="preserve">  </w:t>
             </w:r>
           </w:p>
           <w:p>
             <w:pPr>
-              <w:spacing w:after="60" w:line="336" w:lineRule="auto"/>
+              <w:spacing w:after="40"/>
             </w:pPr>
             <w:r>
               <w:rPr>
                 <w:rFonts w:ascii="Meiryo" w:hAnsi="Meiryo" w:eastAsia="Meiryo"/>
-                <w:color w:val="2C2C2C"/>
                 <w:sz w:val="20"/>
               </w:rPr>
-              <w:t xml:space="preserve">  応用：</w:t>
+              <w:t>応用：</w:t>
             </w:r>
           </w:p>
           <w:p>
             <w:pPr>
-              <w:spacing w:after="60" w:line="336" w:lineRule="auto"/>
+              <w:spacing w:after="40"/>
             </w:pPr>
             <w:r>
               <w:rPr>
                 <w:rFonts w:ascii="Meiryo" w:hAnsi="Meiryo" w:eastAsia="Meiryo"/>
-                <w:color w:val="2C2C2C"/>
                 <w:sz w:val="20"/>
               </w:rPr>
-              <w:t xml:space="preserve">    ・競合サイトの分析 → 「このサービスの強みと弱みを分析して」</w:t>
+              <w:t xml:space="preserve">　・競合サイト分析 →「このサービスの強みと弱みを分析して」</w:t>
             </w:r>
           </w:p>
           <w:p>
             <w:pPr>
-              <w:spacing w:after="60" w:line="336" w:lineRule="auto"/>
+              <w:spacing w:after="40"/>
             </w:pPr>
             <w:r>
               <w:rPr>
                 <w:rFonts w:ascii="Meiryo" w:hAnsi="Meiryo" w:eastAsia="Meiryo"/>
-                <w:color w:val="2C2C2C"/>
                 <w:sz w:val="20"/>
               </w:rPr>
-              <w:t xml:space="preserve">    ・英語記事の翻訳 → 「この記事を日本語で要約して」</w:t>
+              <w:t xml:space="preserve">　・英語記事の翻訳 →「この記事を日本語で要約して」</w:t>
             </w:r>
           </w:p>
           <w:p>
             <w:pPr>
-              <w:spacing w:after="60" w:line="336" w:lineRule="auto"/>
+              <w:spacing w:after="40"/>
             </w:pPr>
             <w:r>
               <w:rPr>
                 <w:rFonts w:ascii="Meiryo" w:hAnsi="Meiryo" w:eastAsia="Meiryo"/>
-                <w:color w:val="2C2C2C"/>
                 <w:sz w:val="20"/>
               </w:rPr>
-              <w:t xml:space="preserve">    ・SNS投稿の下書き → 「この記事をSNS投稿用にリライトして」</w:t>
-            </w:r>
-          </w:p>
-          <w:p>
-            <w:pPr>
-              <w:spacing w:after="60" w:line="336" w:lineRule="auto"/>
-            </w:pPr>
-            <w:r>
-              <w:rPr>
-                <w:rFonts w:ascii="Meiryo" w:hAnsi="Meiryo" w:eastAsia="Meiryo"/>
-                <w:color w:val="2C2C2C"/>
-                <w:sz w:val="20"/>
-              </w:rPr>
-              <w:t xml:space="preserve">  </w:t>
-            </w:r>
-          </w:p>
-          <w:p>
-            <w:pPr>
-              <w:spacing w:after="60" w:line="336" w:lineRule="auto"/>
-            </w:pPr>
-            <w:r>
-              <w:rPr>
-                <w:rFonts w:ascii="Meiryo" w:hAnsi="Meiryo" w:eastAsia="Meiryo"/>
-                <w:color w:val="2C2C2C"/>
-                <w:sz w:val="20"/>
-              </w:rPr>
-              <w:t xml:space="preserve">  所要時間：5分  |  コスト：無料  |  難易度：Level 1</w:t>
+              <w:t xml:space="preserve">　・SNS投稿下書き →「この記事をSNS投稿用にリライトして」</w:t>
             </w:r>
           </w:p>
         </w:tc>
       </w:tr>
     </w:tbl>
+    <w:p/>
     <w:p>
-      <w:pPr>
-        <w:spacing w:after="80"/>
-      </w:pPr>
-    </w:p>
-    <w:p>
-      <w:pPr>
-        <w:pStyle w:val="Heading2"/>
-        <w:pBdr>
-          <w:left w:val="single" w:sz="24" w:space="8" w:color="534AB7"/>
-        </w:pBdr>
-      </w:pPr>
       <w:r>
-        <w:t>活用法3：AIで毎日のメール処理時間を半分にする</w:t>
+        <w:rPr>
+          <w:rFonts w:ascii="Meiryo" w:hAnsi="Meiryo" w:eastAsia="Meiryo"/>
+          <w:b/>
+          <w:color w:val="534AB7"/>
+          <w:sz w:val="26"/>
+        </w:rPr>
+        <w:t>◆ 活用法3：AIで毎日のメール処理時間を半分にする</w:t>
       </w:r>
     </w:p>
     <w:tbl>
       <w:tblPr>
+        <w:tblStyle w:val="TableGrid"/>
         <w:tblW w:type="auto" w:w="0"/>
         <w:jc w:val="center"/>
         <w:tblLook w:firstColumn="1" w:firstRow="1" w:lastColumn="0" w:lastRow="0" w:noHBand="0" w:noVBand="1" w:val="04A0"/>
@@ -5763,257 +5388,213 @@
           <w:left w:val="single" w:sz="4" w:space="0" w:color="27AE60"/>
           <w:bottom w:val="single" w:sz="4" w:space="0" w:color="27AE60"/>
           <w:right w:val="single" w:sz="4" w:space="0" w:color="27AE60"/>
-          <w:insideH w:val="single" w:sz="2" w:space="0" w:color="E8E8E8"/>
-          <w:insideV w:val="single" w:sz="2" w:space="0" w:color="E8E8E8"/>
+          <w:insideH w:val="single" w:sz="4" w:space="0" w:color="27AE60"/>
+          <w:insideV w:val="single" w:sz="4" w:space="0" w:color="27AE60"/>
         </w:tblBorders>
       </w:tblPr>
       <w:tblGrid>
-        <w:gridCol w:w="9072"/>
+        <w:gridCol w:w="9075"/>
       </w:tblGrid>
       <w:tr>
         <w:tc>
           <w:tcPr>
-            <w:tcW w:type="dxa" w:w="9072"/>
-            <w:shd w:fill="1B7A3D"/>
-            <w:vAlign w:val="center"/>
+            <w:tcW w:type="dxa" w:w="9075"/>
+            <w:shd w:val="clear" w:color="auto" w:fill="E8F5E9"/>
           </w:tcPr>
           <w:p>
             <w:pPr>
-              <w:jc w:val="left"/>
+              <w:spacing w:after="80"/>
             </w:pPr>
             <w:r>
               <w:rPr>
                 <w:rFonts w:ascii="Meiryo" w:hAnsi="Meiryo" w:eastAsia="Meiryo"/>
                 <w:b/>
-                <w:color w:val="FFFFFF"/>
+                <w:color w:val="1A1A2E"/>
                 <w:sz w:val="24"/>
               </w:rPr>
-              <w:t xml:space="preserve">  Step by Step</w:t>
+              <w:t>◉ Step by Step（初期設定10分 / 無料 / Level 1）</w:t>
             </w:r>
-          </w:p>
-        </w:tc>
-      </w:tr>
-      <w:tr>
-        <w:tc>
-          <w:tcPr>
-            <w:tcW w:type="dxa" w:w="9072"/>
-            <w:shd w:fill="E8F5E9"/>
-          </w:tcPr>
-          <w:p>
-            <w:r/>
           </w:p>
           <w:p>
             <w:pPr>
-              <w:spacing w:after="60" w:line="336" w:lineRule="auto"/>
+              <w:spacing w:after="40"/>
             </w:pPr>
             <w:r>
               <w:rPr>
                 <w:rFonts w:ascii="Meiryo" w:hAnsi="Meiryo" w:eastAsia="Meiryo"/>
-                <w:color w:val="2C2C2C"/>
                 <w:sz w:val="20"/>
               </w:rPr>
-              <w:t xml:space="preserve">  Step 1：GmailでGemini機能を有効化する（設定→全般→スマート機能）</w:t>
+              <w:t>Step 1：GmailでGemini機能を有効化する</w:t>
             </w:r>
           </w:p>
           <w:p>
             <w:pPr>
-              <w:spacing w:after="60" w:line="336" w:lineRule="auto"/>
+              <w:spacing w:after="40"/>
             </w:pPr>
             <w:r>
               <w:rPr>
                 <w:rFonts w:ascii="Meiryo" w:hAnsi="Meiryo" w:eastAsia="Meiryo"/>
-                <w:color w:val="2C2C2C"/>
                 <w:sz w:val="20"/>
               </w:rPr>
-              <w:t xml:space="preserve">  Step 2：受信メールを開き「返信の下書き」ボタンをクリック</w:t>
+              <w:t>Step 2：受信メールを開き「返信の下書き」ボタンをクリック</w:t>
             </w:r>
           </w:p>
           <w:p>
             <w:pPr>
-              <w:spacing w:after="60" w:line="336" w:lineRule="auto"/>
+              <w:spacing w:after="40"/>
             </w:pPr>
             <w:r>
               <w:rPr>
                 <w:rFonts w:ascii="Meiryo" w:hAnsi="Meiryo" w:eastAsia="Meiryo"/>
-                <w:color w:val="2C2C2C"/>
                 <w:sz w:val="20"/>
               </w:rPr>
-              <w:t xml:space="preserve">  Step 3：Geminiが提案する返信案を確認・修正して送信</w:t>
+              <w:t>Step 3：Geminiが提案する返信案を確認・修正して送信</w:t>
             </w:r>
           </w:p>
           <w:p>
             <w:pPr>
-              <w:spacing w:after="60" w:line="336" w:lineRule="auto"/>
+              <w:spacing w:after="40"/>
             </w:pPr>
             <w:r>
               <w:rPr>
                 <w:rFonts w:ascii="Meiryo" w:hAnsi="Meiryo" w:eastAsia="Meiryo"/>
-                <w:color w:val="2C2C2C"/>
                 <w:sz w:val="20"/>
               </w:rPr>
-              <w:t xml:space="preserve">  Step 4：長文メールは「要約」機能で3行にまとめてもらう</w:t>
+              <w:t>Step 4：長文メールは「要約」機能で3行にまとめてもらう</w:t>
             </w:r>
           </w:p>
           <w:p>
             <w:pPr>
-              <w:spacing w:after="60" w:line="336" w:lineRule="auto"/>
+              <w:spacing w:after="40"/>
             </w:pPr>
             <w:r>
               <w:rPr>
                 <w:rFonts w:ascii="Meiryo" w:hAnsi="Meiryo" w:eastAsia="Meiryo"/>
-                <w:color w:val="2C2C2C"/>
                 <w:sz w:val="20"/>
               </w:rPr>
-              <w:t xml:space="preserve">  Step 5：定型返信はChatGPTでテンプレートを事前作成しておく</w:t>
+              <w:t>Step 5：定型返信はChatGPTでテンプレートを事前作成</w:t>
             </w:r>
           </w:p>
           <w:p>
             <w:pPr>
-              <w:spacing w:after="60" w:line="336" w:lineRule="auto"/>
+              <w:spacing w:after="40"/>
             </w:pPr>
             <w:r>
               <w:rPr>
                 <w:rFonts w:ascii="Meiryo" w:hAnsi="Meiryo" w:eastAsia="Meiryo"/>
-                <w:color w:val="2C2C2C"/>
                 <w:sz w:val="20"/>
               </w:rPr>
-              <w:t xml:space="preserve">  </w:t>
             </w:r>
           </w:p>
           <w:p>
             <w:pPr>
-              <w:spacing w:after="60" w:line="336" w:lineRule="auto"/>
+              <w:spacing w:after="40"/>
             </w:pPr>
             <w:r>
               <w:rPr>
                 <w:rFonts w:ascii="Meiryo" w:hAnsi="Meiryo" w:eastAsia="Meiryo"/>
-                <w:color w:val="2C2C2C"/>
                 <w:sz w:val="20"/>
               </w:rPr>
-              <w:t xml:space="preserve">  時短効果：</w:t>
+              <w:t>時短効果：</w:t>
             </w:r>
           </w:p>
           <w:p>
             <w:pPr>
-              <w:spacing w:after="60" w:line="336" w:lineRule="auto"/>
+              <w:spacing w:after="40"/>
             </w:pPr>
             <w:r>
               <w:rPr>
                 <w:rFonts w:ascii="Meiryo" w:hAnsi="Meiryo" w:eastAsia="Meiryo"/>
-                <w:color w:val="2C2C2C"/>
                 <w:sz w:val="20"/>
               </w:rPr>
-              <w:t xml:space="preserve">    ・メール1通あたりの処理時間：5分 → 2分</w:t>
+              <w:t xml:space="preserve">　・メール1通あたりの処理時間：5分 → 2分</w:t>
             </w:r>
           </w:p>
           <w:p>
             <w:pPr>
-              <w:spacing w:after="60" w:line="336" w:lineRule="auto"/>
+              <w:spacing w:after="40"/>
             </w:pPr>
             <w:r>
               <w:rPr>
                 <w:rFonts w:ascii="Meiryo" w:hAnsi="Meiryo" w:eastAsia="Meiryo"/>
-                <w:color w:val="2C2C2C"/>
                 <w:sz w:val="20"/>
               </w:rPr>
-              <w:t xml:space="preserve">    ・1日30通のメール処理：150分 → 60分（90分削減）</w:t>
+              <w:t xml:space="preserve">　・1日30通のメール処理：150分 → 60分（90分削減）</w:t>
             </w:r>
           </w:p>
           <w:p>
             <w:pPr>
-              <w:spacing w:after="60" w:line="336" w:lineRule="auto"/>
+              <w:spacing w:after="40"/>
             </w:pPr>
             <w:r>
               <w:rPr>
                 <w:rFonts w:ascii="Meiryo" w:hAnsi="Meiryo" w:eastAsia="Meiryo"/>
-                <w:color w:val="2C2C2C"/>
                 <w:sz w:val="20"/>
               </w:rPr>
-              <w:t xml:space="preserve">    ・月間で約30時間の時間創出</w:t>
-            </w:r>
-          </w:p>
-          <w:p>
-            <w:pPr>
-              <w:spacing w:after="60" w:line="336" w:lineRule="auto"/>
-            </w:pPr>
-            <w:r>
-              <w:rPr>
-                <w:rFonts w:ascii="Meiryo" w:hAnsi="Meiryo" w:eastAsia="Meiryo"/>
-                <w:color w:val="2C2C2C"/>
-                <w:sz w:val="20"/>
-              </w:rPr>
-              <w:t xml:space="preserve">  </w:t>
-            </w:r>
-          </w:p>
-          <w:p>
-            <w:pPr>
-              <w:spacing w:after="60" w:line="336" w:lineRule="auto"/>
-            </w:pPr>
-            <w:r>
-              <w:rPr>
-                <w:rFonts w:ascii="Meiryo" w:hAnsi="Meiryo" w:eastAsia="Meiryo"/>
-                <w:color w:val="2C2C2C"/>
-                <w:sz w:val="20"/>
-              </w:rPr>
-              <w:t xml:space="preserve">  所要時間：10分（初期設定）  |  コスト：無料  |  難易度：Level 1</w:t>
+              <w:t xml:space="preserve">　・月間で約30時間の時間創出</w:t>
             </w:r>
           </w:p>
         </w:tc>
       </w:tr>
     </w:tbl>
-    <w:p>
-      <w:pPr>
-        <w:spacing w:after="80"/>
-      </w:pPr>
-    </w:p>
+    <w:p/>
     <w:p>
       <w:r>
         <w:br w:type="page"/>
       </w:r>
     </w:p>
     <w:p>
+      <w:r>
+        <w:rPr>
+          <w:rFonts w:ascii="Meiryo" w:hAnsi="Meiryo" w:eastAsia="Meiryo"/>
+          <w:b/>
+          <w:color w:val="1A1A2E"/>
+          <w:sz w:val="32"/>
+        </w:rPr>
+        <w:t>■ 第7章：来月の注目トレンド予測（2026年4月）</w:t>
+      </w:r>
+    </w:p>
+    <w:p>
       <w:pPr>
-        <w:pStyle w:val="Heading1"/>
         <w:pBdr>
-          <w:left w:val="single" w:sz="24" w:space="8" w:color="534AB7"/>
+          <w:bottom w:val="single" w:sz="6" w:space="1" w:color="1A1A2E"/>
         </w:pBdr>
       </w:pPr>
-      <w:r>
-        <w:t>第7章：来月の注目トレンド予測（2026年4月）</w:t>
-      </w:r>
     </w:p>
+    <w:p/>
     <w:tbl>
       <w:tblPr>
+        <w:tblStyle w:val="TableGrid"/>
         <w:tblW w:type="auto" w:w="0"/>
         <w:jc w:val="center"/>
-        <w:tblLayout w:type="autofit"/>
         <w:tblLook w:firstColumn="1" w:firstRow="1" w:lastColumn="0" w:lastRow="0" w:noHBand="0" w:noVBand="1" w:val="04A0"/>
         <w:tblBorders>
-          <w:top w:val="single" w:sz="4" w:space="0" w:color="534AB7"/>
-          <w:left w:val="single" w:sz="4" w:space="0" w:color="534AB7"/>
-          <w:bottom w:val="single" w:sz="4" w:space="0" w:color="534AB7"/>
-          <w:right w:val="single" w:sz="4" w:space="0" w:color="534AB7"/>
-          <w:insideH w:val="single" w:sz="2" w:space="0" w:color="E8E8E8"/>
-          <w:insideV w:val="single" w:sz="2" w:space="0" w:color="E8E8E8"/>
+          <w:top w:val="single" w:sz="4" w:space="0" w:color="1A1A2E"/>
+          <w:left w:val="single" w:sz="4" w:space="0" w:color="1A1A2E"/>
+          <w:bottom w:val="single" w:sz="4" w:space="0" w:color="1A1A2E"/>
+          <w:right w:val="single" w:sz="4" w:space="0" w:color="1A1A2E"/>
+          <w:insideH w:val="single" w:sz="4" w:space="0" w:color="1A1A2E"/>
+          <w:insideV w:val="single" w:sz="4" w:space="0" w:color="1A1A2E"/>
         </w:tblBorders>
       </w:tblPr>
       <w:tblGrid>
-        <w:gridCol w:w="2268"/>
-        <w:gridCol w:w="2268"/>
-        <w:gridCol w:w="2268"/>
-        <w:gridCol w:w="2268"/>
+        <w:gridCol w:w="2269"/>
+        <w:gridCol w:w="2269"/>
+        <w:gridCol w:w="2269"/>
+        <w:gridCol w:w="2269"/>
       </w:tblGrid>
       <w:tr>
         <w:tc>
           <w:tcPr>
-            <w:tcW w:type="dxa" w:w="2268"/>
-            <w:shd w:fill="534AB7"/>
-            <w:vAlign w:val="center"/>
+            <w:tcW w:type="dxa" w:w="2269"/>
+            <w:shd w:val="clear" w:color="auto" w:fill="534AB7"/>
           </w:tcPr>
           <w:p>
             <w:pPr>
+              <w:spacing w:after="40" w:before="40"/>
               <w:jc w:val="center"/>
             </w:pPr>
+            <w:r/>
             <w:r>
               <w:rPr>
                 <w:rFonts w:ascii="Meiryo" w:hAnsi="Meiryo" w:eastAsia="Meiryo"/>
@@ -6027,14 +5608,15 @@
         </w:tc>
         <w:tc>
           <w:tcPr>
-            <w:tcW w:type="dxa" w:w="2268"/>
-            <w:shd w:fill="534AB7"/>
-            <w:vAlign w:val="center"/>
+            <w:tcW w:type="dxa" w:w="2269"/>
+            <w:shd w:val="clear" w:color="auto" w:fill="534AB7"/>
           </w:tcPr>
           <w:p>
             <w:pPr>
+              <w:spacing w:after="40" w:before="40"/>
               <w:jc w:val="center"/>
             </w:pPr>
+            <w:r/>
             <w:r>
               <w:rPr>
                 <w:rFonts w:ascii="Meiryo" w:hAnsi="Meiryo" w:eastAsia="Meiryo"/>
@@ -6048,14 +5630,15 @@
         </w:tc>
         <w:tc>
           <w:tcPr>
-            <w:tcW w:type="dxa" w:w="2268"/>
-            <w:shd w:fill="534AB7"/>
-            <w:vAlign w:val="center"/>
+            <w:tcW w:type="dxa" w:w="2269"/>
+            <w:shd w:val="clear" w:color="auto" w:fill="534AB7"/>
           </w:tcPr>
           <w:p>
             <w:pPr>
+              <w:spacing w:after="40" w:before="40"/>
               <w:jc w:val="center"/>
             </w:pPr>
+            <w:r/>
             <w:r>
               <w:rPr>
                 <w:rFonts w:ascii="Meiryo" w:hAnsi="Meiryo" w:eastAsia="Meiryo"/>
@@ -6069,14 +5652,15 @@
         </w:tc>
         <w:tc>
           <w:tcPr>
-            <w:tcW w:type="dxa" w:w="2268"/>
-            <w:shd w:fill="534AB7"/>
-            <w:vAlign w:val="center"/>
+            <w:tcW w:type="dxa" w:w="2269"/>
+            <w:shd w:val="clear" w:color="auto" w:fill="534AB7"/>
           </w:tcPr>
           <w:p>
             <w:pPr>
+              <w:spacing w:after="40" w:before="40"/>
               <w:jc w:val="center"/>
             </w:pPr>
+            <w:r/>
             <w:r>
               <w:rPr>
                 <w:rFonts w:ascii="Meiryo" w:hAnsi="Meiryo" w:eastAsia="Meiryo"/>
@@ -6092,19 +5676,18 @@
       <w:tr>
         <w:tc>
           <w:tcPr>
-            <w:tcW w:type="dxa" w:w="2268"/>
-            <w:shd w:fill="F5F5F5"/>
-            <w:vAlign w:val="center"/>
+            <w:tcW w:type="dxa" w:w="2269"/>
+            <w:shd w:val="clear" w:color="auto" w:fill="F5F5F5"/>
           </w:tcPr>
           <w:p>
             <w:pPr>
-              <w:jc w:val="left"/>
+              <w:spacing w:after="40" w:before="40"/>
             </w:pPr>
+            <w:r/>
             <w:r>
               <w:rPr>
                 <w:rFonts w:ascii="Meiryo" w:hAnsi="Meiryo" w:eastAsia="Meiryo"/>
                 <w:b w:val="0"/>
-                <w:color w:val="2C2C2C"/>
                 <w:sz w:val="18"/>
               </w:rPr>
               <w:t>1</w:t>
@@ -6113,19 +5696,18 @@
         </w:tc>
         <w:tc>
           <w:tcPr>
-            <w:tcW w:type="dxa" w:w="2268"/>
-            <w:shd w:fill="F5F5F5"/>
-            <w:vAlign w:val="center"/>
+            <w:tcW w:type="dxa" w:w="2269"/>
+            <w:shd w:val="clear" w:color="auto" w:fill="F5F5F5"/>
           </w:tcPr>
           <w:p>
             <w:pPr>
-              <w:jc w:val="left"/>
+              <w:spacing w:after="40" w:before="40"/>
             </w:pPr>
+            <w:r/>
             <w:r>
               <w:rPr>
                 <w:rFonts w:ascii="Meiryo" w:hAnsi="Meiryo" w:eastAsia="Meiryo"/>
                 <w:b w:val="0"/>
-                <w:color w:val="2C2C2C"/>
                 <w:sz w:val="18"/>
               </w:rPr>
               <w:t>NVIDIA Groq LPU</w:t>
@@ -6136,24 +5718,21 @@
         </w:tc>
         <w:tc>
           <w:tcPr>
-            <w:tcW w:type="dxa" w:w="2268"/>
-            <w:shd w:fill="F5F5F5"/>
-            <w:vAlign w:val="center"/>
+            <w:tcW w:type="dxa" w:w="2269"/>
+            <w:shd w:val="clear" w:color="auto" w:fill="F5F5F5"/>
           </w:tcPr>
           <w:p>
             <w:pPr>
-              <w:jc w:val="left"/>
+              <w:spacing w:after="40" w:before="40"/>
             </w:pPr>
+            <w:r/>
             <w:r>
               <w:rPr>
                 <w:rFonts w:ascii="Meiryo" w:hAnsi="Meiryo" w:eastAsia="Meiryo"/>
                 <w:b w:val="0"/>
-                <w:color w:val="2C2C2C"/>
                 <w:sz w:val="18"/>
               </w:rPr>
-              <w:t>Vera Rubinプラットフォームの</w:t>
-              <w:br/>
-              <w:t>具体的な提供開始時期が明確化。</w:t>
+              <w:t>Vera Rubinの提供開始時期明確化。</w:t>
               <w:br/>
               <w:t>推論特化チップの性能ベンチマーク公開</w:t>
             </w:r>
@@ -6161,26 +5740,23 @@
         </w:tc>
         <w:tc>
           <w:tcPr>
-            <w:tcW w:type="dxa" w:w="2268"/>
-            <w:shd w:fill="F5F5F5"/>
-            <w:vAlign w:val="center"/>
+            <w:tcW w:type="dxa" w:w="2269"/>
+            <w:shd w:val="clear" w:color="auto" w:fill="F5F5F5"/>
           </w:tcPr>
           <w:p>
             <w:pPr>
-              <w:jc w:val="left"/>
+              <w:spacing w:after="40" w:before="40"/>
             </w:pPr>
+            <w:r/>
             <w:r>
               <w:rPr>
                 <w:rFonts w:ascii="Meiryo" w:hAnsi="Meiryo" w:eastAsia="Meiryo"/>
                 <w:b w:val="0"/>
-                <w:color w:val="2C2C2C"/>
                 <w:sz w:val="18"/>
               </w:rPr>
-              <w:t>AI推論コストの価格破壊が始まる</w:t>
+              <w:t>AI推論コストの価格破壊開始</w:t>
               <w:br/>
-              <w:t>AIエージェント導入コストが大幅低下</w:t>
-              <w:br/>
-              <w:t>クラウドサービス各社の対応が加速</w:t>
+              <w:t>AIエージェント導入コスト大幅低下</w:t>
             </w:r>
           </w:p>
         </w:tc>
@@ -6188,19 +5764,18 @@
       <w:tr>
         <w:tc>
           <w:tcPr>
-            <w:tcW w:type="dxa" w:w="2268"/>
-            <w:shd w:fill="FFFFFF"/>
-            <w:vAlign w:val="center"/>
+            <w:tcW w:type="dxa" w:w="2269"/>
+            <w:shd w:val="clear" w:color="auto" w:fill="FFFFFF"/>
           </w:tcPr>
           <w:p>
             <w:pPr>
-              <w:jc w:val="left"/>
+              <w:spacing w:after="40" w:before="40"/>
             </w:pPr>
+            <w:r/>
             <w:r>
               <w:rPr>
                 <w:rFonts w:ascii="Meiryo" w:hAnsi="Meiryo" w:eastAsia="Meiryo"/>
                 <w:b w:val="0"/>
-                <w:color w:val="2C2C2C"/>
                 <w:sz w:val="18"/>
               </w:rPr>
               <w:t>2</w:t>
@@ -6209,19 +5784,18 @@
         </w:tc>
         <w:tc>
           <w:tcPr>
-            <w:tcW w:type="dxa" w:w="2268"/>
-            <w:shd w:fill="FFFFFF"/>
-            <w:vAlign w:val="center"/>
+            <w:tcW w:type="dxa" w:w="2269"/>
+            <w:shd w:val="clear" w:color="auto" w:fill="FFFFFF"/>
           </w:tcPr>
           <w:p>
             <w:pPr>
-              <w:jc w:val="left"/>
+              <w:spacing w:after="40" w:before="40"/>
             </w:pPr>
+            <w:r/>
             <w:r>
               <w:rPr>
                 <w:rFonts w:ascii="Meiryo" w:hAnsi="Meiryo" w:eastAsia="Meiryo"/>
                 <w:b w:val="0"/>
-                <w:color w:val="2C2C2C"/>
                 <w:sz w:val="18"/>
               </w:rPr>
               <w:t>EU AI Act</w:t>
@@ -6232,23 +5806,20 @@
         </w:tc>
         <w:tc>
           <w:tcPr>
-            <w:tcW w:type="dxa" w:w="2268"/>
-            <w:shd w:fill="FFFFFF"/>
-            <w:vAlign w:val="center"/>
+            <w:tcW w:type="dxa" w:w="2269"/>
+            <w:shd w:val="clear" w:color="auto" w:fill="FFFFFF"/>
           </w:tcPr>
           <w:p>
             <w:pPr>
-              <w:jc w:val="left"/>
+              <w:spacing w:after="40" w:before="40"/>
             </w:pPr>
+            <w:r/>
             <w:r>
               <w:rPr>
                 <w:rFonts w:ascii="Meiryo" w:hAnsi="Meiryo" w:eastAsia="Meiryo"/>
                 <w:b w:val="0"/>
-                <w:color w:val="2C2C2C"/>
                 <w:sz w:val="18"/>
               </w:rPr>
-              <w:t>高リスクAIシステムへの</w:t>
-              <w:br/>
               <w:t>具体的な企業対応事例が続々登場。</w:t>
               <w:br/>
               <w:t>コンプライアンスツール市場が活性化</w:t>
@@ -6257,26 +5828,23 @@
         </w:tc>
         <w:tc>
           <w:tcPr>
-            <w:tcW w:type="dxa" w:w="2268"/>
-            <w:shd w:fill="FFFFFF"/>
-            <w:vAlign w:val="center"/>
+            <w:tcW w:type="dxa" w:w="2269"/>
+            <w:shd w:val="clear" w:color="auto" w:fill="FFFFFF"/>
           </w:tcPr>
           <w:p>
             <w:pPr>
-              <w:jc w:val="left"/>
+              <w:spacing w:after="40" w:before="40"/>
             </w:pPr>
+            <w:r/>
             <w:r>
               <w:rPr>
                 <w:rFonts w:ascii="Meiryo" w:hAnsi="Meiryo" w:eastAsia="Meiryo"/>
                 <w:b w:val="0"/>
-                <w:color w:val="2C2C2C"/>
                 <w:sz w:val="18"/>
               </w:rPr>
-              <w:t>対応先行企業の事例が参考になる</w:t>
+              <w:t>対応先行企業の事例が参考に</w:t>
               <w:br/>
-              <w:t>AIガバナンスコンサルティング需要増</w:t>
-              <w:br/>
-              <w:t>対応遅れ企業への警鐘</w:t>
+              <w:t>AIガバナンスコンサル需要増</w:t>
             </w:r>
           </w:p>
         </w:tc>
@@ -6284,19 +5852,18 @@
       <w:tr>
         <w:tc>
           <w:tcPr>
-            <w:tcW w:type="dxa" w:w="2268"/>
-            <w:shd w:fill="F5F5F5"/>
-            <w:vAlign w:val="center"/>
+            <w:tcW w:type="dxa" w:w="2269"/>
+            <w:shd w:val="clear" w:color="auto" w:fill="F5F5F5"/>
           </w:tcPr>
           <w:p>
             <w:pPr>
-              <w:jc w:val="left"/>
+              <w:spacing w:after="40" w:before="40"/>
             </w:pPr>
+            <w:r/>
             <w:r>
               <w:rPr>
                 <w:rFonts w:ascii="Meiryo" w:hAnsi="Meiryo" w:eastAsia="Meiryo"/>
                 <w:b w:val="0"/>
-                <w:color w:val="2C2C2C"/>
                 <w:sz w:val="18"/>
               </w:rPr>
               <w:t>3</w:t>
@@ -6305,46 +5872,42 @@
         </w:tc>
         <w:tc>
           <w:tcPr>
-            <w:tcW w:type="dxa" w:w="2268"/>
-            <w:shd w:fill="F5F5F5"/>
-            <w:vAlign w:val="center"/>
+            <w:tcW w:type="dxa" w:w="2269"/>
+            <w:shd w:val="clear" w:color="auto" w:fill="F5F5F5"/>
           </w:tcPr>
           <w:p>
             <w:pPr>
-              <w:jc w:val="left"/>
+              <w:spacing w:after="40" w:before="40"/>
             </w:pPr>
+            <w:r/>
             <w:r>
               <w:rPr>
                 <w:rFonts w:ascii="Meiryo" w:hAnsi="Meiryo" w:eastAsia="Meiryo"/>
                 <w:b w:val="0"/>
-                <w:color w:val="2C2C2C"/>
                 <w:sz w:val="18"/>
               </w:rPr>
               <w:t>Google I/O 2026</w:t>
               <w:br/>
-              <w:t>（5月予定）事前発表</w:t>
+              <w:t>事前発表（5月予定）</w:t>
             </w:r>
           </w:p>
         </w:tc>
         <w:tc>
           <w:tcPr>
-            <w:tcW w:type="dxa" w:w="2268"/>
-            <w:shd w:fill="F5F5F5"/>
-            <w:vAlign w:val="center"/>
+            <w:tcW w:type="dxa" w:w="2269"/>
+            <w:shd w:val="clear" w:color="auto" w:fill="F5F5F5"/>
           </w:tcPr>
           <w:p>
             <w:pPr>
-              <w:jc w:val="left"/>
+              <w:spacing w:after="40" w:before="40"/>
             </w:pPr>
+            <w:r/>
             <w:r>
               <w:rPr>
                 <w:rFonts w:ascii="Meiryo" w:hAnsi="Meiryo" w:eastAsia="Meiryo"/>
                 <w:b w:val="0"/>
-                <w:color w:val="2C2C2C"/>
                 <w:sz w:val="18"/>
               </w:rPr>
-              <w:t>Google I/O 2026の事前情報リーク。</w:t>
-              <w:br/>
               <w:t>Gemini 4系の噂。</w:t>
               <w:br/>
               <w:t>Android AI機能の大幅強化</w:t>
@@ -6353,24 +5916,21 @@
         </w:tc>
         <w:tc>
           <w:tcPr>
-            <w:tcW w:type="dxa" w:w="2268"/>
-            <w:shd w:fill="F5F5F5"/>
-            <w:vAlign w:val="center"/>
+            <w:tcW w:type="dxa" w:w="2269"/>
+            <w:shd w:val="clear" w:color="auto" w:fill="F5F5F5"/>
           </w:tcPr>
           <w:p>
             <w:pPr>
-              <w:jc w:val="left"/>
+              <w:spacing w:after="40" w:before="40"/>
             </w:pPr>
+            <w:r/>
             <w:r>
               <w:rPr>
                 <w:rFonts w:ascii="Meiryo" w:hAnsi="Meiryo" w:eastAsia="Meiryo"/>
                 <w:b w:val="0"/>
-                <w:color w:val="2C2C2C"/>
                 <w:sz w:val="18"/>
               </w:rPr>
               <w:t>次世代AIモデルの方向性が見える</w:t>
-              <w:br/>
-              <w:t>Google製品のAI活用戦略が明確化</w:t>
               <w:br/>
               <w:t>開発者向けAPI新機能の予告</w:t>
             </w:r>
@@ -6380,19 +5940,18 @@
       <w:tr>
         <w:tc>
           <w:tcPr>
-            <w:tcW w:type="dxa" w:w="2268"/>
-            <w:shd w:fill="FFFFFF"/>
-            <w:vAlign w:val="center"/>
+            <w:tcW w:type="dxa" w:w="2269"/>
+            <w:shd w:val="clear" w:color="auto" w:fill="FFFFFF"/>
           </w:tcPr>
           <w:p>
             <w:pPr>
-              <w:jc w:val="left"/>
+              <w:spacing w:after="40" w:before="40"/>
             </w:pPr>
+            <w:r/>
             <w:r>
               <w:rPr>
                 <w:rFonts w:ascii="Meiryo" w:hAnsi="Meiryo" w:eastAsia="Meiryo"/>
                 <w:b w:val="0"/>
-                <w:color w:val="2C2C2C"/>
                 <w:sz w:val="18"/>
               </w:rPr>
               <w:t>4</w:t>
@@ -6401,19 +5960,18 @@
         </w:tc>
         <w:tc>
           <w:tcPr>
-            <w:tcW w:type="dxa" w:w="2268"/>
-            <w:shd w:fill="FFFFFF"/>
-            <w:vAlign w:val="center"/>
+            <w:tcW w:type="dxa" w:w="2269"/>
+            <w:shd w:val="clear" w:color="auto" w:fill="FFFFFF"/>
           </w:tcPr>
           <w:p>
             <w:pPr>
-              <w:jc w:val="left"/>
+              <w:spacing w:after="40" w:before="40"/>
             </w:pPr>
+            <w:r/>
             <w:r>
               <w:rPr>
                 <w:rFonts w:ascii="Meiryo" w:hAnsi="Meiryo" w:eastAsia="Meiryo"/>
                 <w:b w:val="0"/>
-                <w:color w:val="2C2C2C"/>
                 <w:sz w:val="18"/>
               </w:rPr>
               <w:t>音楽生成AI</w:t>
@@ -6424,51 +5982,45 @@
         </w:tc>
         <w:tc>
           <w:tcPr>
-            <w:tcW w:type="dxa" w:w="2268"/>
-            <w:shd w:fill="FFFFFF"/>
-            <w:vAlign w:val="center"/>
+            <w:tcW w:type="dxa" w:w="2269"/>
+            <w:shd w:val="clear" w:color="auto" w:fill="FFFFFF"/>
           </w:tcPr>
           <w:p>
             <w:pPr>
-              <w:jc w:val="left"/>
+              <w:spacing w:after="40" w:before="40"/>
             </w:pPr>
+            <w:r/>
             <w:r>
               <w:rPr>
                 <w:rFonts w:ascii="Meiryo" w:hAnsi="Meiryo" w:eastAsia="Meiryo"/>
                 <w:b w:val="0"/>
-                <w:color w:val="2C2C2C"/>
                 <w:sz w:val="18"/>
               </w:rPr>
-              <w:t>WMGに続くメジャーレーベルの</w:t>
+              <w:t>メジャーレーベルのAI音楽</w:t>
               <w:br/>
-              <w:t>AI音楽ライセンス契約。</w:t>
-              <w:br/>
-              <w:t>商用利用ルールの標準化</w:t>
+              <w:t>ライセンス契約が拡大</w:t>
             </w:r>
           </w:p>
         </w:tc>
         <w:tc>
           <w:tcPr>
-            <w:tcW w:type="dxa" w:w="2268"/>
-            <w:shd w:fill="FFFFFF"/>
-            <w:vAlign w:val="center"/>
+            <w:tcW w:type="dxa" w:w="2269"/>
+            <w:shd w:val="clear" w:color="auto" w:fill="FFFFFF"/>
           </w:tcPr>
           <w:p>
             <w:pPr>
-              <w:jc w:val="left"/>
+              <w:spacing w:after="40" w:before="40"/>
             </w:pPr>
+            <w:r/>
             <w:r>
               <w:rPr>
                 <w:rFonts w:ascii="Meiryo" w:hAnsi="Meiryo" w:eastAsia="Meiryo"/>
                 <w:b w:val="0"/>
-                <w:color w:val="2C2C2C"/>
                 <w:sz w:val="18"/>
               </w:rPr>
-              <w:t>商用BGM制作のAI活用が加速</w:t>
+              <w:t>商用BGM制作のAI活用加速</w:t>
               <w:br/>
               <w:t>著作権リスクの明確化</w:t>
-              <w:br/>
-              <w:t>クリエイターエコノミーへの影響</w:t>
             </w:r>
           </w:p>
         </w:tc>
@@ -6476,19 +6028,18 @@
       <w:tr>
         <w:tc>
           <w:tcPr>
-            <w:tcW w:type="dxa" w:w="2268"/>
-            <w:shd w:fill="F5F5F5"/>
-            <w:vAlign w:val="center"/>
+            <w:tcW w:type="dxa" w:w="2269"/>
+            <w:shd w:val="clear" w:color="auto" w:fill="F5F5F5"/>
           </w:tcPr>
           <w:p>
             <w:pPr>
-              <w:jc w:val="left"/>
+              <w:spacing w:after="40" w:before="40"/>
             </w:pPr>
+            <w:r/>
             <w:r>
               <w:rPr>
                 <w:rFonts w:ascii="Meiryo" w:hAnsi="Meiryo" w:eastAsia="Meiryo"/>
                 <w:b w:val="0"/>
-                <w:color w:val="2C2C2C"/>
                 <w:sz w:val="18"/>
               </w:rPr>
               <w:t>5</w:t>
@@ -6497,19 +6048,18 @@
         </w:tc>
         <w:tc>
           <w:tcPr>
-            <w:tcW w:type="dxa" w:w="2268"/>
-            <w:shd w:fill="F5F5F5"/>
-            <w:vAlign w:val="center"/>
+            <w:tcW w:type="dxa" w:w="2269"/>
+            <w:shd w:val="clear" w:color="auto" w:fill="F5F5F5"/>
           </w:tcPr>
           <w:p>
             <w:pPr>
-              <w:jc w:val="left"/>
+              <w:spacing w:after="40" w:before="40"/>
             </w:pPr>
+            <w:r/>
             <w:r>
               <w:rPr>
                 <w:rFonts w:ascii="Meiryo" w:hAnsi="Meiryo" w:eastAsia="Meiryo"/>
                 <w:b w:val="0"/>
-                <w:color w:val="2C2C2C"/>
                 <w:sz w:val="18"/>
               </w:rPr>
               <w:t>ChatGPT教育機能</w:t>
@@ -6520,24 +6070,21 @@
         </w:tc>
         <w:tc>
           <w:tcPr>
-            <w:tcW w:type="dxa" w:w="2268"/>
-            <w:shd w:fill="F5F5F5"/>
-            <w:vAlign w:val="center"/>
+            <w:tcW w:type="dxa" w:w="2269"/>
+            <w:shd w:val="clear" w:color="auto" w:fill="F5F5F5"/>
           </w:tcPr>
           <w:p>
             <w:pPr>
-              <w:jc w:val="left"/>
+              <w:spacing w:after="40" w:before="40"/>
             </w:pPr>
+            <w:r/>
             <w:r>
               <w:rPr>
                 <w:rFonts w:ascii="Meiryo" w:hAnsi="Meiryo" w:eastAsia="Meiryo"/>
                 <w:b w:val="0"/>
-                <w:color w:val="2C2C2C"/>
                 <w:sz w:val="18"/>
               </w:rPr>
-              <w:t>インタラクティブ学習機能の</w:t>
-              <w:br/>
-              <w:t>対象分野拡大。</w:t>
+              <w:t>インタラクティブ学習の対象拡大。</w:t>
               <w:br/>
               <w:t>企業研修向け機能の提供開始</w:t>
             </w:r>
@@ -6545,24 +6092,21 @@
         </w:tc>
         <w:tc>
           <w:tcPr>
-            <w:tcW w:type="dxa" w:w="2268"/>
-            <w:shd w:fill="F5F5F5"/>
-            <w:vAlign w:val="center"/>
+            <w:tcW w:type="dxa" w:w="2269"/>
+            <w:shd w:val="clear" w:color="auto" w:fill="F5F5F5"/>
           </w:tcPr>
           <w:p>
             <w:pPr>
-              <w:jc w:val="left"/>
+              <w:spacing w:after="40" w:before="40"/>
             </w:pPr>
+            <w:r/>
             <w:r>
               <w:rPr>
                 <w:rFonts w:ascii="Meiryo" w:hAnsi="Meiryo" w:eastAsia="Meiryo"/>
                 <w:b w:val="0"/>
-                <w:color w:val="2C2C2C"/>
                 <w:sz w:val="18"/>
               </w:rPr>
               <w:t>社内研修のAI化が加速</w:t>
-              <w:br/>
-              <w:t>教育機関でのAI導入事例増加</w:t>
               <w:br/>
               <w:t>個人学習の効率が大幅向上</w:t>
             </w:r>
@@ -6570,13 +6114,10 @@
         </w:tc>
       </w:tr>
     </w:tbl>
-    <w:p>
-      <w:pPr>
-        <w:spacing w:after="80"/>
-      </w:pPr>
-    </w:p>
+    <w:p/>
     <w:tbl>
       <w:tblPr>
+        <w:tblStyle w:val="TableGrid"/>
         <w:tblW w:type="auto" w:w="0"/>
         <w:jc w:val="center"/>
         <w:tblLook w:firstColumn="1" w:firstRow="1" w:lastColumn="0" w:lastRow="0" w:noHBand="0" w:noVBand="1" w:val="04A0"/>
@@ -6585,139 +6126,129 @@
           <w:left w:val="single" w:sz="4" w:space="0" w:color="534AB7"/>
           <w:bottom w:val="single" w:sz="4" w:space="0" w:color="534AB7"/>
           <w:right w:val="single" w:sz="4" w:space="0" w:color="534AB7"/>
-          <w:insideH w:val="single" w:sz="2" w:space="0" w:color="E8E8E8"/>
-          <w:insideV w:val="single" w:sz="2" w:space="0" w:color="E8E8E8"/>
+          <w:insideH w:val="single" w:sz="4" w:space="0" w:color="534AB7"/>
+          <w:insideV w:val="single" w:sz="4" w:space="0" w:color="534AB7"/>
         </w:tblBorders>
       </w:tblPr>
       <w:tblGrid>
-        <w:gridCol w:w="9072"/>
+        <w:gridCol w:w="9075"/>
       </w:tblGrid>
       <w:tr>
         <w:tc>
           <w:tcPr>
-            <w:tcW w:type="dxa" w:w="9072"/>
-            <w:shd w:fill="534AB7"/>
-            <w:vAlign w:val="center"/>
+            <w:tcW w:type="dxa" w:w="9075"/>
+            <w:shd w:val="clear" w:color="auto" w:fill="EDE7F6"/>
           </w:tcPr>
           <w:p>
             <w:pPr>
-              <w:jc w:val="left"/>
+              <w:spacing w:after="80"/>
             </w:pPr>
             <w:r>
               <w:rPr>
                 <w:rFonts w:ascii="Meiryo" w:hAnsi="Meiryo" w:eastAsia="Meiryo"/>
                 <w:b/>
-                <w:color w:val="FFFFFF"/>
+                <w:color w:val="1A1A2E"/>
                 <w:sz w:val="24"/>
               </w:rPr>
-              <w:t xml:space="preserve">  4月のアクションプラン</w:t>
+              <w:t>◉ 4月のアクションプラン</w:t>
             </w:r>
-          </w:p>
-        </w:tc>
-      </w:tr>
-      <w:tr>
-        <w:tc>
-          <w:tcPr>
-            <w:tcW w:type="dxa" w:w="9072"/>
-            <w:shd w:fill="EDE7F6"/>
-          </w:tcPr>
-          <w:p>
-            <w:r/>
           </w:p>
           <w:p>
             <w:pPr>
-              <w:spacing w:after="60" w:line="336" w:lineRule="auto"/>
+              <w:spacing w:after="40"/>
             </w:pPr>
             <w:r>
               <w:rPr>
                 <w:rFonts w:ascii="Meiryo" w:hAnsi="Meiryo" w:eastAsia="Meiryo"/>
-                <w:color w:val="2C2C2C"/>
                 <w:sz w:val="20"/>
               </w:rPr>
-              <w:t xml:space="preserve">  ・Google I/O 2026の事前情報に注目 → 次世代AI戦略のヒントを掴む</w:t>
+              <w:t>・Google I/O 2026の事前情報に注目 → 次世代AI戦略のヒントを掴む</w:t>
             </w:r>
           </w:p>
           <w:p>
             <w:pPr>
-              <w:spacing w:after="60" w:line="336" w:lineRule="auto"/>
+              <w:spacing w:after="40"/>
             </w:pPr>
             <w:r>
               <w:rPr>
                 <w:rFonts w:ascii="Meiryo" w:hAnsi="Meiryo" w:eastAsia="Meiryo"/>
-                <w:color w:val="2C2C2C"/>
                 <w:sz w:val="20"/>
               </w:rPr>
-              <w:t xml:space="preserve">  ・EU AI Act対応の先行企業事例を収集 → 自社の対応計画に反映</w:t>
+              <w:t>・EU AI Act対応の先行企業事例を収集 → 自社の対応計画に反映</w:t>
             </w:r>
           </w:p>
           <w:p>
             <w:pPr>
-              <w:spacing w:after="60" w:line="336" w:lineRule="auto"/>
+              <w:spacing w:after="40"/>
             </w:pPr>
             <w:r>
               <w:rPr>
                 <w:rFonts w:ascii="Meiryo" w:hAnsi="Meiryo" w:eastAsia="Meiryo"/>
-                <w:color w:val="2C2C2C"/>
                 <w:sz w:val="20"/>
               </w:rPr>
-              <w:t xml:space="preserve">  ・AI推論コスト低下のトレンドを活用 → 新規AIプロジェクトの検討開始</w:t>
+              <w:t>・AI推論コスト低下のトレンドを活用 → 新規AIプロジェクトの検討開始</w:t>
             </w:r>
           </w:p>
         </w:tc>
       </w:tr>
     </w:tbl>
-    <w:p>
-      <w:pPr>
-        <w:spacing w:after="80"/>
-      </w:pPr>
-    </w:p>
+    <w:p/>
     <w:p>
       <w:r>
         <w:br w:type="page"/>
       </w:r>
     </w:p>
     <w:p>
+      <w:r>
+        <w:rPr>
+          <w:rFonts w:ascii="Meiryo" w:hAnsi="Meiryo" w:eastAsia="Meiryo"/>
+          <w:b/>
+          <w:color w:val="1A1A2E"/>
+          <w:sz w:val="32"/>
+        </w:rPr>
+        <w:t>■ まとめ：今月の重要ポイント10箇条</w:t>
+      </w:r>
+    </w:p>
+    <w:p>
       <w:pPr>
-        <w:pStyle w:val="Heading1"/>
         <w:pBdr>
-          <w:left w:val="single" w:sz="24" w:space="8" w:color="534AB7"/>
+          <w:bottom w:val="single" w:sz="6" w:space="1" w:color="1A1A2E"/>
         </w:pBdr>
       </w:pPr>
-      <w:r>
-        <w:t>まとめ：今月の重要ポイント10箇条</w:t>
-      </w:r>
     </w:p>
+    <w:p/>
     <w:tbl>
       <w:tblPr>
+        <w:tblStyle w:val="TableGrid"/>
         <w:tblW w:type="auto" w:w="0"/>
         <w:jc w:val="center"/>
-        <w:tblLayout w:type="autofit"/>
         <w:tblLook w:firstColumn="1" w:firstRow="1" w:lastColumn="0" w:lastRow="0" w:noHBand="0" w:noVBand="1" w:val="04A0"/>
         <w:tblBorders>
           <w:top w:val="single" w:sz="4" w:space="0" w:color="1A1A2E"/>
           <w:left w:val="single" w:sz="4" w:space="0" w:color="1A1A2E"/>
           <w:bottom w:val="single" w:sz="4" w:space="0" w:color="1A1A2E"/>
           <w:right w:val="single" w:sz="4" w:space="0" w:color="1A1A2E"/>
-          <w:insideH w:val="single" w:sz="2" w:space="0" w:color="E8E8E8"/>
-          <w:insideV w:val="single" w:sz="2" w:space="0" w:color="E8E8E8"/>
+          <w:insideH w:val="single" w:sz="4" w:space="0" w:color="1A1A2E"/>
+          <w:insideV w:val="single" w:sz="4" w:space="0" w:color="1A1A2E"/>
         </w:tblBorders>
       </w:tblPr>
       <w:tblGrid>
-        <w:gridCol w:w="3024"/>
-        <w:gridCol w:w="3024"/>
-        <w:gridCol w:w="3024"/>
+        <w:gridCol w:w="3025"/>
+        <w:gridCol w:w="3025"/>
+        <w:gridCol w:w="3025"/>
       </w:tblGrid>
       <w:tr>
         <w:tc>
           <w:tcPr>
-            <w:tcW w:type="dxa" w:w="3024"/>
-            <w:shd w:fill="1A1A2E"/>
-            <w:vAlign w:val="center"/>
+            <w:tcW w:type="dxa" w:w="3025"/>
+            <w:shd w:val="clear" w:color="auto" w:fill="1A1A2E"/>
           </w:tcPr>
           <w:p>
             <w:pPr>
+              <w:spacing w:after="40" w:before="40"/>
               <w:jc w:val="center"/>
             </w:pPr>
+            <w:r/>
             <w:r>
               <w:rPr>
                 <w:rFonts w:ascii="Meiryo" w:hAnsi="Meiryo" w:eastAsia="Meiryo"/>
@@ -6731,14 +6262,15 @@
         </w:tc>
         <w:tc>
           <w:tcPr>
-            <w:tcW w:type="dxa" w:w="3024"/>
-            <w:shd w:fill="1A1A2E"/>
-            <w:vAlign w:val="center"/>
+            <w:tcW w:type="dxa" w:w="3025"/>
+            <w:shd w:val="clear" w:color="auto" w:fill="1A1A2E"/>
           </w:tcPr>
           <w:p>
             <w:pPr>
+              <w:spacing w:after="40" w:before="40"/>
               <w:jc w:val="center"/>
             </w:pPr>
+            <w:r/>
             <w:r>
               <w:rPr>
                 <w:rFonts w:ascii="Meiryo" w:hAnsi="Meiryo" w:eastAsia="Meiryo"/>
@@ -6752,14 +6284,15 @@
         </w:tc>
         <w:tc>
           <w:tcPr>
-            <w:tcW w:type="dxa" w:w="3024"/>
-            <w:shd w:fill="1A1A2E"/>
-            <w:vAlign w:val="center"/>
+            <w:tcW w:type="dxa" w:w="3025"/>
+            <w:shd w:val="clear" w:color="auto" w:fill="1A1A2E"/>
           </w:tcPr>
           <w:p>
             <w:pPr>
+              <w:spacing w:after="40" w:before="40"/>
               <w:jc w:val="center"/>
             </w:pPr>
+            <w:r/>
             <w:r>
               <w:rPr>
                 <w:rFonts w:ascii="Meiryo" w:hAnsi="Meiryo" w:eastAsia="Meiryo"/>
@@ -6775,19 +6308,18 @@
       <w:tr>
         <w:tc>
           <w:tcPr>
-            <w:tcW w:type="dxa" w:w="3024"/>
-            <w:shd w:fill="F5F5F5"/>
-            <w:vAlign w:val="center"/>
+            <w:tcW w:type="dxa" w:w="3025"/>
+            <w:shd w:val="clear" w:color="auto" w:fill="F5F5F5"/>
           </w:tcPr>
           <w:p>
             <w:pPr>
-              <w:jc w:val="left"/>
+              <w:spacing w:after="40" w:before="40"/>
             </w:pPr>
+            <w:r/>
             <w:r>
               <w:rPr>
                 <w:rFonts w:ascii="Meiryo" w:hAnsi="Meiryo" w:eastAsia="Meiryo"/>
                 <w:b w:val="0"/>
-                <w:color w:val="2C2C2C"/>
                 <w:sz w:val="18"/>
               </w:rPr>
               <w:t>1</w:t>
@@ -6796,19 +6328,18 @@
         </w:tc>
         <w:tc>
           <w:tcPr>
-            <w:tcW w:type="dxa" w:w="3024"/>
-            <w:shd w:fill="F5F5F5"/>
-            <w:vAlign w:val="center"/>
+            <w:tcW w:type="dxa" w:w="3025"/>
+            <w:shd w:val="clear" w:color="auto" w:fill="F5F5F5"/>
           </w:tcPr>
           <w:p>
             <w:pPr>
-              <w:jc w:val="left"/>
+              <w:spacing w:after="40" w:before="40"/>
             </w:pPr>
+            <w:r/>
             <w:r>
               <w:rPr>
                 <w:rFonts w:ascii="Meiryo" w:hAnsi="Meiryo" w:eastAsia="Meiryo"/>
                 <w:b w:val="0"/>
-                <w:color w:val="2C2C2C"/>
                 <w:sz w:val="18"/>
               </w:rPr>
               <w:t>NVIDIA Vera Rubinで推論コスト1/10の時代が到来</w:t>
@@ -6817,19 +6348,18 @@
         </w:tc>
         <w:tc>
           <w:tcPr>
-            <w:tcW w:type="dxa" w:w="3024"/>
-            <w:shd w:fill="F5F5F5"/>
-            <w:vAlign w:val="center"/>
+            <w:tcW w:type="dxa" w:w="3025"/>
+            <w:shd w:val="clear" w:color="auto" w:fill="F5F5F5"/>
           </w:tcPr>
           <w:p>
             <w:pPr>
-              <w:jc w:val="left"/>
+              <w:spacing w:after="40" w:before="40"/>
             </w:pPr>
+            <w:r/>
             <w:r>
               <w:rPr>
                 <w:rFonts w:ascii="Meiryo" w:hAnsi="Meiryo" w:eastAsia="Meiryo"/>
                 <w:b w:val="0"/>
-                <w:color w:val="2C2C2C"/>
                 <w:sz w:val="18"/>
               </w:rPr>
               <w:t>AIの商用化コストが劇的に低減。エージェント型AIの普及が加速する</w:t>
@@ -6840,19 +6370,18 @@
       <w:tr>
         <w:tc>
           <w:tcPr>
-            <w:tcW w:type="dxa" w:w="3024"/>
-            <w:shd w:fill="FFFFFF"/>
-            <w:vAlign w:val="center"/>
+            <w:tcW w:type="dxa" w:w="3025"/>
+            <w:shd w:val="clear" w:color="auto" w:fill="FFFFFF"/>
           </w:tcPr>
           <w:p>
             <w:pPr>
-              <w:jc w:val="left"/>
+              <w:spacing w:after="40" w:before="40"/>
             </w:pPr>
+            <w:r/>
             <w:r>
               <w:rPr>
                 <w:rFonts w:ascii="Meiryo" w:hAnsi="Meiryo" w:eastAsia="Meiryo"/>
                 <w:b w:val="0"/>
-                <w:color w:val="2C2C2C"/>
                 <w:sz w:val="18"/>
               </w:rPr>
               <w:t>2</w:t>
@@ -6861,19 +6390,18 @@
         </w:tc>
         <w:tc>
           <w:tcPr>
-            <w:tcW w:type="dxa" w:w="3024"/>
-            <w:shd w:fill="FFFFFF"/>
-            <w:vAlign w:val="center"/>
+            <w:tcW w:type="dxa" w:w="3025"/>
+            <w:shd w:val="clear" w:color="auto" w:fill="FFFFFF"/>
           </w:tcPr>
           <w:p>
             <w:pPr>
-              <w:jc w:val="left"/>
+              <w:spacing w:after="40" w:before="40"/>
             </w:pPr>
+            <w:r/>
             <w:r>
               <w:rPr>
                 <w:rFonts w:ascii="Meiryo" w:hAnsi="Meiryo" w:eastAsia="Meiryo"/>
                 <w:b w:val="0"/>
-                <w:color w:val="2C2C2C"/>
                 <w:sz w:val="18"/>
               </w:rPr>
               <w:t>EU AI Actが本格施行 — 域外適用で日本企業も対象</w:t>
@@ -6882,22 +6410,21 @@
         </w:tc>
         <w:tc>
           <w:tcPr>
-            <w:tcW w:type="dxa" w:w="3024"/>
-            <w:shd w:fill="FFFFFF"/>
-            <w:vAlign w:val="center"/>
+            <w:tcW w:type="dxa" w:w="3025"/>
+            <w:shd w:val="clear" w:color="auto" w:fill="FFFFFF"/>
           </w:tcPr>
           <w:p>
             <w:pPr>
-              <w:jc w:val="left"/>
+              <w:spacing w:after="40" w:before="40"/>
             </w:pPr>
+            <w:r/>
             <w:r>
               <w:rPr>
                 <w:rFonts w:ascii="Meiryo" w:hAnsi="Meiryo" w:eastAsia="Meiryo"/>
                 <w:b w:val="0"/>
-                <w:color w:val="2C2C2C"/>
                 <w:sz w:val="18"/>
               </w:rPr>
-              <w:t>自社のAIシステムのリスク評価とコンプライアンス体制構築が急務</w:t>
+              <w:t>自社のAIリスク評価とコンプライアンス体制構築が急務</w:t>
             </w:r>
           </w:p>
         </w:tc>
@@ -6905,19 +6432,18 @@
       <w:tr>
         <w:tc>
           <w:tcPr>
-            <w:tcW w:type="dxa" w:w="3024"/>
-            <w:shd w:fill="F5F5F5"/>
-            <w:vAlign w:val="center"/>
+            <w:tcW w:type="dxa" w:w="3025"/>
+            <w:shd w:val="clear" w:color="auto" w:fill="F5F5F5"/>
           </w:tcPr>
           <w:p>
             <w:pPr>
-              <w:jc w:val="left"/>
+              <w:spacing w:after="40" w:before="40"/>
             </w:pPr>
+            <w:r/>
             <w:r>
               <w:rPr>
                 <w:rFonts w:ascii="Meiryo" w:hAnsi="Meiryo" w:eastAsia="Meiryo"/>
                 <w:b w:val="0"/>
-                <w:color w:val="2C2C2C"/>
                 <w:sz w:val="18"/>
               </w:rPr>
               <w:t>3</w:t>
@@ -6926,19 +6452,18 @@
         </w:tc>
         <w:tc>
           <w:tcPr>
-            <w:tcW w:type="dxa" w:w="3024"/>
-            <w:shd w:fill="F5F5F5"/>
-            <w:vAlign w:val="center"/>
+            <w:tcW w:type="dxa" w:w="3025"/>
+            <w:shd w:val="clear" w:color="auto" w:fill="F5F5F5"/>
           </w:tcPr>
           <w:p>
             <w:pPr>
-              <w:jc w:val="left"/>
+              <w:spacing w:after="40" w:before="40"/>
             </w:pPr>
+            <w:r/>
             <w:r>
               <w:rPr>
                 <w:rFonts w:ascii="Meiryo" w:hAnsi="Meiryo" w:eastAsia="Meiryo"/>
                 <w:b w:val="0"/>
-                <w:color w:val="2C2C2C"/>
                 <w:sz w:val="18"/>
               </w:rPr>
               <w:t>Claude Opus 4.6の100万トークンで長文分析の常識が変わった</w:t>
@@ -6947,19 +6472,18 @@
         </w:tc>
         <w:tc>
           <w:tcPr>
-            <w:tcW w:type="dxa" w:w="3024"/>
-            <w:shd w:fill="F5F5F5"/>
-            <w:vAlign w:val="center"/>
+            <w:tcW w:type="dxa" w:w="3025"/>
+            <w:shd w:val="clear" w:color="auto" w:fill="F5F5F5"/>
           </w:tcPr>
           <w:p>
             <w:pPr>
-              <w:jc w:val="left"/>
+              <w:spacing w:after="40" w:before="40"/>
             </w:pPr>
+            <w:r/>
             <w:r>
               <w:rPr>
                 <w:rFonts w:ascii="Meiryo" w:hAnsi="Meiryo" w:eastAsia="Meiryo"/>
                 <w:b w:val="0"/>
-                <w:color w:val="2C2C2C"/>
                 <w:sz w:val="18"/>
               </w:rPr>
               <w:t>書籍数冊分を一度に分析。契約書比較・議事録分析が一瞬で可能</w:t>
@@ -6970,19 +6494,18 @@
       <w:tr>
         <w:tc>
           <w:tcPr>
-            <w:tcW w:type="dxa" w:w="3024"/>
-            <w:shd w:fill="FFFFFF"/>
-            <w:vAlign w:val="center"/>
+            <w:tcW w:type="dxa" w:w="3025"/>
+            <w:shd w:val="clear" w:color="auto" w:fill="FFFFFF"/>
           </w:tcPr>
           <w:p>
             <w:pPr>
-              <w:jc w:val="left"/>
+              <w:spacing w:after="40" w:before="40"/>
             </w:pPr>
+            <w:r/>
             <w:r>
               <w:rPr>
                 <w:rFonts w:ascii="Meiryo" w:hAnsi="Meiryo" w:eastAsia="Meiryo"/>
                 <w:b w:val="0"/>
-                <w:color w:val="2C2C2C"/>
                 <w:sz w:val="18"/>
               </w:rPr>
               <w:t>4</w:t>
@@ -6991,19 +6514,18 @@
         </w:tc>
         <w:tc>
           <w:tcPr>
-            <w:tcW w:type="dxa" w:w="3024"/>
-            <w:shd w:fill="FFFFFF"/>
-            <w:vAlign w:val="center"/>
+            <w:tcW w:type="dxa" w:w="3025"/>
+            <w:shd w:val="clear" w:color="auto" w:fill="FFFFFF"/>
           </w:tcPr>
           <w:p>
             <w:pPr>
-              <w:jc w:val="left"/>
+              <w:spacing w:after="40" w:before="40"/>
             </w:pPr>
+            <w:r/>
             <w:r>
               <w:rPr>
                 <w:rFonts w:ascii="Meiryo" w:hAnsi="Meiryo" w:eastAsia="Meiryo"/>
                 <w:b w:val="0"/>
-                <w:color w:val="2C2C2C"/>
                 <w:sz w:val="18"/>
               </w:rPr>
               <w:t>Gemini 3がGmail/Chromeに統合 — 日常業務が静かに革命</w:t>
@@ -7012,19 +6534,18 @@
         </w:tc>
         <w:tc>
           <w:tcPr>
-            <w:tcW w:type="dxa" w:w="3024"/>
-            <w:shd w:fill="FFFFFF"/>
-            <w:vAlign w:val="center"/>
+            <w:tcW w:type="dxa" w:w="3025"/>
+            <w:shd w:val="clear" w:color="auto" w:fill="FFFFFF"/>
           </w:tcPr>
           <w:p>
             <w:pPr>
-              <w:jc w:val="left"/>
+              <w:spacing w:after="40" w:before="40"/>
             </w:pPr>
+            <w:r/>
             <w:r>
               <w:rPr>
                 <w:rFonts w:ascii="Meiryo" w:hAnsi="Meiryo" w:eastAsia="Meiryo"/>
                 <w:b w:val="0"/>
-                <w:color w:val="2C2C2C"/>
                 <w:sz w:val="18"/>
               </w:rPr>
               <w:t>設定するだけで使えるAI。メール処理・Webリサーチが自動化</w:t>
@@ -7035,19 +6556,18 @@
       <w:tr>
         <w:tc>
           <w:tcPr>
-            <w:tcW w:type="dxa" w:w="3024"/>
-            <w:shd w:fill="F5F5F5"/>
-            <w:vAlign w:val="center"/>
+            <w:tcW w:type="dxa" w:w="3025"/>
+            <w:shd w:val="clear" w:color="auto" w:fill="F5F5F5"/>
           </w:tcPr>
           <w:p>
             <w:pPr>
-              <w:jc w:val="left"/>
+              <w:spacing w:after="40" w:before="40"/>
             </w:pPr>
+            <w:r/>
             <w:r>
               <w:rPr>
                 <w:rFonts w:ascii="Meiryo" w:hAnsi="Meiryo" w:eastAsia="Meiryo"/>
                 <w:b w:val="0"/>
-                <w:color w:val="2C2C2C"/>
                 <w:sz w:val="18"/>
               </w:rPr>
               <w:t>5</w:t>
@@ -7056,19 +6576,18 @@
         </w:tc>
         <w:tc>
           <w:tcPr>
-            <w:tcW w:type="dxa" w:w="3024"/>
-            <w:shd w:fill="F5F5F5"/>
-            <w:vAlign w:val="center"/>
+            <w:tcW w:type="dxa" w:w="3025"/>
+            <w:shd w:val="clear" w:color="auto" w:fill="F5F5F5"/>
           </w:tcPr>
           <w:p>
             <w:pPr>
-              <w:jc w:val="left"/>
+              <w:spacing w:after="40" w:before="40"/>
             </w:pPr>
+            <w:r/>
             <w:r>
               <w:rPr>
                 <w:rFonts w:ascii="Meiryo" w:hAnsi="Meiryo" w:eastAsia="Meiryo"/>
                 <w:b w:val="0"/>
-                <w:color w:val="2C2C2C"/>
                 <w:sz w:val="18"/>
               </w:rPr>
               <w:t>ChatGPT無料版でもGPT-5.4 miniが使える時代に</w:t>
@@ -7077,22 +6596,21 @@
         </w:tc>
         <w:tc>
           <w:tcPr>
-            <w:tcW w:type="dxa" w:w="3024"/>
-            <w:shd w:fill="F5F5F5"/>
-            <w:vAlign w:val="center"/>
+            <w:tcW w:type="dxa" w:w="3025"/>
+            <w:shd w:val="clear" w:color="auto" w:fill="F5F5F5"/>
           </w:tcPr>
           <w:p>
             <w:pPr>
-              <w:jc w:val="left"/>
+              <w:spacing w:after="40" w:before="40"/>
             </w:pPr>
+            <w:r/>
             <w:r>
               <w:rPr>
                 <w:rFonts w:ascii="Meiryo" w:hAnsi="Meiryo" w:eastAsia="Meiryo"/>
                 <w:b w:val="0"/>
-                <w:color w:val="2C2C2C"/>
                 <w:sz w:val="18"/>
               </w:rPr>
-              <w:t>AIの民主化が進行。「無料でここまでできる」が驚異的なレベルに</w:t>
+              <w:t>AIの民主化が進行。「無料でここまでできる」が驚異的なレベル</w:t>
             </w:r>
           </w:p>
         </w:tc>
@@ -7100,19 +6618,18 @@
       <w:tr>
         <w:tc>
           <w:tcPr>
-            <w:tcW w:type="dxa" w:w="3024"/>
-            <w:shd w:fill="FFFFFF"/>
-            <w:vAlign w:val="center"/>
+            <w:tcW w:type="dxa" w:w="3025"/>
+            <w:shd w:val="clear" w:color="auto" w:fill="FFFFFF"/>
           </w:tcPr>
           <w:p>
             <w:pPr>
-              <w:jc w:val="left"/>
+              <w:spacing w:after="40" w:before="40"/>
             </w:pPr>
+            <w:r/>
             <w:r>
               <w:rPr>
                 <w:rFonts w:ascii="Meiryo" w:hAnsi="Meiryo" w:eastAsia="Meiryo"/>
                 <w:b w:val="0"/>
-                <w:color w:val="2C2C2C"/>
                 <w:sz w:val="18"/>
               </w:rPr>
               <w:t>6</w:t>
@@ -7121,19 +6638,18 @@
         </w:tc>
         <w:tc>
           <w:tcPr>
-            <w:tcW w:type="dxa" w:w="3024"/>
-            <w:shd w:fill="FFFFFF"/>
-            <w:vAlign w:val="center"/>
+            <w:tcW w:type="dxa" w:w="3025"/>
+            <w:shd w:val="clear" w:color="auto" w:fill="FFFFFF"/>
           </w:tcPr>
           <w:p>
             <w:pPr>
-              <w:jc w:val="left"/>
+              <w:spacing w:after="40" w:before="40"/>
             </w:pPr>
+            <w:r/>
             <w:r>
               <w:rPr>
                 <w:rFonts w:ascii="Meiryo" w:hAnsi="Meiryo" w:eastAsia="Meiryo"/>
                 <w:b w:val="0"/>
-                <w:color w:val="2C2C2C"/>
                 <w:sz w:val="18"/>
               </w:rPr>
               <w:t>動画生成AI三つ巴 — 個人でもプロ級映像が作れる</w:t>
@@ -7142,22 +6658,21 @@
         </w:tc>
         <w:tc>
           <w:tcPr>
-            <w:tcW w:type="dxa" w:w="3024"/>
-            <w:shd w:fill="FFFFFF"/>
-            <w:vAlign w:val="center"/>
+            <w:tcW w:type="dxa" w:w="3025"/>
+            <w:shd w:val="clear" w:color="auto" w:fill="FFFFFF"/>
           </w:tcPr>
           <w:p>
             <w:pPr>
-              <w:jc w:val="left"/>
+              <w:spacing w:after="40" w:before="40"/>
             </w:pPr>
+            <w:r/>
             <w:r>
               <w:rPr>
                 <w:rFonts w:ascii="Meiryo" w:hAnsi="Meiryo" w:eastAsia="Meiryo"/>
                 <w:b w:val="0"/>
-                <w:color w:val="2C2C2C"/>
                 <w:sz w:val="18"/>
               </w:rPr>
-              <w:t>Sora 2/Runway/Veo 3.1。SNS短尺動画の制作コストがほぼゼロに</w:t>
+              <w:t>Sora 2/Runway/Veo 3.1。SNS動画の制作コストがほぼゼロ</w:t>
             </w:r>
           </w:p>
         </w:tc>
@@ -7165,19 +6680,18 @@
       <w:tr>
         <w:tc>
           <w:tcPr>
-            <w:tcW w:type="dxa" w:w="3024"/>
-            <w:shd w:fill="F5F5F5"/>
-            <w:vAlign w:val="center"/>
+            <w:tcW w:type="dxa" w:w="3025"/>
+            <w:shd w:val="clear" w:color="auto" w:fill="F5F5F5"/>
           </w:tcPr>
           <w:p>
             <w:pPr>
-              <w:jc w:val="left"/>
+              <w:spacing w:after="40" w:before="40"/>
             </w:pPr>
+            <w:r/>
             <w:r>
               <w:rPr>
                 <w:rFonts w:ascii="Meiryo" w:hAnsi="Meiryo" w:eastAsia="Meiryo"/>
                 <w:b w:val="0"/>
-                <w:color w:val="2C2C2C"/>
                 <w:sz w:val="18"/>
               </w:rPr>
               <w:t>7</w:t>
@@ -7186,19 +6700,18 @@
         </w:tc>
         <w:tc>
           <w:tcPr>
-            <w:tcW w:type="dxa" w:w="3024"/>
-            <w:shd w:fill="F5F5F5"/>
-            <w:vAlign w:val="center"/>
+            <w:tcW w:type="dxa" w:w="3025"/>
+            <w:shd w:val="clear" w:color="auto" w:fill="F5F5F5"/>
           </w:tcPr>
           <w:p>
             <w:pPr>
-              <w:jc w:val="left"/>
+              <w:spacing w:after="40" w:before="40"/>
             </w:pPr>
+            <w:r/>
             <w:r>
               <w:rPr>
                 <w:rFonts w:ascii="Meiryo" w:hAnsi="Meiryo" w:eastAsia="Meiryo"/>
                 <w:b w:val="0"/>
-                <w:color w:val="2C2C2C"/>
                 <w:sz w:val="18"/>
               </w:rPr>
               <w:t>音楽生成AIが商用ライセンス時代に突入</w:t>
@@ -7207,19 +6720,18 @@
         </w:tc>
         <w:tc>
           <w:tcPr>
-            <w:tcW w:type="dxa" w:w="3024"/>
-            <w:shd w:fill="F5F5F5"/>
-            <w:vAlign w:val="center"/>
+            <w:tcW w:type="dxa" w:w="3025"/>
+            <w:shd w:val="clear" w:color="auto" w:fill="F5F5F5"/>
           </w:tcPr>
           <w:p>
             <w:pPr>
-              <w:jc w:val="left"/>
+              <w:spacing w:after="40" w:before="40"/>
             </w:pPr>
+            <w:r/>
             <w:r>
               <w:rPr>
                 <w:rFonts w:ascii="Meiryo" w:hAnsi="Meiryo" w:eastAsia="Meiryo"/>
                 <w:b w:val="0"/>
-                <w:color w:val="2C2C2C"/>
                 <w:sz w:val="18"/>
               </w:rPr>
               <w:t>WMGのSuno/Udioライセンス契約で「グレーゾーン」が解消へ</w:t>
@@ -7230,19 +6742,18 @@
       <w:tr>
         <w:tc>
           <w:tcPr>
-            <w:tcW w:type="dxa" w:w="3024"/>
-            <w:shd w:fill="FFFFFF"/>
-            <w:vAlign w:val="center"/>
+            <w:tcW w:type="dxa" w:w="3025"/>
+            <w:shd w:val="clear" w:color="auto" w:fill="FFFFFF"/>
           </w:tcPr>
           <w:p>
             <w:pPr>
-              <w:jc w:val="left"/>
+              <w:spacing w:after="40" w:before="40"/>
             </w:pPr>
+            <w:r/>
             <w:r>
               <w:rPr>
                 <w:rFonts w:ascii="Meiryo" w:hAnsi="Meiryo" w:eastAsia="Meiryo"/>
                 <w:b w:val="0"/>
-                <w:color w:val="2C2C2C"/>
                 <w:sz w:val="18"/>
               </w:rPr>
               <w:t>8</w:t>
@@ -7251,19 +6762,18 @@
         </w:tc>
         <w:tc>
           <w:tcPr>
-            <w:tcW w:type="dxa" w:w="3024"/>
-            <w:shd w:fill="FFFFFF"/>
-            <w:vAlign w:val="center"/>
+            <w:tcW w:type="dxa" w:w="3025"/>
+            <w:shd w:val="clear" w:color="auto" w:fill="FFFFFF"/>
           </w:tcPr>
           <w:p>
             <w:pPr>
-              <w:jc w:val="left"/>
+              <w:spacing w:after="40" w:before="40"/>
             </w:pPr>
+            <w:r/>
             <w:r>
               <w:rPr>
                 <w:rFonts w:ascii="Meiryo" w:hAnsi="Meiryo" w:eastAsia="Meiryo"/>
                 <w:b w:val="0"/>
-                <w:color w:val="2C2C2C"/>
                 <w:sz w:val="18"/>
               </w:rPr>
               <w:t>日本のAI推進法成立 — 1兆円規模の国産AI支援が始動</w:t>
@@ -7272,19 +6782,18 @@
         </w:tc>
         <w:tc>
           <w:tcPr>
-            <w:tcW w:type="dxa" w:w="3024"/>
-            <w:shd w:fill="FFFFFF"/>
-            <w:vAlign w:val="center"/>
+            <w:tcW w:type="dxa" w:w="3025"/>
+            <w:shd w:val="clear" w:color="auto" w:fill="FFFFFF"/>
           </w:tcPr>
           <w:p>
             <w:pPr>
-              <w:jc w:val="left"/>
+              <w:spacing w:after="40" w:before="40"/>
             </w:pPr>
+            <w:r/>
             <w:r>
               <w:rPr>
                 <w:rFonts w:ascii="Meiryo" w:hAnsi="Meiryo" w:eastAsia="Meiryo"/>
                 <w:b w:val="0"/>
-                <w:color w:val="2C2C2C"/>
                 <w:sz w:val="18"/>
               </w:rPr>
               <w:t>規制よりも推進寄りの法律。国産AIエコシステムの充実に期待</w:t>
@@ -7295,19 +6804,18 @@
       <w:tr>
         <w:tc>
           <w:tcPr>
-            <w:tcW w:type="dxa" w:w="3024"/>
-            <w:shd w:fill="F5F5F5"/>
-            <w:vAlign w:val="center"/>
+            <w:tcW w:type="dxa" w:w="3025"/>
+            <w:shd w:val="clear" w:color="auto" w:fill="F5F5F5"/>
           </w:tcPr>
           <w:p>
             <w:pPr>
-              <w:jc w:val="left"/>
+              <w:spacing w:after="40" w:before="40"/>
             </w:pPr>
+            <w:r/>
             <w:r>
               <w:rPr>
                 <w:rFonts w:ascii="Meiryo" w:hAnsi="Meiryo" w:eastAsia="Meiryo"/>
                 <w:b w:val="0"/>
-                <w:color w:val="2C2C2C"/>
                 <w:sz w:val="18"/>
               </w:rPr>
               <w:t>9</w:t>
@@ -7316,19 +6824,18 @@
         </w:tc>
         <w:tc>
           <w:tcPr>
-            <w:tcW w:type="dxa" w:w="3024"/>
-            <w:shd w:fill="F5F5F5"/>
-            <w:vAlign w:val="center"/>
+            <w:tcW w:type="dxa" w:w="3025"/>
+            <w:shd w:val="clear" w:color="auto" w:fill="F5F5F5"/>
           </w:tcPr>
           <w:p>
             <w:pPr>
-              <w:jc w:val="left"/>
+              <w:spacing w:after="40" w:before="40"/>
             </w:pPr>
+            <w:r/>
             <w:r>
               <w:rPr>
                 <w:rFonts w:ascii="Meiryo" w:hAnsi="Meiryo" w:eastAsia="Meiryo"/>
                 <w:b w:val="0"/>
-                <w:color w:val="2C2C2C"/>
                 <w:sz w:val="18"/>
               </w:rPr>
               <w:t>AIエージェントが「ツール」から「チームメンバー」に変化</w:t>
@@ -7337,19 +6844,18 @@
         </w:tc>
         <w:tc>
           <w:tcPr>
-            <w:tcW w:type="dxa" w:w="3024"/>
-            <w:shd w:fill="F5F5F5"/>
-            <w:vAlign w:val="center"/>
+            <w:tcW w:type="dxa" w:w="3025"/>
+            <w:shd w:val="clear" w:color="auto" w:fill="F5F5F5"/>
           </w:tcPr>
           <w:p>
             <w:pPr>
-              <w:jc w:val="left"/>
+              <w:spacing w:after="40" w:before="40"/>
             </w:pPr>
+            <w:r/>
             <w:r>
               <w:rPr>
                 <w:rFonts w:ascii="Meiryo" w:hAnsi="Meiryo" w:eastAsia="Meiryo"/>
                 <w:b w:val="0"/>
-                <w:color w:val="2C2C2C"/>
                 <w:sz w:val="18"/>
               </w:rPr>
               <w:t>目的を与えるだけでAIが自律実行。マルチエージェント時代の幕開け</w:t>
@@ -7360,19 +6866,18 @@
       <w:tr>
         <w:tc>
           <w:tcPr>
-            <w:tcW w:type="dxa" w:w="3024"/>
-            <w:shd w:fill="FFFFFF"/>
-            <w:vAlign w:val="center"/>
+            <w:tcW w:type="dxa" w:w="3025"/>
+            <w:shd w:val="clear" w:color="auto" w:fill="FFFFFF"/>
           </w:tcPr>
           <w:p>
             <w:pPr>
-              <w:jc w:val="left"/>
+              <w:spacing w:after="40" w:before="40"/>
             </w:pPr>
+            <w:r/>
             <w:r>
               <w:rPr>
                 <w:rFonts w:ascii="Meiryo" w:hAnsi="Meiryo" w:eastAsia="Meiryo"/>
                 <w:b w:val="0"/>
-                <w:color w:val="2C2C2C"/>
                 <w:sz w:val="18"/>
               </w:rPr>
               <w:t>10</w:t>
@@ -7381,19 +6886,18 @@
         </w:tc>
         <w:tc>
           <w:tcPr>
-            <w:tcW w:type="dxa" w:w="3024"/>
-            <w:shd w:fill="FFFFFF"/>
-            <w:vAlign w:val="center"/>
+            <w:tcW w:type="dxa" w:w="3025"/>
+            <w:shd w:val="clear" w:color="auto" w:fill="FFFFFF"/>
           </w:tcPr>
           <w:p>
             <w:pPr>
-              <w:jc w:val="left"/>
+              <w:spacing w:after="40" w:before="40"/>
             </w:pPr>
+            <w:r/>
             <w:r>
               <w:rPr>
                 <w:rFonts w:ascii="Meiryo" w:hAnsi="Meiryo" w:eastAsia="Meiryo"/>
                 <w:b w:val="0"/>
-                <w:color w:val="2C2C2C"/>
                 <w:sz w:val="18"/>
               </w:rPr>
               <w:t>3大AI（ChatGPT/Claude/Gemini）を無料で使い分けるのが正解</w:t>
@@ -7402,19 +6906,18 @@
         </w:tc>
         <w:tc>
           <w:tcPr>
-            <w:tcW w:type="dxa" w:w="3024"/>
-            <w:shd w:fill="FFFFFF"/>
-            <w:vAlign w:val="center"/>
+            <w:tcW w:type="dxa" w:w="3025"/>
+            <w:shd w:val="clear" w:color="auto" w:fill="FFFFFF"/>
           </w:tcPr>
           <w:p>
             <w:pPr>
-              <w:jc w:val="left"/>
+              <w:spacing w:after="40" w:before="40"/>
             </w:pPr>
+            <w:r/>
             <w:r>
               <w:rPr>
                 <w:rFonts w:ascii="Meiryo" w:hAnsi="Meiryo" w:eastAsia="Meiryo"/>
                 <w:b w:val="0"/>
-                <w:color w:val="2C2C2C"/>
                 <w:sz w:val="18"/>
               </w:rPr>
               <w:t>1つに固定するのは損。用途別に使い分ける「3刀流」が最強戦略</w:t>
@@ -7423,13 +6926,10 @@
         </w:tc>
       </w:tr>
     </w:tbl>
-    <w:p>
-      <w:pPr>
-        <w:spacing w:after="80"/>
-      </w:pPr>
-    </w:p>
+    <w:p/>
     <w:tbl>
       <w:tblPr>
+        <w:tblStyle w:val="TableGrid"/>
         <w:tblW w:type="auto" w:w="0"/>
         <w:jc w:val="center"/>
         <w:tblLook w:firstColumn="1" w:firstRow="1" w:lastColumn="0" w:lastRow="0" w:noHBand="0" w:noVBand="1" w:val="04A0"/>
@@ -7438,157 +6938,131 @@
           <w:left w:val="single" w:sz="4" w:space="0" w:color="534AB7"/>
           <w:bottom w:val="single" w:sz="4" w:space="0" w:color="534AB7"/>
           <w:right w:val="single" w:sz="4" w:space="0" w:color="534AB7"/>
-          <w:insideH w:val="single" w:sz="2" w:space="0" w:color="E8E8E8"/>
-          <w:insideV w:val="single" w:sz="2" w:space="0" w:color="E8E8E8"/>
+          <w:insideH w:val="single" w:sz="4" w:space="0" w:color="534AB7"/>
+          <w:insideV w:val="single" w:sz="4" w:space="0" w:color="534AB7"/>
         </w:tblBorders>
       </w:tblPr>
       <w:tblGrid>
-        <w:gridCol w:w="9072"/>
+        <w:gridCol w:w="9075"/>
       </w:tblGrid>
       <w:tr>
         <w:tc>
           <w:tcPr>
-            <w:tcW w:type="dxa" w:w="9072"/>
-            <w:shd w:fill="534AB7"/>
-            <w:vAlign w:val="center"/>
+            <w:tcW w:type="dxa" w:w="9075"/>
+            <w:shd w:val="clear" w:color="auto" w:fill="EDE7F6"/>
           </w:tcPr>
           <w:p>
             <w:pPr>
-              <w:jc w:val="left"/>
+              <w:spacing w:after="80"/>
             </w:pPr>
             <w:r>
               <w:rPr>
                 <w:rFonts w:ascii="Meiryo" w:hAnsi="Meiryo" w:eastAsia="Meiryo"/>
                 <w:b/>
-                <w:color w:val="FFFFFF"/>
+                <w:color w:val="1A1A2E"/>
                 <w:sz w:val="24"/>
               </w:rPr>
-              <w:t xml:space="preserve">  今週のアクション</w:t>
+              <w:t>◉ 今週のアクション</w:t>
             </w:r>
-          </w:p>
-        </w:tc>
-      </w:tr>
-      <w:tr>
-        <w:tc>
-          <w:tcPr>
-            <w:tcW w:type="dxa" w:w="9072"/>
-            <w:shd w:fill="EDE7F6"/>
-          </w:tcPr>
-          <w:p>
-            <w:r/>
           </w:p>
           <w:p>
             <w:pPr>
-              <w:spacing w:after="60" w:line="336" w:lineRule="auto"/>
+              <w:spacing w:after="40"/>
             </w:pPr>
             <w:r>
               <w:rPr>
                 <w:rFonts w:ascii="Meiryo" w:hAnsi="Meiryo" w:eastAsia="Meiryo"/>
-                <w:color w:val="2C2C2C"/>
                 <w:sz w:val="20"/>
               </w:rPr>
-              <w:t xml:space="preserve">  Q1：今日試せるツールは何か？</w:t>
+              <w:t>Q1：今日試せるツールは何か？</w:t>
             </w:r>
           </w:p>
           <w:p>
             <w:pPr>
-              <w:spacing w:after="60" w:line="336" w:lineRule="auto"/>
+              <w:spacing w:after="40"/>
             </w:pPr>
             <w:r>
               <w:rPr>
                 <w:rFonts w:ascii="Meiryo" w:hAnsi="Meiryo" w:eastAsia="Meiryo"/>
-                <w:color w:val="2C2C2C"/>
                 <w:sz w:val="20"/>
               </w:rPr>
-              <w:t xml:space="preserve">  → ChatGPT / Claude / Gemini の3つに無料登録し、同じ質問を投げて比較する</w:t>
+              <w:t>→ ChatGPT / Claude / Gemini の3つに無料登録し、同じ質問を投げて比較する</w:t>
             </w:r>
           </w:p>
           <w:p>
             <w:pPr>
-              <w:spacing w:after="60" w:line="336" w:lineRule="auto"/>
+              <w:spacing w:after="40"/>
             </w:pPr>
             <w:r>
               <w:rPr>
                 <w:rFonts w:ascii="Meiryo" w:hAnsi="Meiryo" w:eastAsia="Meiryo"/>
-                <w:color w:val="2C2C2C"/>
                 <w:sz w:val="20"/>
               </w:rPr>
-              <w:t xml:space="preserve">  </w:t>
             </w:r>
           </w:p>
           <w:p>
             <w:pPr>
-              <w:spacing w:after="60" w:line="336" w:lineRule="auto"/>
+              <w:spacing w:after="40"/>
             </w:pPr>
             <w:r>
               <w:rPr>
                 <w:rFonts w:ascii="Meiryo" w:hAnsi="Meiryo" w:eastAsia="Meiryo"/>
-                <w:color w:val="2C2C2C"/>
                 <w:sz w:val="20"/>
               </w:rPr>
-              <w:t xml:space="preserve">  Q2：あなたの仕事で最初に自動化できるのはどこか？</w:t>
+              <w:t>Q2：あなたの仕事で最初に自動化できるのはどこか？</w:t>
             </w:r>
           </w:p>
           <w:p>
             <w:pPr>
-              <w:spacing w:after="60" w:line="336" w:lineRule="auto"/>
+              <w:spacing w:after="40"/>
             </w:pPr>
             <w:r>
               <w:rPr>
                 <w:rFonts w:ascii="Meiryo" w:hAnsi="Meiryo" w:eastAsia="Meiryo"/>
-                <w:color w:val="2C2C2C"/>
                 <w:sz w:val="20"/>
               </w:rPr>
-              <w:t xml:space="preserve">  → メール返信・データ整理・レポート作成を棚卸しし、1つをAIに委任する</w:t>
+              <w:t>→ メール返信・データ整理・レポート作成を棚卸しし、1つをAIに委任する</w:t>
             </w:r>
           </w:p>
           <w:p>
             <w:pPr>
-              <w:spacing w:after="60" w:line="336" w:lineRule="auto"/>
+              <w:spacing w:after="40"/>
             </w:pPr>
             <w:r>
               <w:rPr>
                 <w:rFonts w:ascii="Meiryo" w:hAnsi="Meiryo" w:eastAsia="Meiryo"/>
-                <w:color w:val="2C2C2C"/>
                 <w:sz w:val="20"/>
               </w:rPr>
-              <w:t xml:space="preserve">  </w:t>
             </w:r>
           </w:p>
           <w:p>
             <w:pPr>
-              <w:spacing w:after="60" w:line="336" w:lineRule="auto"/>
+              <w:spacing w:after="40"/>
             </w:pPr>
             <w:r>
               <w:rPr>
                 <w:rFonts w:ascii="Meiryo" w:hAnsi="Meiryo" w:eastAsia="Meiryo"/>
-                <w:color w:val="2C2C2C"/>
                 <w:sz w:val="20"/>
               </w:rPr>
-              <w:t xml:space="preserve">  Q3：来月までにLevel 2に上がるためにやること1つは？</w:t>
+              <w:t>Q3：来月までにLevel 2に上がるためにやること1つは？</w:t>
             </w:r>
           </w:p>
           <w:p>
             <w:pPr>
-              <w:spacing w:after="60" w:line="336" w:lineRule="auto"/>
+              <w:spacing w:after="40"/>
             </w:pPr>
             <w:r>
               <w:rPr>
                 <w:rFonts w:ascii="Meiryo" w:hAnsi="Meiryo" w:eastAsia="Meiryo"/>
-                <w:color w:val="2C2C2C"/>
                 <w:sz w:val="20"/>
               </w:rPr>
-              <w:t xml:space="preserve">  → Gemini in Chromeを有効化し、毎日1回はAI要約を使う習慣をつける</w:t>
+              <w:t>→ Gemini in Chromeを有効化し、毎日1回はAI要約を使う習慣をつける</w:t>
             </w:r>
           </w:p>
         </w:tc>
       </w:tr>
     </w:tbl>
-    <w:p>
-      <w:pPr>
-        <w:spacing w:after="80"/>
-      </w:pPr>
-    </w:p>
+    <w:p/>
     <w:p/>
     <w:p>
       <w:pPr>
@@ -7598,9 +7072,8 @@
         <w:rPr>
           <w:rFonts w:ascii="Meiryo" w:hAnsi="Meiryo" w:eastAsia="Meiryo"/>
           <w:b/>
-          <w:i w:val="0"/>
           <w:color w:val="534AB7"/>
-          <w:sz w:val="24"/>
+          <w:sz w:val="26"/>
         </w:rPr>
         <w:t>次回予告：第2回後半パート「主要AIツールの徹底比較と使い分け」</w:t>
       </w:r>
@@ -7614,7 +7087,6 @@
         <w:rPr>
           <w:rFonts w:ascii="Meiryo" w:hAnsi="Meiryo" w:eastAsia="Meiryo"/>
           <w:b/>
-          <w:i w:val="0"/>
           <w:color w:val="1A1A2E"/>
           <w:sz w:val="28"/>
         </w:rPr>
@@ -7623,8 +7095,8 @@
     </w:p>
     <w:sectPr>
       <w:footerReference w:type="default" r:id="rId9"/>
-      <w:pgSz w:w="11906" w:h="16838"/>
-      <w:pgMar w:top="1134" w:right="1417" w:bottom="1134" w:left="1417" w:header="720" w:footer="720" w:gutter="0"/>
+      <w:pgSz w:w="11909" w:h="16834"/>
+      <w:pgMar w:top="1417" w:right="1417" w:bottom="1417" w:left="1417" w:header="720" w:footer="720" w:gutter="0"/>
       <w:cols w:space="720"/>
       <w:docGrid w:linePitch="360"/>
     </w:sectPr>
@@ -7645,33 +7117,18 @@
         <w:color w:val="959595"/>
         <w:sz w:val="16"/>
       </w:rPr>
-      <w:t xml:space="preserve">真田孔明 AI活用講座 第2回  |  2026年3月 AI最新情報まとめ  |  </w:t>
+      <w:t xml:space="preserve">真田孔明 AI活用講座 第2回  |  </w:t>
     </w:r>
-    <w:fldSimple w:instr=" PAGE \* MERGEFORMAT ">
-      <w:r>
-        <w:rPr>
-          <w:sz w:val="16"/>
-          <w:color w:val="6A6A6A"/>
-        </w:rPr>
-        <w:t>1</w:t>
-      </w:r>
-    </w:fldSimple>
     <w:r>
       <w:rPr>
-        <w:color w:val="959595"/>
+        <w:rFonts w:ascii="Meiryo" w:hAnsi="Meiryo"/>
+        <w:color w:val="6A6A6A"/>
         <w:sz w:val="16"/>
       </w:rPr>
-      <w:t xml:space="preserve"> / </w:t>
+      <w:fldChar w:fldCharType="begin"/>
+      <w:instrText xml:space="preserve"> PAGE </w:instrText>
+      <w:fldChar w:fldCharType="end"/>
     </w:r>
-    <w:fldSimple w:instr=" NUMPAGES \* MERGEFORMAT ">
-      <w:r>
-        <w:rPr>
-          <w:sz w:val="16"/>
-          <w:color w:val="6A6A6A"/>
-        </w:rPr>
-        <w:t>1</w:t>
-      </w:r>
-    </w:fldSimple>
   </w:p>
 </w:ftr>
 </file>
@@ -8039,14 +7496,6 @@
     <w:name w:val="Normal"/>
     <w:qFormat/>
     <w:rsid w:val="00FC693F"/>
-    <w:pPr>
-      <w:spacing w:after="120" w:line="360" w:lineRule="auto"/>
-    </w:pPr>
-    <w:rPr>
-      <w:rFonts w:ascii="Meiryo" w:hAnsi="Meiryo" w:eastAsia="Meiryo"/>
-      <w:color w:val="2C2C2C"/>
-      <w:sz w:val="21"/>
-    </w:rPr>
   </w:style>
   <w:style w:type="paragraph" w:styleId="Header">
     <w:name w:val="header"/>
@@ -8103,15 +7552,15 @@
     <w:pPr>
       <w:keepNext/>
       <w:keepLines/>
-      <w:spacing w:before="480" w:after="240"/>
+      <w:spacing w:before="480" w:after="0"/>
       <w:outlineLvl w:val="0"/>
     </w:pPr>
     <w:rPr>
-      <w:rFonts w:asciiTheme="majorHAnsi" w:eastAsiaTheme="majorEastAsia" w:hAnsiTheme="majorHAnsi" w:cstheme="majorBidi" w:ascii="Meiryo" w:hAnsi="Meiryo" w:eastAsia="Meiryo"/>
+      <w:rFonts w:asciiTheme="majorHAnsi" w:eastAsiaTheme="majorEastAsia" w:hAnsiTheme="majorHAnsi" w:cstheme="majorBidi"/>
       <w:b/>
       <w:bCs/>
-      <w:color w:val="1A1A2E"/>
-      <w:sz w:val="44"/>
+      <w:color w:val="365F91" w:themeColor="accent1" w:themeShade="BF"/>
+      <w:sz w:val="28"/>
       <w:szCs w:val="28"/>
     </w:rPr>
   </w:style>
@@ -8127,15 +7576,15 @@
     <w:pPr>
       <w:keepNext/>
       <w:keepLines/>
-      <w:spacing w:before="360" w:after="160"/>
+      <w:spacing w:before="200" w:after="0"/>
       <w:outlineLvl w:val="1"/>
     </w:pPr>
     <w:rPr>
-      <w:rFonts w:asciiTheme="majorHAnsi" w:eastAsiaTheme="majorEastAsia" w:hAnsiTheme="majorHAnsi" w:cstheme="majorBidi" w:ascii="Meiryo" w:hAnsi="Meiryo" w:eastAsia="Meiryo"/>
+      <w:rFonts w:asciiTheme="majorHAnsi" w:eastAsiaTheme="majorEastAsia" w:hAnsiTheme="majorHAnsi" w:cstheme="majorBidi"/>
       <w:b/>
       <w:bCs/>
-      <w:color w:val="534AB7"/>
-      <w:sz w:val="32"/>
+      <w:color w:val="4F81BD" w:themeColor="accent1"/>
+      <w:sz w:val="26"/>
       <w:szCs w:val="26"/>
     </w:rPr>
   </w:style>
@@ -8151,15 +7600,14 @@
     <w:pPr>
       <w:keepNext/>
       <w:keepLines/>
-      <w:spacing w:before="240" w:after="120"/>
+      <w:spacing w:before="200" w:after="0"/>
       <w:outlineLvl w:val="2"/>
     </w:pPr>
     <w:rPr>
-      <w:rFonts w:asciiTheme="majorHAnsi" w:eastAsiaTheme="majorEastAsia" w:hAnsiTheme="majorHAnsi" w:cstheme="majorBidi" w:ascii="Meiryo" w:hAnsi="Meiryo" w:eastAsia="Meiryo"/>
+      <w:rFonts w:asciiTheme="majorHAnsi" w:eastAsiaTheme="majorEastAsia" w:hAnsiTheme="majorHAnsi" w:cstheme="majorBidi"/>
       <w:b/>
       <w:bCs/>
-      <w:color w:val="1A1A2E"/>
-      <w:sz w:val="26"/>
+      <w:color w:val="4F81BD" w:themeColor="accent1"/>
     </w:rPr>
   </w:style>
   <w:style w:type="paragraph" w:styleId="Heading4">
